--- a/DreamCatcher_Documentation.docx
+++ b/DreamCatcher_Documentation.docx
@@ -10,33 +10,15 @@
     </w:p>
     <w:p>
       <w:pPr>
-        <w:spacing w:after="40"/>
+        <w:spacing w:after="1100"/>
         <w:jc w:val="center"/>
-      </w:pPr>
-      <w:r>
         <w:rPr>
           <w:b/>
           <w:bCs/>
           <w:sz w:val="26"/>
           <w:szCs w:val="26"/>
         </w:rPr>
-        <w:t>ITTE105b – Analytics Application</w:t>
-      </w:r>
-    </w:p>
-    <w:p>
-      <w:pPr>
-        <w:spacing w:after="900"/>
-        <w:jc w:val="center"/>
-      </w:pPr>
-      <w:r>
-        <w:rPr>
-          <w:b/>
-          <w:bCs/>
-          <w:sz w:val="24"/>
-          <w:szCs w:val="24"/>
-        </w:rPr>
-        <w:t>Final Term Requirement – Design, Evaluation, and Deployment of Machine Learning Models for Real-World Applications</w:t>
-      </w:r>
+      </w:pPr>
     </w:p>
     <w:p>
       <w:pPr>
@@ -57,12 +39,22 @@
       <w:pPr>
         <w:spacing w:after="140"/>
         <w:jc w:val="center"/>
-      </w:pPr>
-      <w:r>
         <w:rPr>
           <w:sz w:val="24"/>
           <w:szCs w:val="24"/>
         </w:rPr>
+      </w:pPr>
+    </w:p>
+    <w:p>
+      <w:pPr>
+        <w:spacing w:after="140"/>
+        <w:jc w:val="center"/>
+      </w:pPr>
+      <w:r>
+        <w:rPr>
+          <w:sz w:val="24"/>
+          <w:szCs w:val="24"/>
+        </w:rPr>
         <w:t>By:</w:t>
       </w:r>
     </w:p>
@@ -122,6 +114,24 @@
       <w:pPr>
         <w:spacing w:before="900" w:after="80"/>
         <w:jc w:val="center"/>
+      </w:pPr>
+    </w:p>
+    <w:p>
+      <w:pPr>
+        <w:jc w:val="center"/>
+        <w:rPr>
+          <w:sz w:val="24"/>
+          <w:szCs w:val="24"/>
+        </w:rPr>
+      </w:pPr>
+    </w:p>
+    <w:p>
+      <w:pPr>
+        <w:jc w:val="center"/>
+        <w:rPr>
+          <w:sz w:val="24"/>
+          <w:szCs w:val="24"/>
+        </w:rPr>
       </w:pPr>
     </w:p>
     <w:p>
@@ -162,7 +172,7 @@
         <w:tabs>
           <w:tab w:val="right" w:leader="dot" w:pos="9360"/>
         </w:tabs>
-        <w:spacing w:before="40" w:after="0"/>
+        <w:spacing w:before="40"/>
         <w:ind w:right="500"/>
       </w:pPr>
       <w:r>
@@ -173,18 +183,7 @@
           <w:szCs w:val="20"/>
         </w:rPr>
         <w:t>Objectives</w:t>
-        <w:tab/>
-        <w:t>5</w:t>
-      </w:r>
-    </w:p>
-    <w:p>
-      <w:pPr>
-        <w:tabs>
-          <w:tab w:val="right" w:leader="dot" w:pos="9360"/>
-        </w:tabs>
-        <w:spacing w:before="40" w:after="0"/>
-        <w:ind w:right="500"/>
-      </w:pPr>
+      </w:r>
       <w:r>
         <w:rPr>
           <w:b/>
@@ -192,7 +191,6 @@
           <w:sz w:val="20"/>
           <w:szCs w:val="20"/>
         </w:rPr>
-        <w:t>I. Data Understanding and Preparation</w:t>
         <w:tab/>
         <w:t>5</w:t>
       </w:r>
@@ -202,223 +200,7 @@
         <w:tabs>
           <w:tab w:val="right" w:leader="dot" w:pos="9360"/>
         </w:tabs>
-        <w:spacing w:after="0"/>
-        <w:ind w:left="360" w:right="500"/>
-      </w:pPr>
-      <w:r>
-        <w:rPr>
-          <w:sz w:val="20"/>
-          <w:szCs w:val="20"/>
-        </w:rPr>
-        <w:t>A. Dataset Description</w:t>
-        <w:tab/>
-        <w:t>5</w:t>
-      </w:r>
-    </w:p>
-    <w:p>
-      <w:pPr>
-        <w:tabs>
-          <w:tab w:val="right" w:leader="dot" w:pos="9360"/>
-        </w:tabs>
-        <w:spacing w:after="0"/>
-        <w:ind w:left="720" w:right="500"/>
-      </w:pPr>
-      <w:r>
-        <w:rPr>
-          <w:sz w:val="20"/>
-          <w:szCs w:val="20"/>
-        </w:rPr>
-        <w:t>Clinical Background and Why It Matters for the Model</w:t>
-        <w:tab/>
-        <w:t>6</w:t>
-      </w:r>
-    </w:p>
-    <w:p>
-      <w:pPr>
-        <w:tabs>
-          <w:tab w:val="right" w:leader="dot" w:pos="9360"/>
-        </w:tabs>
-        <w:spacing w:after="0"/>
-        <w:ind w:left="360" w:right="500"/>
-      </w:pPr>
-      <w:r>
-        <w:rPr>
-          <w:sz w:val="20"/>
-          <w:szCs w:val="20"/>
-        </w:rPr>
-        <w:t>B. Initial Exploratory Data Analysis (Raw Data)</w:t>
-        <w:tab/>
-        <w:t>7</w:t>
-      </w:r>
-    </w:p>
-    <w:p>
-      <w:pPr>
-        <w:tabs>
-          <w:tab w:val="right" w:leader="dot" w:pos="9360"/>
-        </w:tabs>
-        <w:spacing w:after="0"/>
-        <w:ind w:left="360" w:right="500"/>
-      </w:pPr>
-      <w:r>
-        <w:rPr>
-          <w:sz w:val="20"/>
-          <w:szCs w:val="20"/>
-        </w:rPr>
-        <w:t>C. Data Cleaning and Preprocessing</w:t>
-        <w:tab/>
-        <w:t>9</w:t>
-      </w:r>
-    </w:p>
-    <w:p>
-      <w:pPr>
-        <w:tabs>
-          <w:tab w:val="right" w:leader="dot" w:pos="9360"/>
-        </w:tabs>
-        <w:spacing w:after="0"/>
-        <w:ind w:left="720" w:right="500"/>
-      </w:pPr>
-      <w:r>
-        <w:rPr>
-          <w:sz w:val="20"/>
-          <w:szCs w:val="20"/>
-        </w:rPr>
-        <w:t>1. Handling Inconsistent Text, Missing Values and Outliers</w:t>
-        <w:tab/>
-        <w:t>9</w:t>
-      </w:r>
-    </w:p>
-    <w:p>
-      <w:pPr>
-        <w:tabs>
-          <w:tab w:val="right" w:leader="dot" w:pos="9360"/>
-        </w:tabs>
-        <w:spacing w:after="0"/>
-        <w:ind w:left="720" w:right="500"/>
-      </w:pPr>
-      <w:r>
-        <w:rPr>
-          <w:sz w:val="20"/>
-          <w:szCs w:val="20"/>
-        </w:rPr>
-        <w:t>2. Feature Engineering</w:t>
-        <w:tab/>
-        <w:t>12</w:t>
-      </w:r>
-    </w:p>
-    <w:p>
-      <w:pPr>
-        <w:tabs>
-          <w:tab w:val="right" w:leader="dot" w:pos="9360"/>
-        </w:tabs>
-        <w:spacing w:after="0"/>
-        <w:ind w:left="720" w:right="500"/>
-      </w:pPr>
-      <w:r>
-        <w:rPr>
-          <w:sz w:val="20"/>
-          <w:szCs w:val="20"/>
-        </w:rPr>
-        <w:t>3. Encoding and Scaling</w:t>
-        <w:tab/>
-        <w:t>12</w:t>
-      </w:r>
-    </w:p>
-    <w:p>
-      <w:pPr>
-        <w:tabs>
-          <w:tab w:val="right" w:leader="dot" w:pos="9360"/>
-        </w:tabs>
-        <w:spacing w:after="0"/>
-        <w:ind w:left="360" w:right="500"/>
-      </w:pPr>
-      <w:r>
-        <w:rPr>
-          <w:sz w:val="20"/>
-          <w:szCs w:val="20"/>
-        </w:rPr>
-        <w:t>D. Updated Exploratory Data Analysis (Cleaned Data)</w:t>
-        <w:tab/>
-        <w:t>13</w:t>
-      </w:r>
-    </w:p>
-    <w:p>
-      <w:pPr>
-        <w:tabs>
-          <w:tab w:val="right" w:leader="dot" w:pos="9360"/>
-        </w:tabs>
-        <w:spacing w:after="0"/>
-        <w:ind w:left="720" w:right="500"/>
-      </w:pPr>
-      <w:r>
-        <w:rPr>
-          <w:sz w:val="20"/>
-          <w:szCs w:val="20"/>
-        </w:rPr>
-        <w:t>Numerical Features by Class</w:t>
-        <w:tab/>
-        <w:t>15</w:t>
-      </w:r>
-    </w:p>
-    <w:p>
-      <w:pPr>
-        <w:tabs>
-          <w:tab w:val="right" w:leader="dot" w:pos="9360"/>
-        </w:tabs>
-        <w:spacing w:after="0"/>
-        <w:ind w:left="720" w:right="500"/>
-      </w:pPr>
-      <w:r>
-        <w:rPr>
-          <w:sz w:val="20"/>
-          <w:szCs w:val="20"/>
-        </w:rPr>
-        <w:t>Categorical and Ordinal Features by Class</w:t>
-        <w:tab/>
-        <w:t>17</w:t>
-      </w:r>
-    </w:p>
-    <w:p>
-      <w:pPr>
-        <w:tabs>
-          <w:tab w:val="right" w:leader="dot" w:pos="9360"/>
-        </w:tabs>
-        <w:spacing w:after="0"/>
-        <w:ind w:left="720" w:right="500"/>
-      </w:pPr>
-      <w:r>
-        <w:rPr>
-          <w:sz w:val="20"/>
-          <w:szCs w:val="20"/>
-        </w:rPr>
-        <w:t>Correlations</w:t>
-        <w:tab/>
-        <w:t>21</w:t>
-      </w:r>
-    </w:p>
-    <w:p>
-      <w:pPr>
-        <w:tabs>
-          <w:tab w:val="right" w:leader="dot" w:pos="9360"/>
-        </w:tabs>
-        <w:spacing w:after="0"/>
-        <w:ind w:left="360" w:right="500"/>
-      </w:pPr>
-      <w:r>
-        <w:rPr>
-          <w:sz w:val="20"/>
-          <w:szCs w:val="20"/>
-        </w:rPr>
-        <w:t>E. Train-Test Data Splitting</w:t>
-        <w:tab/>
-        <w:t>22</w:t>
-      </w:r>
-    </w:p>
-    <w:p>
-      <w:pPr>
-        <w:tabs>
-          <w:tab w:val="right" w:leader="dot" w:pos="9360"/>
-        </w:tabs>
-        <w:spacing w:before="40" w:after="0"/>
+        <w:spacing w:before="40"/>
         <w:ind w:right="500"/>
       </w:pPr>
       <w:r>
@@ -428,91 +210,8 @@
           <w:sz w:val="20"/>
           <w:szCs w:val="20"/>
         </w:rPr>
-        <w:t>II. Model Implementation</w:t>
-        <w:tab/>
-        <w:t>22</w:t>
-      </w:r>
-    </w:p>
-    <w:p>
-      <w:pPr>
-        <w:tabs>
-          <w:tab w:val="right" w:leader="dot" w:pos="9360"/>
-        </w:tabs>
-        <w:spacing w:after="0"/>
-        <w:ind w:left="360" w:right="500"/>
-      </w:pPr>
-      <w:r>
-        <w:rPr>
-          <w:sz w:val="20"/>
-          <w:szCs w:val="20"/>
-        </w:rPr>
-        <w:t>A. Model Selection</w:t>
-        <w:tab/>
-        <w:t>22</w:t>
-      </w:r>
-    </w:p>
-    <w:p>
-      <w:pPr>
-        <w:tabs>
-          <w:tab w:val="right" w:leader="dot" w:pos="9360"/>
-        </w:tabs>
-        <w:spacing w:after="0"/>
-        <w:ind w:left="360" w:right="500"/>
-      </w:pPr>
-      <w:r>
-        <w:rPr>
-          <w:sz w:val="20"/>
-          <w:szCs w:val="20"/>
-        </w:rPr>
-        <w:t>B. Training Workflow and Handling Strategy</w:t>
-        <w:tab/>
-        <w:t>23</w:t>
-      </w:r>
-    </w:p>
-    <w:p>
-      <w:pPr>
-        <w:tabs>
-          <w:tab w:val="right" w:leader="dot" w:pos="9360"/>
-        </w:tabs>
-        <w:spacing w:after="0"/>
-        <w:ind w:left="360" w:right="500"/>
-      </w:pPr>
-      <w:r>
-        <w:rPr>
-          <w:sz w:val="20"/>
-          <w:szCs w:val="20"/>
-        </w:rPr>
-        <w:t>C. Hyperparameter Tuning</w:t>
-        <w:tab/>
-        <w:t>26</w:t>
-      </w:r>
-    </w:p>
-    <w:p>
-      <w:pPr>
-        <w:tabs>
-          <w:tab w:val="right" w:leader="dot" w:pos="9360"/>
-        </w:tabs>
-        <w:spacing w:after="0"/>
-        <w:ind w:left="360" w:right="500"/>
-      </w:pPr>
-      <w:r>
-        <w:rPr>
-          <w:sz w:val="20"/>
-          <w:szCs w:val="20"/>
-        </w:rPr>
-        <w:t>D. Feature Ranking and Feature Selection</w:t>
-        <w:tab/>
-        <w:t>28</w:t>
-      </w:r>
-    </w:p>
-    <w:p>
-      <w:pPr>
-        <w:tabs>
-          <w:tab w:val="right" w:leader="dot" w:pos="9360"/>
-        </w:tabs>
-        <w:spacing w:before="40" w:after="0"/>
-        <w:ind w:right="500"/>
-      </w:pPr>
+        <w:t>I. Data Understanding and Preparation</w:t>
+      </w:r>
       <w:r>
         <w:rPr>
           <w:b/>
@@ -520,9 +219,8 @@
           <w:sz w:val="20"/>
           <w:szCs w:val="20"/>
         </w:rPr>
-        <w:t>III. Model Evaluation</w:t>
         <w:tab/>
-        <w:t>32</w:t>
+        <w:t>5</w:t>
       </w:r>
     </w:p>
     <w:p>
@@ -530,7 +228,6 @@
         <w:tabs>
           <w:tab w:val="right" w:leader="dot" w:pos="9360"/>
         </w:tabs>
-        <w:spacing w:after="0"/>
         <w:ind w:left="360" w:right="500"/>
       </w:pPr>
       <w:r>
@@ -538,9 +235,15 @@
           <w:sz w:val="20"/>
           <w:szCs w:val="20"/>
         </w:rPr>
-        <w:t>A. Evaluation Metrics</w:t>
+        <w:t>A. Dataset Description</w:t>
+      </w:r>
+      <w:r>
+        <w:rPr>
+          <w:sz w:val="20"/>
+          <w:szCs w:val="20"/>
+        </w:rPr>
         <w:tab/>
-        <w:t>32</w:t>
+        <w:t>5</w:t>
       </w:r>
     </w:p>
     <w:p>
@@ -548,17 +251,22 @@
         <w:tabs>
           <w:tab w:val="right" w:leader="dot" w:pos="9360"/>
         </w:tabs>
-        <w:spacing w:after="0"/>
-        <w:ind w:left="360" w:right="500"/>
+        <w:ind w:left="720" w:right="500"/>
       </w:pPr>
       <w:r>
         <w:rPr>
           <w:sz w:val="20"/>
           <w:szCs w:val="20"/>
         </w:rPr>
-        <w:t>B. Test-Set Results</w:t>
+        <w:t>Clinical Background and Why It Matters for the Model</w:t>
+      </w:r>
+      <w:r>
+        <w:rPr>
+          <w:sz w:val="20"/>
+          <w:szCs w:val="20"/>
+        </w:rPr>
         <w:tab/>
-        <w:t>32</w:t>
+        <w:t>6</w:t>
       </w:r>
     </w:p>
     <w:p>
@@ -566,7 +274,6 @@
         <w:tabs>
           <w:tab w:val="right" w:leader="dot" w:pos="9360"/>
         </w:tabs>
-        <w:spacing w:after="0"/>
         <w:ind w:left="360" w:right="500"/>
       </w:pPr>
       <w:r>
@@ -574,9 +281,15 @@
           <w:sz w:val="20"/>
           <w:szCs w:val="20"/>
         </w:rPr>
-        <w:t>C. Confusion Matrices</w:t>
+        <w:t>B. Initial Exploratory Data Analysis (Raw Data)</w:t>
+      </w:r>
+      <w:r>
+        <w:rPr>
+          <w:sz w:val="20"/>
+          <w:szCs w:val="20"/>
+        </w:rPr>
         <w:tab/>
-        <w:t>34</w:t>
+        <w:t>7</w:t>
       </w:r>
     </w:p>
     <w:p>
@@ -584,7 +297,6 @@
         <w:tabs>
           <w:tab w:val="right" w:leader="dot" w:pos="9360"/>
         </w:tabs>
-        <w:spacing w:after="0"/>
         <w:ind w:left="360" w:right="500"/>
       </w:pPr>
       <w:r>
@@ -592,9 +304,15 @@
           <w:sz w:val="20"/>
           <w:szCs w:val="20"/>
         </w:rPr>
-        <w:t>D. ROC Curves</w:t>
+        <w:t>C. Data Cleaning and Preprocessing</w:t>
+      </w:r>
+      <w:r>
+        <w:rPr>
+          <w:sz w:val="20"/>
+          <w:szCs w:val="20"/>
+        </w:rPr>
         <w:tab/>
-        <w:t>37</w:t>
+        <w:t>9</w:t>
       </w:r>
     </w:p>
     <w:p>
@@ -602,17 +320,22 @@
         <w:tabs>
           <w:tab w:val="right" w:leader="dot" w:pos="9360"/>
         </w:tabs>
-        <w:spacing w:after="0"/>
-        <w:ind w:left="360" w:right="500"/>
+        <w:ind w:left="720" w:right="500"/>
       </w:pPr>
       <w:r>
         <w:rPr>
           <w:sz w:val="20"/>
           <w:szCs w:val="20"/>
         </w:rPr>
-        <w:t>E. Performance Comparison</w:t>
+        <w:t>1. Handling Inconsistent Text, Missing Values and Outliers</w:t>
+      </w:r>
+      <w:r>
+        <w:rPr>
+          <w:sz w:val="20"/>
+          <w:szCs w:val="20"/>
+        </w:rPr>
         <w:tab/>
-        <w:t>39</w:t>
+        <w:t>9</w:t>
       </w:r>
     </w:p>
     <w:p>
@@ -620,17 +343,22 @@
         <w:tabs>
           <w:tab w:val="right" w:leader="dot" w:pos="9360"/>
         </w:tabs>
-        <w:spacing w:after="0"/>
-        <w:ind w:left="360" w:right="500"/>
+        <w:ind w:left="720" w:right="500"/>
       </w:pPr>
       <w:r>
         <w:rPr>
           <w:sz w:val="20"/>
           <w:szCs w:val="20"/>
         </w:rPr>
-        <w:t>F. Is the Signal Real? Permutation Test and Feature Importance</w:t>
+        <w:t>2. Feature Engineering</w:t>
+      </w:r>
+      <w:r>
+        <w:rPr>
+          <w:sz w:val="20"/>
+          <w:szCs w:val="20"/>
+        </w:rPr>
         <w:tab/>
-        <w:t>40</w:t>
+        <w:t>12</w:t>
       </w:r>
     </w:p>
     <w:p>
@@ -638,17 +366,22 @@
         <w:tabs>
           <w:tab w:val="right" w:leader="dot" w:pos="9360"/>
         </w:tabs>
-        <w:spacing w:after="0"/>
-        <w:ind w:left="360" w:right="500"/>
+        <w:ind w:left="720" w:right="500"/>
       </w:pPr>
       <w:r>
         <w:rPr>
           <w:sz w:val="20"/>
           <w:szCs w:val="20"/>
         </w:rPr>
-        <w:t>G. Screening Thresholds: Sensitivity and Specificity</w:t>
+        <w:t>3. Encoding and Scaling</w:t>
+      </w:r>
+      <w:r>
+        <w:rPr>
+          <w:sz w:val="20"/>
+          <w:szCs w:val="20"/>
+        </w:rPr>
         <w:tab/>
-        <w:t>41</w:t>
+        <w:t>12</w:t>
       </w:r>
     </w:p>
     <w:p>
@@ -656,7 +389,6 @@
         <w:tabs>
           <w:tab w:val="right" w:leader="dot" w:pos="9360"/>
         </w:tabs>
-        <w:spacing w:after="0"/>
         <w:ind w:left="360" w:right="500"/>
       </w:pPr>
       <w:r>
@@ -664,9 +396,15 @@
           <w:sz w:val="20"/>
           <w:szCs w:val="20"/>
         </w:rPr>
-        <w:t>H. Decision Rules: Ties and a Clinical Consistency Check</w:t>
+        <w:t>D. Updated Exploratory Data Analysis (Cleaned Data)</w:t>
+      </w:r>
+      <w:r>
+        <w:rPr>
+          <w:sz w:val="20"/>
+          <w:szCs w:val="20"/>
+        </w:rPr>
         <w:tab/>
-        <w:t>43</w:t>
+        <w:t>13</w:t>
       </w:r>
     </w:p>
     <w:p>
@@ -674,17 +412,22 @@
         <w:tabs>
           <w:tab w:val="right" w:leader="dot" w:pos="9360"/>
         </w:tabs>
-        <w:spacing w:after="0"/>
-        <w:ind w:left="360" w:right="500"/>
+        <w:ind w:left="720" w:right="500"/>
       </w:pPr>
       <w:r>
         <w:rPr>
           <w:sz w:val="20"/>
           <w:szCs w:val="20"/>
         </w:rPr>
-        <w:t>I. Final Model Selection</w:t>
+        <w:t>Numerical Features by Class</w:t>
+      </w:r>
+      <w:r>
+        <w:rPr>
+          <w:sz w:val="20"/>
+          <w:szCs w:val="20"/>
+        </w:rPr>
         <w:tab/>
-        <w:t>44</w:t>
+        <w:t>15</w:t>
       </w:r>
     </w:p>
     <w:p>
@@ -692,7 +435,76 @@
         <w:tabs>
           <w:tab w:val="right" w:leader="dot" w:pos="9360"/>
         </w:tabs>
-        <w:spacing w:before="40" w:after="0"/>
+        <w:ind w:left="720" w:right="500"/>
+      </w:pPr>
+      <w:r>
+        <w:rPr>
+          <w:sz w:val="20"/>
+          <w:szCs w:val="20"/>
+        </w:rPr>
+        <w:t>Categorical and Ordinal Features by Class</w:t>
+      </w:r>
+      <w:r>
+        <w:rPr>
+          <w:sz w:val="20"/>
+          <w:szCs w:val="20"/>
+        </w:rPr>
+        <w:tab/>
+        <w:t>17</w:t>
+      </w:r>
+    </w:p>
+    <w:p>
+      <w:pPr>
+        <w:tabs>
+          <w:tab w:val="right" w:leader="dot" w:pos="9360"/>
+        </w:tabs>
+        <w:ind w:left="720" w:right="500"/>
+      </w:pPr>
+      <w:r>
+        <w:rPr>
+          <w:sz w:val="20"/>
+          <w:szCs w:val="20"/>
+        </w:rPr>
+        <w:t>Correlations</w:t>
+      </w:r>
+      <w:r>
+        <w:rPr>
+          <w:sz w:val="20"/>
+          <w:szCs w:val="20"/>
+        </w:rPr>
+        <w:tab/>
+        <w:t>21</w:t>
+      </w:r>
+    </w:p>
+    <w:p>
+      <w:pPr>
+        <w:tabs>
+          <w:tab w:val="right" w:leader="dot" w:pos="9360"/>
+        </w:tabs>
+        <w:ind w:left="360" w:right="500"/>
+      </w:pPr>
+      <w:r>
+        <w:rPr>
+          <w:sz w:val="20"/>
+          <w:szCs w:val="20"/>
+        </w:rPr>
+        <w:t>E. Train-Test Data Splitting</w:t>
+      </w:r>
+      <w:r>
+        <w:rPr>
+          <w:sz w:val="20"/>
+          <w:szCs w:val="20"/>
+        </w:rPr>
+        <w:tab/>
+        <w:t>22</w:t>
+      </w:r>
+    </w:p>
+    <w:p>
+      <w:pPr>
+        <w:tabs>
+          <w:tab w:val="right" w:leader="dot" w:pos="9360"/>
+        </w:tabs>
+        <w:spacing w:before="40"/>
         <w:ind w:right="500"/>
       </w:pPr>
       <w:r>
@@ -702,109 +514,8 @@
           <w:sz w:val="20"/>
           <w:szCs w:val="20"/>
         </w:rPr>
-        <w:t>IV. Comparative Analysis and Discussion</w:t>
-        <w:tab/>
-        <w:t>44</w:t>
-      </w:r>
-    </w:p>
-    <w:p>
-      <w:pPr>
-        <w:tabs>
-          <w:tab w:val="right" w:leader="dot" w:pos="9360"/>
-        </w:tabs>
-        <w:spacing w:after="0"/>
-        <w:ind w:left="360" w:right="500"/>
-      </w:pPr>
-      <w:r>
-        <w:rPr>
-          <w:sz w:val="20"/>
-          <w:szCs w:val="20"/>
-        </w:rPr>
-        <w:t>A. Comparison of the Three Models</w:t>
-        <w:tab/>
-        <w:t>44</w:t>
-      </w:r>
-    </w:p>
-    <w:p>
-      <w:pPr>
-        <w:tabs>
-          <w:tab w:val="right" w:leader="dot" w:pos="9360"/>
-        </w:tabs>
-        <w:spacing w:after="0"/>
-        <w:ind w:left="360" w:right="500"/>
-      </w:pPr>
-      <w:r>
-        <w:rPr>
-          <w:sz w:val="20"/>
-          <w:szCs w:val="20"/>
-        </w:rPr>
-        <w:t>B. Why KNN May Perform Better on This Dataset</w:t>
-        <w:tab/>
-        <w:t>45</w:t>
-      </w:r>
-    </w:p>
-    <w:p>
-      <w:pPr>
-        <w:tabs>
-          <w:tab w:val="right" w:leader="dot" w:pos="9360"/>
-        </w:tabs>
-        <w:spacing w:after="0"/>
-        <w:ind w:left="360" w:right="500"/>
-      </w:pPr>
-      <w:r>
-        <w:rPr>
-          <w:sz w:val="20"/>
-          <w:szCs w:val="20"/>
-        </w:rPr>
-        <w:t>C. Implications of the Findings</w:t>
-        <w:tab/>
-        <w:t>45</w:t>
-      </w:r>
-    </w:p>
-    <w:p>
-      <w:pPr>
-        <w:tabs>
-          <w:tab w:val="right" w:leader="dot" w:pos="9360"/>
-        </w:tabs>
-        <w:spacing w:after="0"/>
-        <w:ind w:left="360" w:right="500"/>
-      </w:pPr>
-      <w:r>
-        <w:rPr>
-          <w:sz w:val="20"/>
-          <w:szCs w:val="20"/>
-        </w:rPr>
-        <w:t>D. Limitations</w:t>
-        <w:tab/>
-        <w:t>45</w:t>
-      </w:r>
-    </w:p>
-    <w:p>
-      <w:pPr>
-        <w:tabs>
-          <w:tab w:val="right" w:leader="dot" w:pos="9360"/>
-        </w:tabs>
-        <w:spacing w:after="0"/>
-        <w:ind w:left="360" w:right="500"/>
-      </w:pPr>
-      <w:r>
-        <w:rPr>
-          <w:sz w:val="20"/>
-          <w:szCs w:val="20"/>
-        </w:rPr>
-        <w:t>E. Potential Improvements</w:t>
-        <w:tab/>
-        <w:t>46</w:t>
-      </w:r>
-    </w:p>
-    <w:p>
-      <w:pPr>
-        <w:tabs>
-          <w:tab w:val="right" w:leader="dot" w:pos="9360"/>
-        </w:tabs>
-        <w:spacing w:before="40" w:after="0"/>
-        <w:ind w:right="500"/>
-      </w:pPr>
+        <w:t>II. Model Implementation</w:t>
+      </w:r>
       <w:r>
         <w:rPr>
           <w:b/>
@@ -812,9 +523,8 @@
           <w:sz w:val="20"/>
           <w:szCs w:val="20"/>
         </w:rPr>
-        <w:t>V. Model Deployment</w:t>
         <w:tab/>
-        <w:t>46</w:t>
+        <w:t>22</w:t>
       </w:r>
     </w:p>
     <w:p>
@@ -822,7 +532,6 @@
         <w:tabs>
           <w:tab w:val="right" w:leader="dot" w:pos="9360"/>
         </w:tabs>
-        <w:spacing w:after="0"/>
         <w:ind w:left="360" w:right="500"/>
       </w:pPr>
       <w:r>
@@ -830,9 +539,15 @@
           <w:sz w:val="20"/>
           <w:szCs w:val="20"/>
         </w:rPr>
-        <w:t>A. Selecting, Training and Saving the Model</w:t>
+        <w:t>A. Model Selection</w:t>
+      </w:r>
+      <w:r>
+        <w:rPr>
+          <w:sz w:val="20"/>
+          <w:szCs w:val="20"/>
+        </w:rPr>
         <w:tab/>
-        <w:t>46</w:t>
+        <w:t>22</w:t>
       </w:r>
     </w:p>
     <w:p>
@@ -840,7 +555,6 @@
         <w:tabs>
           <w:tab w:val="right" w:leader="dot" w:pos="9360"/>
         </w:tabs>
-        <w:spacing w:after="0"/>
         <w:ind w:left="360" w:right="500"/>
       </w:pPr>
       <w:r>
@@ -848,9 +562,15 @@
           <w:sz w:val="20"/>
           <w:szCs w:val="20"/>
         </w:rPr>
-        <w:t>B. Folder Structure and Docker</w:t>
+        <w:t>B. Training Workflow and Handling Strategy</w:t>
+      </w:r>
+      <w:r>
+        <w:rPr>
+          <w:sz w:val="20"/>
+          <w:szCs w:val="20"/>
+        </w:rPr>
         <w:tab/>
-        <w:t>47</w:t>
+        <w:t>23</w:t>
       </w:r>
     </w:p>
     <w:p>
@@ -858,7 +578,6 @@
         <w:tabs>
           <w:tab w:val="right" w:leader="dot" w:pos="9360"/>
         </w:tabs>
-        <w:spacing w:after="0"/>
         <w:ind w:left="360" w:right="500"/>
       </w:pPr>
       <w:r>
@@ -866,9 +585,15 @@
           <w:sz w:val="20"/>
           <w:szCs w:val="20"/>
         </w:rPr>
-        <w:t>C. API Endpoint (FastAPI)</w:t>
+        <w:t>C. Hyperparameter Tuning</w:t>
+      </w:r>
+      <w:r>
+        <w:rPr>
+          <w:sz w:val="20"/>
+          <w:szCs w:val="20"/>
+        </w:rPr>
         <w:tab/>
-        <w:t>49</w:t>
+        <w:t>26</w:t>
       </w:r>
     </w:p>
     <w:p>
@@ -876,7 +601,6 @@
         <w:tabs>
           <w:tab w:val="right" w:leader="dot" w:pos="9360"/>
         </w:tabs>
-        <w:spacing w:after="0"/>
         <w:ind w:left="360" w:right="500"/>
       </w:pPr>
       <w:r>
@@ -884,9 +608,15 @@
           <w:sz w:val="20"/>
           <w:szCs w:val="20"/>
         </w:rPr>
-        <w:t>D. Web Application Interface</w:t>
+        <w:t>D. Feature Ranking and Feature Selection</w:t>
+      </w:r>
+      <w:r>
+        <w:rPr>
+          <w:sz w:val="20"/>
+          <w:szCs w:val="20"/>
+        </w:rPr>
         <w:tab/>
-        <w:t>54</w:t>
+        <w:t>28</w:t>
       </w:r>
     </w:p>
     <w:p>
@@ -894,7 +624,7 @@
         <w:tabs>
           <w:tab w:val="right" w:leader="dot" w:pos="9360"/>
         </w:tabs>
-        <w:spacing w:before="40" w:after="0"/>
+        <w:spacing w:before="40"/>
         <w:ind w:right="500"/>
       </w:pPr>
       <w:r>
@@ -904,55 +634,8 @@
           <w:sz w:val="20"/>
           <w:szCs w:val="20"/>
         </w:rPr>
-        <w:t>VI. Conclusion and Recommendations</w:t>
-        <w:tab/>
-        <w:t>56</w:t>
-      </w:r>
-    </w:p>
-    <w:p>
-      <w:pPr>
-        <w:tabs>
-          <w:tab w:val="right" w:leader="dot" w:pos="9360"/>
-        </w:tabs>
-        <w:spacing w:after="0"/>
-        <w:ind w:left="360" w:right="500"/>
-      </w:pPr>
-      <w:r>
-        <w:rPr>
-          <w:sz w:val="20"/>
-          <w:szCs w:val="20"/>
-        </w:rPr>
-        <w:t>Conclusion</w:t>
-        <w:tab/>
-        <w:t>56</w:t>
-      </w:r>
-    </w:p>
-    <w:p>
-      <w:pPr>
-        <w:tabs>
-          <w:tab w:val="right" w:leader="dot" w:pos="9360"/>
-        </w:tabs>
-        <w:spacing w:after="0"/>
-        <w:ind w:left="360" w:right="500"/>
-      </w:pPr>
-      <w:r>
-        <w:rPr>
-          <w:sz w:val="20"/>
-          <w:szCs w:val="20"/>
-        </w:rPr>
-        <w:t>Recommendations</w:t>
-        <w:tab/>
-        <w:t>57</w:t>
-      </w:r>
-    </w:p>
-    <w:p>
-      <w:pPr>
-        <w:tabs>
-          <w:tab w:val="right" w:leader="dot" w:pos="9360"/>
-        </w:tabs>
-        <w:spacing w:before="40" w:after="0"/>
-        <w:ind w:right="500"/>
-      </w:pPr>
+        <w:t>III. Model Evaluation</w:t>
+      </w:r>
       <w:r>
         <w:rPr>
           <w:b/>
@@ -960,7 +643,578 @@
           <w:sz w:val="20"/>
           <w:szCs w:val="20"/>
         </w:rPr>
+        <w:tab/>
+        <w:t>32</w:t>
+      </w:r>
+    </w:p>
+    <w:p>
+      <w:pPr>
+        <w:tabs>
+          <w:tab w:val="right" w:leader="dot" w:pos="9360"/>
+        </w:tabs>
+        <w:ind w:left="360" w:right="500"/>
+      </w:pPr>
+      <w:r>
+        <w:rPr>
+          <w:sz w:val="20"/>
+          <w:szCs w:val="20"/>
+        </w:rPr>
+        <w:t>A. Evaluation Metrics</w:t>
+      </w:r>
+      <w:r>
+        <w:rPr>
+          <w:sz w:val="20"/>
+          <w:szCs w:val="20"/>
+        </w:rPr>
+        <w:tab/>
+        <w:t>32</w:t>
+      </w:r>
+    </w:p>
+    <w:p>
+      <w:pPr>
+        <w:tabs>
+          <w:tab w:val="right" w:leader="dot" w:pos="9360"/>
+        </w:tabs>
+        <w:ind w:left="360" w:right="500"/>
+      </w:pPr>
+      <w:r>
+        <w:rPr>
+          <w:sz w:val="20"/>
+          <w:szCs w:val="20"/>
+        </w:rPr>
+        <w:t>B. Test-Set Results</w:t>
+      </w:r>
+      <w:r>
+        <w:rPr>
+          <w:sz w:val="20"/>
+          <w:szCs w:val="20"/>
+        </w:rPr>
+        <w:tab/>
+        <w:t>32</w:t>
+      </w:r>
+    </w:p>
+    <w:p>
+      <w:pPr>
+        <w:tabs>
+          <w:tab w:val="right" w:leader="dot" w:pos="9360"/>
+        </w:tabs>
+        <w:ind w:left="360" w:right="500"/>
+      </w:pPr>
+      <w:r>
+        <w:rPr>
+          <w:sz w:val="20"/>
+          <w:szCs w:val="20"/>
+        </w:rPr>
+        <w:t>C. Confusion Matrices</w:t>
+      </w:r>
+      <w:r>
+        <w:rPr>
+          <w:sz w:val="20"/>
+          <w:szCs w:val="20"/>
+        </w:rPr>
+        <w:tab/>
+        <w:t>34</w:t>
+      </w:r>
+    </w:p>
+    <w:p>
+      <w:pPr>
+        <w:tabs>
+          <w:tab w:val="right" w:leader="dot" w:pos="9360"/>
+        </w:tabs>
+        <w:ind w:left="360" w:right="500"/>
+      </w:pPr>
+      <w:r>
+        <w:rPr>
+          <w:sz w:val="20"/>
+          <w:szCs w:val="20"/>
+        </w:rPr>
+        <w:t>D. ROC Curves</w:t>
+      </w:r>
+      <w:r>
+        <w:rPr>
+          <w:sz w:val="20"/>
+          <w:szCs w:val="20"/>
+        </w:rPr>
+        <w:tab/>
+        <w:t>37</w:t>
+      </w:r>
+    </w:p>
+    <w:p>
+      <w:pPr>
+        <w:tabs>
+          <w:tab w:val="right" w:leader="dot" w:pos="9360"/>
+        </w:tabs>
+        <w:ind w:left="360" w:right="500"/>
+      </w:pPr>
+      <w:r>
+        <w:rPr>
+          <w:sz w:val="20"/>
+          <w:szCs w:val="20"/>
+        </w:rPr>
+        <w:t>E. Performance Comparison</w:t>
+      </w:r>
+      <w:r>
+        <w:rPr>
+          <w:sz w:val="20"/>
+          <w:szCs w:val="20"/>
+        </w:rPr>
+        <w:tab/>
+        <w:t>39</w:t>
+      </w:r>
+    </w:p>
+    <w:p>
+      <w:pPr>
+        <w:tabs>
+          <w:tab w:val="right" w:leader="dot" w:pos="9360"/>
+        </w:tabs>
+        <w:ind w:left="360" w:right="500"/>
+      </w:pPr>
+      <w:r>
+        <w:rPr>
+          <w:sz w:val="20"/>
+          <w:szCs w:val="20"/>
+        </w:rPr>
+        <w:t>F. Is the Signal Real? Permutation Test and Feature Importance</w:t>
+      </w:r>
+      <w:r>
+        <w:rPr>
+          <w:sz w:val="20"/>
+          <w:szCs w:val="20"/>
+        </w:rPr>
+        <w:tab/>
+        <w:t>40</w:t>
+      </w:r>
+    </w:p>
+    <w:p>
+      <w:pPr>
+        <w:tabs>
+          <w:tab w:val="right" w:leader="dot" w:pos="9360"/>
+        </w:tabs>
+        <w:ind w:left="360" w:right="500"/>
+      </w:pPr>
+      <w:r>
+        <w:rPr>
+          <w:sz w:val="20"/>
+          <w:szCs w:val="20"/>
+        </w:rPr>
+        <w:t>G. Screening Thresholds: Sensitivity and Specificity</w:t>
+      </w:r>
+      <w:r>
+        <w:rPr>
+          <w:sz w:val="20"/>
+          <w:szCs w:val="20"/>
+        </w:rPr>
+        <w:tab/>
+        <w:t>41</w:t>
+      </w:r>
+    </w:p>
+    <w:p>
+      <w:pPr>
+        <w:tabs>
+          <w:tab w:val="right" w:leader="dot" w:pos="9360"/>
+        </w:tabs>
+        <w:ind w:left="360" w:right="500"/>
+      </w:pPr>
+      <w:r>
+        <w:rPr>
+          <w:sz w:val="20"/>
+          <w:szCs w:val="20"/>
+        </w:rPr>
+        <w:t>H. Decision Rules: Ties and a Clinical Consistency Check</w:t>
+      </w:r>
+      <w:r>
+        <w:rPr>
+          <w:sz w:val="20"/>
+          <w:szCs w:val="20"/>
+        </w:rPr>
+        <w:tab/>
+        <w:t>43</w:t>
+      </w:r>
+    </w:p>
+    <w:p>
+      <w:pPr>
+        <w:tabs>
+          <w:tab w:val="right" w:leader="dot" w:pos="9360"/>
+        </w:tabs>
+        <w:ind w:left="360" w:right="500"/>
+      </w:pPr>
+      <w:r>
+        <w:rPr>
+          <w:sz w:val="20"/>
+          <w:szCs w:val="20"/>
+        </w:rPr>
+        <w:t>I. Final Model Selection</w:t>
+      </w:r>
+      <w:r>
+        <w:rPr>
+          <w:sz w:val="20"/>
+          <w:szCs w:val="20"/>
+        </w:rPr>
+        <w:tab/>
+        <w:t>44</w:t>
+      </w:r>
+    </w:p>
+    <w:p>
+      <w:pPr>
+        <w:tabs>
+          <w:tab w:val="right" w:leader="dot" w:pos="9360"/>
+        </w:tabs>
+        <w:spacing w:before="40"/>
+        <w:ind w:right="500"/>
+      </w:pPr>
+      <w:r>
+        <w:rPr>
+          <w:b/>
+          <w:bCs/>
+          <w:sz w:val="20"/>
+          <w:szCs w:val="20"/>
+        </w:rPr>
+        <w:t>IV. Comparative Analysis and Discussion</w:t>
+      </w:r>
+      <w:r>
+        <w:rPr>
+          <w:b/>
+          <w:bCs/>
+          <w:sz w:val="20"/>
+          <w:szCs w:val="20"/>
+        </w:rPr>
+        <w:tab/>
+        <w:t>44</w:t>
+      </w:r>
+    </w:p>
+    <w:p>
+      <w:pPr>
+        <w:tabs>
+          <w:tab w:val="right" w:leader="dot" w:pos="9360"/>
+        </w:tabs>
+        <w:ind w:left="360" w:right="500"/>
+      </w:pPr>
+      <w:r>
+        <w:rPr>
+          <w:sz w:val="20"/>
+          <w:szCs w:val="20"/>
+        </w:rPr>
+        <w:t>A. Comparison of the Three Models</w:t>
+      </w:r>
+      <w:r>
+        <w:rPr>
+          <w:sz w:val="20"/>
+          <w:szCs w:val="20"/>
+        </w:rPr>
+        <w:tab/>
+        <w:t>44</w:t>
+      </w:r>
+    </w:p>
+    <w:p>
+      <w:pPr>
+        <w:tabs>
+          <w:tab w:val="right" w:leader="dot" w:pos="9360"/>
+        </w:tabs>
+        <w:ind w:left="360" w:right="500"/>
+      </w:pPr>
+      <w:r>
+        <w:rPr>
+          <w:sz w:val="20"/>
+          <w:szCs w:val="20"/>
+        </w:rPr>
+        <w:t>B. Why KNN May Perform Better on This Dataset</w:t>
+      </w:r>
+      <w:r>
+        <w:rPr>
+          <w:sz w:val="20"/>
+          <w:szCs w:val="20"/>
+        </w:rPr>
+        <w:tab/>
+        <w:t>45</w:t>
+      </w:r>
+    </w:p>
+    <w:p>
+      <w:pPr>
+        <w:tabs>
+          <w:tab w:val="right" w:leader="dot" w:pos="9360"/>
+        </w:tabs>
+        <w:ind w:left="360" w:right="500"/>
+      </w:pPr>
+      <w:r>
+        <w:rPr>
+          <w:sz w:val="20"/>
+          <w:szCs w:val="20"/>
+        </w:rPr>
+        <w:t>C. Implications of the Findings</w:t>
+      </w:r>
+      <w:r>
+        <w:rPr>
+          <w:sz w:val="20"/>
+          <w:szCs w:val="20"/>
+        </w:rPr>
+        <w:tab/>
+        <w:t>45</w:t>
+      </w:r>
+    </w:p>
+    <w:p>
+      <w:pPr>
+        <w:tabs>
+          <w:tab w:val="right" w:leader="dot" w:pos="9360"/>
+        </w:tabs>
+        <w:ind w:left="360" w:right="500"/>
+      </w:pPr>
+      <w:r>
+        <w:rPr>
+          <w:sz w:val="20"/>
+          <w:szCs w:val="20"/>
+        </w:rPr>
+        <w:t>D. Limitations</w:t>
+      </w:r>
+      <w:r>
+        <w:rPr>
+          <w:sz w:val="20"/>
+          <w:szCs w:val="20"/>
+        </w:rPr>
+        <w:tab/>
+        <w:t>45</w:t>
+      </w:r>
+    </w:p>
+    <w:p>
+      <w:pPr>
+        <w:tabs>
+          <w:tab w:val="right" w:leader="dot" w:pos="9360"/>
+        </w:tabs>
+        <w:ind w:left="360" w:right="500"/>
+      </w:pPr>
+      <w:r>
+        <w:rPr>
+          <w:sz w:val="20"/>
+          <w:szCs w:val="20"/>
+        </w:rPr>
+        <w:t>E. Potential Improvements</w:t>
+      </w:r>
+      <w:r>
+        <w:rPr>
+          <w:sz w:val="20"/>
+          <w:szCs w:val="20"/>
+        </w:rPr>
+        <w:tab/>
+        <w:t>46</w:t>
+      </w:r>
+    </w:p>
+    <w:p>
+      <w:pPr>
+        <w:tabs>
+          <w:tab w:val="right" w:leader="dot" w:pos="9360"/>
+        </w:tabs>
+        <w:spacing w:before="40"/>
+        <w:ind w:right="500"/>
+      </w:pPr>
+      <w:r>
+        <w:rPr>
+          <w:b/>
+          <w:bCs/>
+          <w:sz w:val="20"/>
+          <w:szCs w:val="20"/>
+        </w:rPr>
+        <w:t>V. Model Deployment</w:t>
+      </w:r>
+      <w:r>
+        <w:rPr>
+          <w:b/>
+          <w:bCs/>
+          <w:sz w:val="20"/>
+          <w:szCs w:val="20"/>
+        </w:rPr>
+        <w:tab/>
+        <w:t>46</w:t>
+      </w:r>
+    </w:p>
+    <w:p>
+      <w:pPr>
+        <w:tabs>
+          <w:tab w:val="right" w:leader="dot" w:pos="9360"/>
+        </w:tabs>
+        <w:ind w:left="360" w:right="500"/>
+      </w:pPr>
+      <w:r>
+        <w:rPr>
+          <w:sz w:val="20"/>
+          <w:szCs w:val="20"/>
+        </w:rPr>
+        <w:t>A. Selecting, Training and Saving the Model</w:t>
+      </w:r>
+      <w:r>
+        <w:rPr>
+          <w:sz w:val="20"/>
+          <w:szCs w:val="20"/>
+        </w:rPr>
+        <w:tab/>
+        <w:t>46</w:t>
+      </w:r>
+    </w:p>
+    <w:p>
+      <w:pPr>
+        <w:tabs>
+          <w:tab w:val="right" w:leader="dot" w:pos="9360"/>
+        </w:tabs>
+        <w:ind w:left="360" w:right="500"/>
+      </w:pPr>
+      <w:r>
+        <w:rPr>
+          <w:sz w:val="20"/>
+          <w:szCs w:val="20"/>
+        </w:rPr>
+        <w:t>B. Folder Structure and Docker</w:t>
+      </w:r>
+      <w:r>
+        <w:rPr>
+          <w:sz w:val="20"/>
+          <w:szCs w:val="20"/>
+        </w:rPr>
+        <w:tab/>
+        <w:t>47</w:t>
+      </w:r>
+    </w:p>
+    <w:p>
+      <w:pPr>
+        <w:tabs>
+          <w:tab w:val="right" w:leader="dot" w:pos="9360"/>
+        </w:tabs>
+        <w:ind w:left="360" w:right="500"/>
+      </w:pPr>
+      <w:r>
+        <w:rPr>
+          <w:sz w:val="20"/>
+          <w:szCs w:val="20"/>
+        </w:rPr>
+        <w:t>C. API Endpoint (FastAPI)</w:t>
+      </w:r>
+      <w:r>
+        <w:rPr>
+          <w:sz w:val="20"/>
+          <w:szCs w:val="20"/>
+        </w:rPr>
+        <w:tab/>
+        <w:t>49</w:t>
+      </w:r>
+    </w:p>
+    <w:p>
+      <w:pPr>
+        <w:tabs>
+          <w:tab w:val="right" w:leader="dot" w:pos="9360"/>
+        </w:tabs>
+        <w:ind w:left="360" w:right="500"/>
+      </w:pPr>
+      <w:r>
+        <w:rPr>
+          <w:sz w:val="20"/>
+          <w:szCs w:val="20"/>
+        </w:rPr>
+        <w:t>D. Web Application Interface</w:t>
+      </w:r>
+      <w:r>
+        <w:rPr>
+          <w:sz w:val="20"/>
+          <w:szCs w:val="20"/>
+        </w:rPr>
+        <w:tab/>
+        <w:t>54</w:t>
+      </w:r>
+    </w:p>
+    <w:p>
+      <w:pPr>
+        <w:tabs>
+          <w:tab w:val="right" w:leader="dot" w:pos="9360"/>
+        </w:tabs>
+        <w:spacing w:before="40"/>
+        <w:ind w:right="500"/>
+      </w:pPr>
+      <w:r>
+        <w:rPr>
+          <w:b/>
+          <w:bCs/>
+          <w:sz w:val="20"/>
+          <w:szCs w:val="20"/>
+        </w:rPr>
+        <w:t>VI. Conclusion and Recommendations</w:t>
+      </w:r>
+      <w:r>
+        <w:rPr>
+          <w:b/>
+          <w:bCs/>
+          <w:sz w:val="20"/>
+          <w:szCs w:val="20"/>
+        </w:rPr>
+        <w:tab/>
+        <w:t>56</w:t>
+      </w:r>
+    </w:p>
+    <w:p>
+      <w:pPr>
+        <w:tabs>
+          <w:tab w:val="right" w:leader="dot" w:pos="9360"/>
+        </w:tabs>
+        <w:ind w:left="360" w:right="500"/>
+      </w:pPr>
+      <w:r>
+        <w:rPr>
+          <w:sz w:val="20"/>
+          <w:szCs w:val="20"/>
+        </w:rPr>
+        <w:t>Conclusion</w:t>
+      </w:r>
+      <w:r>
+        <w:rPr>
+          <w:sz w:val="20"/>
+          <w:szCs w:val="20"/>
+        </w:rPr>
+        <w:tab/>
+        <w:t>56</w:t>
+      </w:r>
+    </w:p>
+    <w:p>
+      <w:pPr>
+        <w:tabs>
+          <w:tab w:val="right" w:leader="dot" w:pos="9360"/>
+        </w:tabs>
+        <w:ind w:left="360" w:right="500"/>
+      </w:pPr>
+      <w:r>
+        <w:rPr>
+          <w:sz w:val="20"/>
+          <w:szCs w:val="20"/>
+        </w:rPr>
+        <w:t>Recommendations</w:t>
+      </w:r>
+      <w:r>
+        <w:rPr>
+          <w:sz w:val="20"/>
+          <w:szCs w:val="20"/>
+        </w:rPr>
+        <w:tab/>
+        <w:t>57</w:t>
+      </w:r>
+    </w:p>
+    <w:p>
+      <w:pPr>
+        <w:tabs>
+          <w:tab w:val="right" w:leader="dot" w:pos="9360"/>
+        </w:tabs>
+        <w:spacing w:before="40"/>
+        <w:ind w:right="500"/>
+      </w:pPr>
+      <w:r>
+        <w:rPr>
+          <w:b/>
+          <w:bCs/>
+          <w:sz w:val="20"/>
+          <w:szCs w:val="20"/>
+        </w:rPr>
         <w:t>VII. References</w:t>
+      </w:r>
+      <w:r>
+        <w:rPr>
+          <w:b/>
+          <w:bCs/>
+          <w:sz w:val="20"/>
+          <w:szCs w:val="20"/>
+        </w:rPr>
         <w:tab/>
         <w:t>57</w:t>
       </w:r>
@@ -991,7 +1245,6 @@
         <w:tabs>
           <w:tab w:val="right" w:leader="dot" w:pos="9360"/>
         </w:tabs>
-        <w:spacing w:after="0"/>
         <w:ind w:right="500"/>
       </w:pPr>
       <w:r>
@@ -1000,6 +1253,12 @@
           <w:szCs w:val="20"/>
         </w:rPr>
         <w:t>Table 1. Where Each Requirement Is Addressed</w:t>
+      </w:r>
+      <w:r>
+        <w:rPr>
+          <w:sz w:val="20"/>
+          <w:szCs w:val="20"/>
+        </w:rPr>
         <w:tab/>
         <w:t>5</w:t>
       </w:r>
@@ -1009,7 +1268,6 @@
         <w:tabs>
           <w:tab w:val="right" w:leader="dot" w:pos="9360"/>
         </w:tabs>
-        <w:spacing w:after="0"/>
         <w:ind w:right="500"/>
       </w:pPr>
       <w:r>
@@ -1018,6 +1276,12 @@
           <w:szCs w:val="20"/>
         </w:rPr>
         <w:t>Table 2. Dataset Variables, Descriptions and Types</w:t>
+      </w:r>
+      <w:r>
+        <w:rPr>
+          <w:sz w:val="20"/>
+          <w:szCs w:val="20"/>
+        </w:rPr>
         <w:tab/>
         <w:t>6</w:t>
       </w:r>
@@ -1027,7 +1291,6 @@
         <w:tabs>
           <w:tab w:val="right" w:leader="dot" w:pos="9360"/>
         </w:tabs>
-        <w:spacing w:after="0"/>
         <w:ind w:right="500"/>
       </w:pPr>
       <w:r>
@@ -1036,6 +1299,12 @@
           <w:szCs w:val="20"/>
         </w:rPr>
         <w:t>Table 3. Cleaning Rules and the Number of Records Affected</w:t>
+      </w:r>
+      <w:r>
+        <w:rPr>
+          <w:sz w:val="20"/>
+          <w:szCs w:val="20"/>
+        </w:rPr>
         <w:tab/>
         <w:t>9</w:t>
       </w:r>
@@ -1045,7 +1314,6 @@
         <w:tabs>
           <w:tab w:val="right" w:leader="dot" w:pos="9360"/>
         </w:tabs>
-        <w:spacing w:after="0"/>
         <w:ind w:right="500"/>
       </w:pPr>
       <w:r>
@@ -1054,6 +1322,12 @@
           <w:szCs w:val="20"/>
         </w:rPr>
         <w:t>Table 4. Examples of Raw Records and Their Cleaned Form</w:t>
+      </w:r>
+      <w:r>
+        <w:rPr>
+          <w:sz w:val="20"/>
+          <w:szCs w:val="20"/>
+        </w:rPr>
         <w:tab/>
         <w:t>9</w:t>
       </w:r>
@@ -1063,7 +1337,6 @@
         <w:tabs>
           <w:tab w:val="right" w:leader="dot" w:pos="9360"/>
         </w:tabs>
-        <w:spacing w:after="0"/>
         <w:ind w:right="500"/>
       </w:pPr>
       <w:r>
@@ -1072,6 +1345,12 @@
           <w:szCs w:val="20"/>
         </w:rPr>
         <w:t>Table 5. Plausibility Ranges Used for Outlier Handling</w:t>
+      </w:r>
+      <w:r>
+        <w:rPr>
+          <w:sz w:val="20"/>
+          <w:szCs w:val="20"/>
+        </w:rPr>
         <w:tab/>
         <w:t>10</w:t>
       </w:r>
@@ -1081,7 +1360,6 @@
         <w:tabs>
           <w:tab w:val="right" w:leader="dot" w:pos="9360"/>
         </w:tabs>
-        <w:spacing w:after="0"/>
         <w:ind w:right="500"/>
       </w:pPr>
       <w:r>
@@ -1090,6 +1368,12 @@
           <w:szCs w:val="20"/>
         </w:rPr>
         <w:t>Table 6. Departments Merged Into Each Final Group</w:t>
+      </w:r>
+      <w:r>
+        <w:rPr>
+          <w:sz w:val="20"/>
+          <w:szCs w:val="20"/>
+        </w:rPr>
         <w:tab/>
         <w:t>11</w:t>
       </w:r>
@@ -1099,7 +1383,6 @@
         <w:tabs>
           <w:tab w:val="right" w:leader="dot" w:pos="9360"/>
         </w:tabs>
-        <w:spacing w:after="0"/>
         <w:ind w:right="500"/>
       </w:pPr>
       <w:r>
@@ -1108,6 +1391,12 @@
           <w:szCs w:val="20"/>
         </w:rPr>
         <w:t>Table 7. Feature Engineering from the Blood-Pressure Text</w:t>
+      </w:r>
+      <w:r>
+        <w:rPr>
+          <w:sz w:val="20"/>
+          <w:szCs w:val="20"/>
+        </w:rPr>
         <w:tab/>
         <w:t>12</w:t>
       </w:r>
@@ -1117,7 +1406,6 @@
         <w:tabs>
           <w:tab w:val="right" w:leader="dot" w:pos="9360"/>
         </w:tabs>
-        <w:spacing w:after="0"/>
         <w:ind w:right="500"/>
       </w:pPr>
       <w:r>
@@ -1126,6 +1414,12 @@
           <w:szCs w:val="20"/>
         </w:rPr>
         <w:t>Table 8. Preprocessing Summary</w:t>
+      </w:r>
+      <w:r>
+        <w:rPr>
+          <w:sz w:val="20"/>
+          <w:szCs w:val="20"/>
+        </w:rPr>
         <w:tab/>
         <w:t>13</w:t>
       </w:r>
@@ -1135,7 +1429,6 @@
         <w:tabs>
           <w:tab w:val="right" w:leader="dot" w:pos="9360"/>
         </w:tabs>
-        <w:spacing w:after="0"/>
         <w:ind w:right="500"/>
       </w:pPr>
       <w:r>
@@ -1144,6 +1437,12 @@
           <w:szCs w:val="20"/>
         </w:rPr>
         <w:t>Table 9. Summary Statistics of Numerical Variables</w:t>
+      </w:r>
+      <w:r>
+        <w:rPr>
+          <w:sz w:val="20"/>
+          <w:szCs w:val="20"/>
+        </w:rPr>
         <w:tab/>
         <w:t>14</w:t>
       </w:r>
@@ -1153,7 +1452,6 @@
         <w:tabs>
           <w:tab w:val="right" w:leader="dot" w:pos="9360"/>
         </w:tabs>
-        <w:spacing w:after="0"/>
         <w:ind w:right="500"/>
       </w:pPr>
       <w:r>
@@ -1162,6 +1460,12 @@
           <w:szCs w:val="20"/>
         </w:rPr>
         <w:t>Table 10. Summary of Categorical and Ordinal Variables</w:t>
+      </w:r>
+      <w:r>
+        <w:rPr>
+          <w:sz w:val="20"/>
+          <w:szCs w:val="20"/>
+        </w:rPr>
         <w:tab/>
         <w:t>14</w:t>
       </w:r>
@@ -1171,7 +1475,6 @@
         <w:tabs>
           <w:tab w:val="right" w:leader="dot" w:pos="9360"/>
         </w:tabs>
-        <w:spacing w:after="0"/>
         <w:ind w:right="500"/>
       </w:pPr>
       <w:r>
@@ -1180,6 +1483,12 @@
           <w:szCs w:val="20"/>
         </w:rPr>
         <w:t>Table 11. Class Distribution (Train vs Test)</w:t>
+      </w:r>
+      <w:r>
+        <w:rPr>
+          <w:sz w:val="20"/>
+          <w:szCs w:val="20"/>
+        </w:rPr>
         <w:tab/>
         <w:t>22</w:t>
       </w:r>
@@ -1189,7 +1498,6 @@
         <w:tabs>
           <w:tab w:val="right" w:leader="dot" w:pos="9360"/>
         </w:tabs>
-        <w:spacing w:after="0"/>
         <w:ind w:right="500"/>
       </w:pPr>
       <w:r>
@@ -1198,6 +1506,12 @@
           <w:szCs w:val="20"/>
         </w:rPr>
         <w:t>Table 12. Key Functions and Parameters Used in the Training Workflow</w:t>
+      </w:r>
+      <w:r>
+        <w:rPr>
+          <w:sz w:val="20"/>
+          <w:szCs w:val="20"/>
+        </w:rPr>
         <w:tab/>
         <w:t>26</w:t>
       </w:r>
@@ -1207,7 +1521,6 @@
         <w:tabs>
           <w:tab w:val="right" w:leader="dot" w:pos="9360"/>
         </w:tabs>
-        <w:spacing w:after="0"/>
         <w:ind w:right="500"/>
       </w:pPr>
       <w:r>
@@ -1216,6 +1529,12 @@
           <w:szCs w:val="20"/>
         </w:rPr>
         <w:t>Table 13. Hyperparameter Grid for Model Tuning</w:t>
+      </w:r>
+      <w:r>
+        <w:rPr>
+          <w:sz w:val="20"/>
+          <w:szCs w:val="20"/>
+        </w:rPr>
         <w:tab/>
         <w:t>26</w:t>
       </w:r>
@@ -1225,7 +1544,6 @@
         <w:tabs>
           <w:tab w:val="right" w:leader="dot" w:pos="9360"/>
         </w:tabs>
-        <w:spacing w:after="0"/>
         <w:ind w:right="500"/>
       </w:pPr>
       <w:r>
@@ -1234,6 +1552,12 @@
           <w:szCs w:val="20"/>
         </w:rPr>
         <w:t>Table 14. Best Parameters and Cross-Validation Results (Training Set)</w:t>
+      </w:r>
+      <w:r>
+        <w:rPr>
+          <w:sz w:val="20"/>
+          <w:szCs w:val="20"/>
+        </w:rPr>
         <w:tab/>
         <w:t>27</w:t>
       </w:r>
@@ -1243,7 +1567,6 @@
         <w:tabs>
           <w:tab w:val="right" w:leader="dot" w:pos="9360"/>
         </w:tabs>
-        <w:spacing w:after="0"/>
         <w:ind w:right="500"/>
       </w:pPr>
       <w:r>
@@ -1252,6 +1575,12 @@
           <w:szCs w:val="20"/>
         </w:rPr>
         <w:t>Table 15. Feature Ranking on the Training Set (Top 10 of 19 Encoded Features)</w:t>
+      </w:r>
+      <w:r>
+        <w:rPr>
+          <w:sz w:val="20"/>
+          <w:szCs w:val="20"/>
+        </w:rPr>
         <w:tab/>
         <w:t>28</w:t>
       </w:r>
@@ -1261,7 +1590,6 @@
         <w:tabs>
           <w:tab w:val="right" w:leader="dot" w:pos="9360"/>
         </w:tabs>
-        <w:spacing w:after="0"/>
         <w:ind w:right="500"/>
       </w:pPr>
       <w:r>
@@ -1270,6 +1598,12 @@
           <w:szCs w:val="20"/>
         </w:rPr>
         <w:t>Table 16. Association of Each Original Feature with the Target (Training Set)</w:t>
+      </w:r>
+      <w:r>
+        <w:rPr>
+          <w:sz w:val="20"/>
+          <w:szCs w:val="20"/>
+        </w:rPr>
         <w:tab/>
         <w:t>29</w:t>
       </w:r>
@@ -1279,7 +1613,6 @@
         <w:tabs>
           <w:tab w:val="right" w:leader="dot" w:pos="9360"/>
         </w:tabs>
-        <w:spacing w:after="0"/>
         <w:ind w:right="500"/>
       </w:pPr>
       <w:r>
@@ -1288,6 +1621,12 @@
           <w:szCs w:val="20"/>
         </w:rPr>
         <w:t>Table 17. Smallest Number of Features Within One Standard Error of the Best</w:t>
+      </w:r>
+      <w:r>
+        <w:rPr>
+          <w:sz w:val="20"/>
+          <w:szCs w:val="20"/>
+        </w:rPr>
         <w:tab/>
         <w:t>30</w:t>
       </w:r>
@@ -1297,7 +1636,6 @@
         <w:tabs>
           <w:tab w:val="right" w:leader="dot" w:pos="9360"/>
         </w:tabs>
-        <w:spacing w:after="0"/>
         <w:ind w:right="500"/>
       </w:pPr>
       <w:r>
@@ -1306,6 +1644,12 @@
           <w:szCs w:val="20"/>
         </w:rPr>
         <w:t>Table 18. Comparison of Feature Sets</w:t>
+      </w:r>
+      <w:r>
+        <w:rPr>
+          <w:sz w:val="20"/>
+          <w:szCs w:val="20"/>
+        </w:rPr>
         <w:tab/>
         <w:t>31</w:t>
       </w:r>
@@ -1315,7 +1659,6 @@
         <w:tabs>
           <w:tab w:val="right" w:leader="dot" w:pos="9360"/>
         </w:tabs>
-        <w:spacing w:after="0"/>
         <w:ind w:right="500"/>
       </w:pPr>
       <w:r>
@@ -1324,6 +1667,12 @@
           <w:szCs w:val="20"/>
         </w:rPr>
         <w:t>Table 19. Model Performance on the Held-Out Test Set (124 Students)</w:t>
+      </w:r>
+      <w:r>
+        <w:rPr>
+          <w:sz w:val="20"/>
+          <w:szCs w:val="20"/>
+        </w:rPr>
         <w:tab/>
         <w:t>32</w:t>
       </w:r>
@@ -1333,7 +1682,6 @@
         <w:tabs>
           <w:tab w:val="right" w:leader="dot" w:pos="9360"/>
         </w:tabs>
-        <w:spacing w:after="0"/>
         <w:ind w:right="500"/>
       </w:pPr>
       <w:r>
@@ -1342,6 +1690,12 @@
           <w:szCs w:val="20"/>
         </w:rPr>
         <w:t>Table 20. Classification Report per Class (Precision / Recall / F1)</w:t>
+      </w:r>
+      <w:r>
+        <w:rPr>
+          <w:sz w:val="20"/>
+          <w:szCs w:val="20"/>
+        </w:rPr>
         <w:tab/>
         <w:t>33</w:t>
       </w:r>
@@ -1351,7 +1705,6 @@
         <w:tabs>
           <w:tab w:val="right" w:leader="dot" w:pos="9360"/>
         </w:tabs>
-        <w:spacing w:after="0"/>
         <w:ind w:right="500"/>
       </w:pPr>
       <w:r>
@@ -1360,6 +1713,12 @@
           <w:szCs w:val="20"/>
         </w:rPr>
         <w:t>Table 21. One-vs-Rest ROC-AUC per Class (Test Set)</w:t>
+      </w:r>
+      <w:r>
+        <w:rPr>
+          <w:sz w:val="20"/>
+          <w:szCs w:val="20"/>
+        </w:rPr>
         <w:tab/>
         <w:t>38</w:t>
       </w:r>
@@ -1369,7 +1728,6 @@
         <w:tabs>
           <w:tab w:val="right" w:leader="dot" w:pos="9360"/>
         </w:tabs>
-        <w:spacing w:after="0"/>
         <w:ind w:right="500"/>
       </w:pPr>
       <w:r>
@@ -1378,6 +1736,12 @@
           <w:szCs w:val="20"/>
         </w:rPr>
         <w:t>Table 22. Screening Thresholds on the Test Set</w:t>
+      </w:r>
+      <w:r>
+        <w:rPr>
+          <w:sz w:val="20"/>
+          <w:szCs w:val="20"/>
+        </w:rPr>
         <w:tab/>
         <w:t>42</w:t>
       </w:r>
@@ -1387,7 +1751,6 @@
         <w:tabs>
           <w:tab w:val="right" w:leader="dot" w:pos="9360"/>
         </w:tabs>
-        <w:spacing w:after="0"/>
         <w:ind w:right="500"/>
       </w:pPr>
       <w:r>
@@ -1396,6 +1759,12 @@
           <w:szCs w:val="20"/>
         </w:rPr>
         <w:t>Table 23. Effect of the Decision Rules on the Test Set</w:t>
+      </w:r>
+      <w:r>
+        <w:rPr>
+          <w:sz w:val="20"/>
+          <w:szCs w:val="20"/>
+        </w:rPr>
         <w:tab/>
         <w:t>44</w:t>
       </w:r>
@@ -1405,7 +1774,6 @@
         <w:tabs>
           <w:tab w:val="right" w:leader="dot" w:pos="9360"/>
         </w:tabs>
-        <w:spacing w:after="0"/>
         <w:ind w:right="500"/>
       </w:pPr>
       <w:r>
@@ -1414,6 +1782,12 @@
           <w:szCs w:val="20"/>
         </w:rPr>
         <w:t>Table 24. Strengths and Weaknesses of the Models</w:t>
+      </w:r>
+      <w:r>
+        <w:rPr>
+          <w:sz w:val="20"/>
+          <w:szCs w:val="20"/>
+        </w:rPr>
         <w:tab/>
         <w:t>45</w:t>
       </w:r>
@@ -1423,7 +1797,6 @@
         <w:tabs>
           <w:tab w:val="right" w:leader="dot" w:pos="9360"/>
         </w:tabs>
-        <w:spacing w:after="0"/>
         <w:ind w:right="500"/>
       </w:pPr>
       <w:r>
@@ -1432,6 +1805,12 @@
           <w:szCs w:val="20"/>
         </w:rPr>
         <w:t>Table 25. Files of the Deployed Application</w:t>
+      </w:r>
+      <w:r>
+        <w:rPr>
+          <w:sz w:val="20"/>
+          <w:szCs w:val="20"/>
+        </w:rPr>
         <w:tab/>
         <w:t>47</w:t>
       </w:r>
@@ -1441,7 +1820,6 @@
         <w:tabs>
           <w:tab w:val="right" w:leader="dot" w:pos="9360"/>
         </w:tabs>
-        <w:spacing w:after="0"/>
         <w:ind w:right="500"/>
       </w:pPr>
       <w:r>
@@ -1450,6 +1828,12 @@
           <w:szCs w:val="20"/>
         </w:rPr>
         <w:t>Table 26. API Endpoints</w:t>
+      </w:r>
+      <w:r>
+        <w:rPr>
+          <w:sz w:val="20"/>
+          <w:szCs w:val="20"/>
+        </w:rPr>
         <w:tab/>
         <w:t>50</w:t>
       </w:r>
@@ -1459,7 +1843,6 @@
         <w:tabs>
           <w:tab w:val="right" w:leader="dot" w:pos="9360"/>
         </w:tabs>
-        <w:spacing w:after="0"/>
         <w:ind w:right="500"/>
       </w:pPr>
       <w:r>
@@ -1468,6 +1851,12 @@
           <w:szCs w:val="20"/>
         </w:rPr>
         <w:t>Table 27. Input Features of POST /predict</w:t>
+      </w:r>
+      <w:r>
+        <w:rPr>
+          <w:sz w:val="20"/>
+          <w:szCs w:val="20"/>
+        </w:rPr>
         <w:tab/>
         <w:t>51</w:t>
       </w:r>
@@ -1477,7 +1866,6 @@
         <w:tabs>
           <w:tab w:val="right" w:leader="dot" w:pos="9360"/>
         </w:tabs>
-        <w:spacing w:after="0"/>
         <w:ind w:right="500"/>
       </w:pPr>
       <w:r>
@@ -1486,6 +1874,12 @@
           <w:szCs w:val="20"/>
         </w:rPr>
         <w:t>Table 28. Order and Codes of the 11 Values for POST /predict-features</w:t>
+      </w:r>
+      <w:r>
+        <w:rPr>
+          <w:sz w:val="20"/>
+          <w:szCs w:val="20"/>
+        </w:rPr>
         <w:tab/>
         <w:t>52</w:t>
       </w:r>
@@ -1516,7 +1910,6 @@
         <w:tabs>
           <w:tab w:val="right" w:leader="dot" w:pos="9360"/>
         </w:tabs>
-        <w:spacing w:after="0"/>
         <w:ind w:right="500"/>
       </w:pPr>
       <w:r>
@@ -1525,6 +1918,12 @@
           <w:szCs w:val="20"/>
         </w:rPr>
         <w:t>Figure 1. Raw Target Labels</w:t>
+      </w:r>
+      <w:r>
+        <w:rPr>
+          <w:sz w:val="20"/>
+          <w:szCs w:val="20"/>
+        </w:rPr>
         <w:tab/>
         <w:t>7</w:t>
       </w:r>
@@ -1534,7 +1933,6 @@
         <w:tabs>
           <w:tab w:val="right" w:leader="dot" w:pos="9360"/>
         </w:tabs>
-        <w:spacing w:after="0"/>
         <w:ind w:right="500"/>
       </w:pPr>
       <w:r>
@@ -1543,6 +1941,12 @@
           <w:szCs w:val="20"/>
         </w:rPr>
         <w:t>Figure 2. Raw Department Spellings (Top 12 of 38)</w:t>
+      </w:r>
+      <w:r>
+        <w:rPr>
+          <w:sz w:val="20"/>
+          <w:szCs w:val="20"/>
+        </w:rPr>
         <w:tab/>
         <w:t>7</w:t>
       </w:r>
@@ -1552,7 +1956,6 @@
         <w:tabs>
           <w:tab w:val="right" w:leader="dot" w:pos="9360"/>
         </w:tabs>
-        <w:spacing w:after="0"/>
         <w:ind w:right="500"/>
       </w:pPr>
       <w:r>
@@ -1561,6 +1964,12 @@
           <w:szCs w:val="20"/>
         </w:rPr>
         <w:t>Figure 3. Raw Sleep Duration Spellings</w:t>
+      </w:r>
+      <w:r>
+        <w:rPr>
+          <w:sz w:val="20"/>
+          <w:szCs w:val="20"/>
+        </w:rPr>
         <w:tab/>
         <w:t>8</w:t>
       </w:r>
@@ -1570,7 +1979,6 @@
         <w:tabs>
           <w:tab w:val="right" w:leader="dot" w:pos="9360"/>
         </w:tabs>
-        <w:spacing w:after="0"/>
         <w:ind w:right="500"/>
       </w:pPr>
       <w:r>
@@ -1579,6 +1987,12 @@
           <w:szCs w:val="20"/>
         </w:rPr>
         <w:t>Figure 4. Raw Age Distribution</w:t>
+      </w:r>
+      <w:r>
+        <w:rPr>
+          <w:sz w:val="20"/>
+          <w:szCs w:val="20"/>
+        </w:rPr>
         <w:tab/>
         <w:t>8</w:t>
       </w:r>
@@ -1588,7 +2002,6 @@
         <w:tabs>
           <w:tab w:val="right" w:leader="dot" w:pos="9360"/>
         </w:tabs>
-        <w:spacing w:after="0"/>
         <w:ind w:right="500"/>
       </w:pPr>
       <w:r>
@@ -1597,6 +2010,12 @@
           <w:szCs w:val="20"/>
         </w:rPr>
         <w:t>Figure 5. Department After Grouping</w:t>
+      </w:r>
+      <w:r>
+        <w:rPr>
+          <w:sz w:val="20"/>
+          <w:szCs w:val="20"/>
+        </w:rPr>
         <w:tab/>
         <w:t>11</w:t>
       </w:r>
@@ -1606,7 +2025,6 @@
         <w:tabs>
           <w:tab w:val="right" w:leader="dot" w:pos="9360"/>
         </w:tabs>
-        <w:spacing w:after="0"/>
         <w:ind w:right="500"/>
       </w:pPr>
       <w:r>
@@ -1615,6 +2033,12 @@
           <w:szCs w:val="20"/>
         </w:rPr>
         <w:t>Figure 6. Target Class Distribution After Cleaning</w:t>
+      </w:r>
+      <w:r>
+        <w:rPr>
+          <w:sz w:val="20"/>
+          <w:szCs w:val="20"/>
+        </w:rPr>
         <w:tab/>
         <w:t>13</w:t>
       </w:r>
@@ -1624,7 +2048,6 @@
         <w:tabs>
           <w:tab w:val="right" w:leader="dot" w:pos="9360"/>
         </w:tabs>
-        <w:spacing w:after="0"/>
         <w:ind w:right="500"/>
       </w:pPr>
       <w:r>
@@ -1633,6 +2056,12 @@
           <w:szCs w:val="20"/>
         </w:rPr>
         <w:t>Figure 7. Age by Class</w:t>
+      </w:r>
+      <w:r>
+        <w:rPr>
+          <w:sz w:val="20"/>
+          <w:szCs w:val="20"/>
+        </w:rPr>
         <w:tab/>
         <w:t>15</w:t>
       </w:r>
@@ -1642,7 +2071,6 @@
         <w:tabs>
           <w:tab w:val="right" w:leader="dot" w:pos="9360"/>
         </w:tabs>
-        <w:spacing w:after="0"/>
         <w:ind w:right="500"/>
       </w:pPr>
       <w:r>
@@ -1651,6 +2079,12 @@
           <w:szCs w:val="20"/>
         </w:rPr>
         <w:t>Figure 8. Physical Activity by Class</w:t>
+      </w:r>
+      <w:r>
+        <w:rPr>
+          <w:sz w:val="20"/>
+          <w:szCs w:val="20"/>
+        </w:rPr>
         <w:tab/>
         <w:t>15</w:t>
       </w:r>
@@ -1660,7 +2094,6 @@
         <w:tabs>
           <w:tab w:val="right" w:leader="dot" w:pos="9360"/>
         </w:tabs>
-        <w:spacing w:after="0"/>
         <w:ind w:right="500"/>
       </w:pPr>
       <w:r>
@@ -1669,6 +2102,12 @@
           <w:szCs w:val="20"/>
         </w:rPr>
         <w:t>Figure 9. Heart Rate by Class</w:t>
+      </w:r>
+      <w:r>
+        <w:rPr>
+          <w:sz w:val="20"/>
+          <w:szCs w:val="20"/>
+        </w:rPr>
         <w:tab/>
         <w:t>16</w:t>
       </w:r>
@@ -1678,7 +2117,6 @@
         <w:tabs>
           <w:tab w:val="right" w:leader="dot" w:pos="9360"/>
         </w:tabs>
-        <w:spacing w:after="0"/>
         <w:ind w:right="500"/>
       </w:pPr>
       <w:r>
@@ -1687,6 +2125,12 @@
           <w:szCs w:val="20"/>
         </w:rPr>
         <w:t>Figure 10. Blood Pressure by Class</w:t>
+      </w:r>
+      <w:r>
+        <w:rPr>
+          <w:sz w:val="20"/>
+          <w:szCs w:val="20"/>
+        </w:rPr>
         <w:tab/>
         <w:t>16</w:t>
       </w:r>
@@ -1696,7 +2140,6 @@
         <w:tabs>
           <w:tab w:val="right" w:leader="dot" w:pos="9360"/>
         </w:tabs>
-        <w:spacing w:after="0"/>
         <w:ind w:right="500"/>
       </w:pPr>
       <w:r>
@@ -1705,6 +2148,12 @@
           <w:szCs w:val="20"/>
         </w:rPr>
         <w:t>Figure 11. Sleep Duration: Class Mix per Answer</w:t>
+      </w:r>
+      <w:r>
+        <w:rPr>
+          <w:sz w:val="20"/>
+          <w:szCs w:val="20"/>
+        </w:rPr>
         <w:tab/>
         <w:t>17</w:t>
       </w:r>
@@ -1714,7 +2163,6 @@
         <w:tabs>
           <w:tab w:val="right" w:leader="dot" w:pos="9360"/>
         </w:tabs>
-        <w:spacing w:after="0"/>
         <w:ind w:right="500"/>
       </w:pPr>
       <w:r>
@@ -1723,6 +2171,12 @@
           <w:szCs w:val="20"/>
         </w:rPr>
         <w:t>Figure 12. Sleep Quality: Class Mix per Answer</w:t>
+      </w:r>
+      <w:r>
+        <w:rPr>
+          <w:sz w:val="20"/>
+          <w:szCs w:val="20"/>
+        </w:rPr>
         <w:tab/>
         <w:t>17</w:t>
       </w:r>
@@ -1732,7 +2186,6 @@
         <w:tabs>
           <w:tab w:val="right" w:leader="dot" w:pos="9360"/>
         </w:tabs>
-        <w:spacing w:after="0"/>
         <w:ind w:right="500"/>
       </w:pPr>
       <w:r>
@@ -1741,6 +2194,12 @@
           <w:szCs w:val="20"/>
         </w:rPr>
         <w:t>Figure 13. Stress Level: Class Mix per Answer</w:t>
+      </w:r>
+      <w:r>
+        <w:rPr>
+          <w:sz w:val="20"/>
+          <w:szCs w:val="20"/>
+        </w:rPr>
         <w:tab/>
         <w:t>18</w:t>
       </w:r>
@@ -1750,7 +2209,6 @@
         <w:tabs>
           <w:tab w:val="right" w:leader="dot" w:pos="9360"/>
         </w:tabs>
-        <w:spacing w:after="0"/>
         <w:ind w:right="500"/>
       </w:pPr>
       <w:r>
@@ -1759,6 +2217,12 @@
           <w:szCs w:val="20"/>
         </w:rPr>
         <w:t>Figure 14. BMI Category: Class Mix per Answer</w:t>
+      </w:r>
+      <w:r>
+        <w:rPr>
+          <w:sz w:val="20"/>
+          <w:szCs w:val="20"/>
+        </w:rPr>
         <w:tab/>
         <w:t>18</w:t>
       </w:r>
@@ -1768,7 +2232,6 @@
         <w:tabs>
           <w:tab w:val="right" w:leader="dot" w:pos="9360"/>
         </w:tabs>
-        <w:spacing w:after="0"/>
         <w:ind w:right="500"/>
       </w:pPr>
       <w:r>
@@ -1777,6 +2240,12 @@
           <w:szCs w:val="20"/>
         </w:rPr>
         <w:t>Figure 15. Daily Steps: Class Mix per Answer</w:t>
+      </w:r>
+      <w:r>
+        <w:rPr>
+          <w:sz w:val="20"/>
+          <w:szCs w:val="20"/>
+        </w:rPr>
         <w:tab/>
         <w:t>19</w:t>
       </w:r>
@@ -1786,7 +2255,6 @@
         <w:tabs>
           <w:tab w:val="right" w:leader="dot" w:pos="9360"/>
         </w:tabs>
-        <w:spacing w:after="0"/>
         <w:ind w:right="500"/>
       </w:pPr>
       <w:r>
@@ -1795,6 +2263,12 @@
           <w:szCs w:val="20"/>
         </w:rPr>
         <w:t>Figure 16. Academic Level: Class Mix per Answer</w:t>
+      </w:r>
+      <w:r>
+        <w:rPr>
+          <w:sz w:val="20"/>
+          <w:szCs w:val="20"/>
+        </w:rPr>
         <w:tab/>
         <w:t>19</w:t>
       </w:r>
@@ -1804,7 +2278,6 @@
         <w:tabs>
           <w:tab w:val="right" w:leader="dot" w:pos="9360"/>
         </w:tabs>
-        <w:spacing w:after="0"/>
         <w:ind w:right="500"/>
       </w:pPr>
       <w:r>
@@ -1813,6 +2286,12 @@
           <w:szCs w:val="20"/>
         </w:rPr>
         <w:t>Figure 17. Gender: Class Mix per Answer</w:t>
+      </w:r>
+      <w:r>
+        <w:rPr>
+          <w:sz w:val="20"/>
+          <w:szCs w:val="20"/>
+        </w:rPr>
         <w:tab/>
         <w:t>20</w:t>
       </w:r>
@@ -1822,7 +2301,6 @@
         <w:tabs>
           <w:tab w:val="right" w:leader="dot" w:pos="9360"/>
         </w:tabs>
-        <w:spacing w:after="0"/>
         <w:ind w:right="500"/>
       </w:pPr>
       <w:r>
@@ -1831,6 +2309,12 @@
           <w:szCs w:val="20"/>
         </w:rPr>
         <w:t>Figure 18. Department: Class Mix per Answer</w:t>
+      </w:r>
+      <w:r>
+        <w:rPr>
+          <w:sz w:val="20"/>
+          <w:szCs w:val="20"/>
+        </w:rPr>
         <w:tab/>
         <w:t>20</w:t>
       </w:r>
@@ -1840,7 +2324,6 @@
         <w:tabs>
           <w:tab w:val="right" w:leader="dot" w:pos="9360"/>
         </w:tabs>
-        <w:spacing w:after="0"/>
         <w:ind w:right="500"/>
       </w:pPr>
       <w:r>
@@ -1849,6 +2332,12 @@
           <w:szCs w:val="20"/>
         </w:rPr>
         <w:t>Figure 19. Spearman Correlation Heatmap of Predictors</w:t>
+      </w:r>
+      <w:r>
+        <w:rPr>
+          <w:sz w:val="20"/>
+          <w:szCs w:val="20"/>
+        </w:rPr>
         <w:tab/>
         <w:t>21</w:t>
       </w:r>
@@ -1858,7 +2347,6 @@
         <w:tabs>
           <w:tab w:val="right" w:leader="dot" w:pos="9360"/>
         </w:tabs>
-        <w:spacing w:after="0"/>
         <w:ind w:right="500"/>
       </w:pPr>
       <w:r>
@@ -1867,6 +2355,12 @@
           <w:szCs w:val="20"/>
         </w:rPr>
         <w:t>Figure 20. Machine Learning Workflow</w:t>
+      </w:r>
+      <w:r>
+        <w:rPr>
+          <w:sz w:val="20"/>
+          <w:szCs w:val="20"/>
+        </w:rPr>
         <w:tab/>
         <w:t>23</w:t>
       </w:r>
@@ -1876,7 +2370,6 @@
         <w:tabs>
           <w:tab w:val="right" w:leader="dot" w:pos="9360"/>
         </w:tabs>
-        <w:spacing w:after="0"/>
         <w:ind w:right="500"/>
       </w:pPr>
       <w:r>
@@ -1885,6 +2378,12 @@
           <w:szCs w:val="20"/>
         </w:rPr>
         <w:t>Figure 21. Structure of the Model Pipeline</w:t>
+      </w:r>
+      <w:r>
+        <w:rPr>
+          <w:sz w:val="20"/>
+          <w:szCs w:val="20"/>
+        </w:rPr>
         <w:tab/>
         <w:t>24</w:t>
       </w:r>
@@ -1894,7 +2393,6 @@
         <w:tabs>
           <w:tab w:val="right" w:leader="dot" w:pos="9360"/>
         </w:tabs>
-        <w:spacing w:after="0"/>
         <w:ind w:right="500"/>
       </w:pPr>
       <w:r>
@@ -1903,6 +2401,12 @@
           <w:szCs w:val="20"/>
         </w:rPr>
         <w:t>Figure 22. Class Counts Before and After SMOTE (Training Set)</w:t>
+      </w:r>
+      <w:r>
+        <w:rPr>
+          <w:sz w:val="20"/>
+          <w:szCs w:val="20"/>
+        </w:rPr>
         <w:tab/>
         <w:t>25</w:t>
       </w:r>
@@ -1912,7 +2416,6 @@
         <w:tabs>
           <w:tab w:val="right" w:leader="dot" w:pos="9360"/>
         </w:tabs>
-        <w:spacing w:after="0"/>
         <w:ind w:right="500"/>
       </w:pPr>
       <w:r>
@@ -1921,6 +2424,12 @@
           <w:szCs w:val="20"/>
         </w:rPr>
         <w:t>Figure 23. Cross-Validated Macro-F1 of the Tuned Models</w:t>
+      </w:r>
+      <w:r>
+        <w:rPr>
+          <w:sz w:val="20"/>
+          <w:szCs w:val="20"/>
+        </w:rPr>
         <w:tab/>
         <w:t>27</w:t>
       </w:r>
@@ -1930,7 +2439,6 @@
         <w:tabs>
           <w:tab w:val="right" w:leader="dot" w:pos="9360"/>
         </w:tabs>
-        <w:spacing w:after="0"/>
         <w:ind w:right="500"/>
       </w:pPr>
       <w:r>
@@ -1939,6 +2447,12 @@
           <w:szCs w:val="20"/>
         </w:rPr>
         <w:t>Figure 24. Consensus Feature Ranking</w:t>
+      </w:r>
+      <w:r>
+        <w:rPr>
+          <w:sz w:val="20"/>
+          <w:szCs w:val="20"/>
+        </w:rPr>
         <w:tab/>
         <w:t>28</w:t>
       </w:r>
@@ -1948,7 +2462,6 @@
         <w:tabs>
           <w:tab w:val="right" w:leader="dot" w:pos="9360"/>
         </w:tabs>
-        <w:spacing w:after="0"/>
         <w:ind w:right="500"/>
       </w:pPr>
       <w:r>
@@ -1957,6 +2470,12 @@
           <w:szCs w:val="20"/>
         </w:rPr>
         <w:t>Figure 25. Cross-Validated Macro-F1 versus Number of Top Features Kept</w:t>
+      </w:r>
+      <w:r>
+        <w:rPr>
+          <w:sz w:val="20"/>
+          <w:szCs w:val="20"/>
+        </w:rPr>
         <w:tab/>
         <w:t>30</w:t>
       </w:r>
@@ -1966,7 +2485,6 @@
         <w:tabs>
           <w:tab w:val="right" w:leader="dot" w:pos="9360"/>
         </w:tabs>
-        <w:spacing w:after="0"/>
         <w:ind w:right="500"/>
       </w:pPr>
       <w:r>
@@ -1975,6 +2493,12 @@
           <w:szCs w:val="20"/>
         </w:rPr>
         <w:t>Figure 26. KNN Performance With Three Feature Sets</w:t>
+      </w:r>
+      <w:r>
+        <w:rPr>
+          <w:sz w:val="20"/>
+          <w:szCs w:val="20"/>
+        </w:rPr>
         <w:tab/>
         <w:t>31</w:t>
       </w:r>
@@ -1984,7 +2508,6 @@
         <w:tabs>
           <w:tab w:val="right" w:leader="dot" w:pos="9360"/>
         </w:tabs>
-        <w:spacing w:after="0"/>
         <w:ind w:right="500"/>
       </w:pPr>
       <w:r>
@@ -1993,6 +2516,12 @@
           <w:szCs w:val="20"/>
         </w:rPr>
         <w:t>Figure 27. Confusion Matrix: Random Forest</w:t>
+      </w:r>
+      <w:r>
+        <w:rPr>
+          <w:sz w:val="20"/>
+          <w:szCs w:val="20"/>
+        </w:rPr>
         <w:tab/>
         <w:t>34</w:t>
       </w:r>
@@ -2002,7 +2531,6 @@
         <w:tabs>
           <w:tab w:val="right" w:leader="dot" w:pos="9360"/>
         </w:tabs>
-        <w:spacing w:after="0"/>
         <w:ind w:right="500"/>
       </w:pPr>
       <w:r>
@@ -2011,6 +2539,12 @@
           <w:szCs w:val="20"/>
         </w:rPr>
         <w:t>Figure 28. Confusion Matrix: KNN</w:t>
+      </w:r>
+      <w:r>
+        <w:rPr>
+          <w:sz w:val="20"/>
+          <w:szCs w:val="20"/>
+        </w:rPr>
         <w:tab/>
         <w:t>35</w:t>
       </w:r>
@@ -2020,7 +2554,6 @@
         <w:tabs>
           <w:tab w:val="right" w:leader="dot" w:pos="9360"/>
         </w:tabs>
-        <w:spacing w:after="0"/>
         <w:ind w:right="500"/>
       </w:pPr>
       <w:r>
@@ -2029,6 +2562,12 @@
           <w:szCs w:val="20"/>
         </w:rPr>
         <w:t>Figure 29. Confusion Matrix: SVM</w:t>
+      </w:r>
+      <w:r>
+        <w:rPr>
+          <w:sz w:val="20"/>
+          <w:szCs w:val="20"/>
+        </w:rPr>
         <w:tab/>
         <w:t>36</w:t>
       </w:r>
@@ -2038,7 +2577,6 @@
         <w:tabs>
           <w:tab w:val="right" w:leader="dot" w:pos="9360"/>
         </w:tabs>
-        <w:spacing w:after="0"/>
         <w:ind w:right="500"/>
       </w:pPr>
       <w:r>
@@ -2047,6 +2585,12 @@
           <w:szCs w:val="20"/>
         </w:rPr>
         <w:t>Figure 30. ROC Curves: Random Forest (One-vs-Rest)</w:t>
+      </w:r>
+      <w:r>
+        <w:rPr>
+          <w:sz w:val="20"/>
+          <w:szCs w:val="20"/>
+        </w:rPr>
         <w:tab/>
         <w:t>37</w:t>
       </w:r>
@@ -2056,7 +2600,6 @@
         <w:tabs>
           <w:tab w:val="right" w:leader="dot" w:pos="9360"/>
         </w:tabs>
-        <w:spacing w:after="0"/>
         <w:ind w:right="500"/>
       </w:pPr>
       <w:r>
@@ -2065,6 +2608,12 @@
           <w:szCs w:val="20"/>
         </w:rPr>
         <w:t>Figure 31. ROC Curves: KNN (One-vs-Rest)</w:t>
+      </w:r>
+      <w:r>
+        <w:rPr>
+          <w:sz w:val="20"/>
+          <w:szCs w:val="20"/>
+        </w:rPr>
         <w:tab/>
         <w:t>37</w:t>
       </w:r>
@@ -2074,7 +2623,6 @@
         <w:tabs>
           <w:tab w:val="right" w:leader="dot" w:pos="9360"/>
         </w:tabs>
-        <w:spacing w:after="0"/>
         <w:ind w:right="500"/>
       </w:pPr>
       <w:r>
@@ -2083,6 +2631,12 @@
           <w:szCs w:val="20"/>
         </w:rPr>
         <w:t>Figure 32. ROC Curves: SVM (One-vs-Rest)</w:t>
+      </w:r>
+      <w:r>
+        <w:rPr>
+          <w:sz w:val="20"/>
+          <w:szCs w:val="20"/>
+        </w:rPr>
         <w:tab/>
         <w:t>38</w:t>
       </w:r>
@@ -2092,7 +2646,6 @@
         <w:tabs>
           <w:tab w:val="right" w:leader="dot" w:pos="9360"/>
         </w:tabs>
-        <w:spacing w:after="0"/>
         <w:ind w:right="500"/>
       </w:pPr>
       <w:r>
@@ -2101,6 +2654,12 @@
           <w:szCs w:val="20"/>
         </w:rPr>
         <w:t>Figure 33. Model Performance Comparison on the Test Set</w:t>
+      </w:r>
+      <w:r>
+        <w:rPr>
+          <w:sz w:val="20"/>
+          <w:szCs w:val="20"/>
+        </w:rPr>
         <w:tab/>
         <w:t>39</w:t>
       </w:r>
@@ -2110,7 +2669,6 @@
         <w:tabs>
           <w:tab w:val="right" w:leader="dot" w:pos="9360"/>
         </w:tabs>
-        <w:spacing w:after="0"/>
         <w:ind w:right="500"/>
       </w:pPr>
       <w:r>
@@ -2119,6 +2677,12 @@
           <w:szCs w:val="20"/>
         </w:rPr>
         <w:t>Figure 34. Permutation Test for KNN (Cross-Validated Macro-F1)</w:t>
+      </w:r>
+      <w:r>
+        <w:rPr>
+          <w:sz w:val="20"/>
+          <w:szCs w:val="20"/>
+        </w:rPr>
         <w:tab/>
         <w:t>40</w:t>
       </w:r>
@@ -2128,7 +2692,6 @@
         <w:tabs>
           <w:tab w:val="right" w:leader="dot" w:pos="9360"/>
         </w:tabs>
-        <w:spacing w:after="0"/>
         <w:ind w:right="500"/>
       </w:pPr>
       <w:r>
@@ -2137,6 +2700,12 @@
           <w:szCs w:val="20"/>
         </w:rPr>
         <w:t>Figure 35. Permutation Importance of the KNN Model (Test Set)</w:t>
+      </w:r>
+      <w:r>
+        <w:rPr>
+          <w:sz w:val="20"/>
+          <w:szCs w:val="20"/>
+        </w:rPr>
         <w:tab/>
         <w:t>41</w:t>
       </w:r>
@@ -2146,7 +2715,6 @@
         <w:tabs>
           <w:tab w:val="right" w:leader="dot" w:pos="9360"/>
         </w:tabs>
-        <w:spacing w:after="0"/>
         <w:ind w:right="500"/>
       </w:pPr>
       <w:r>
@@ -2155,6 +2723,12 @@
           <w:szCs w:val="20"/>
         </w:rPr>
         <w:t>Figure 36. Screening Decision Rules on the Test Set</w:t>
+      </w:r>
+      <w:r>
+        <w:rPr>
+          <w:sz w:val="20"/>
+          <w:szCs w:val="20"/>
+        </w:rPr>
         <w:tab/>
         <w:t>42</w:t>
       </w:r>
@@ -2164,7 +2738,6 @@
         <w:tabs>
           <w:tab w:val="right" w:leader="dot" w:pos="9360"/>
         </w:tabs>
-        <w:spacing w:after="0"/>
         <w:ind w:right="500"/>
       </w:pPr>
       <w:r>
@@ -2173,6 +2746,12 @@
           <w:szCs w:val="20"/>
         </w:rPr>
         <w:t>Figure 37. Building and Running the Docker Container in Visual Studio Code</w:t>
+      </w:r>
+      <w:r>
+        <w:rPr>
+          <w:sz w:val="20"/>
+          <w:szCs w:val="20"/>
+        </w:rPr>
         <w:tab/>
         <w:t>49</w:t>
       </w:r>
@@ -2182,7 +2761,6 @@
         <w:tabs>
           <w:tab w:val="right" w:leader="dot" w:pos="9360"/>
         </w:tabs>
-        <w:spacing w:after="0"/>
         <w:ind w:right="500"/>
       </w:pPr>
       <w:r>
@@ -2191,6 +2769,12 @@
           <w:szCs w:val="20"/>
         </w:rPr>
         <w:t>Figure 38. FastAPI Interactive Documentation (Swagger UI)</w:t>
+      </w:r>
+      <w:r>
+        <w:rPr>
+          <w:sz w:val="20"/>
+          <w:szCs w:val="20"/>
+        </w:rPr>
         <w:tab/>
         <w:t>53</w:t>
       </w:r>
@@ -2200,7 +2784,6 @@
         <w:tabs>
           <w:tab w:val="right" w:leader="dot" w:pos="9360"/>
         </w:tabs>
-        <w:spacing w:after="0"/>
         <w:ind w:right="500"/>
       </w:pPr>
       <w:r>
@@ -2209,6 +2792,12 @@
           <w:szCs w:val="20"/>
         </w:rPr>
         <w:t>Figure 39. Testing POST /predict in the Swagger UI (Request and Response)</w:t>
+      </w:r>
+      <w:r>
+        <w:rPr>
+          <w:sz w:val="20"/>
+          <w:szCs w:val="20"/>
+        </w:rPr>
         <w:tab/>
         <w:t>53</w:t>
       </w:r>
@@ -2218,7 +2807,6 @@
         <w:tabs>
           <w:tab w:val="right" w:leader="dot" w:pos="9360"/>
         </w:tabs>
-        <w:spacing w:after="0"/>
         <w:ind w:right="500"/>
       </w:pPr>
       <w:r>
@@ -2227,6 +2815,12 @@
           <w:szCs w:val="20"/>
         </w:rPr>
         <w:t>Figure 40. Testing POST /predict-features in the Swagger UI (Numeric Codes)</w:t>
+      </w:r>
+      <w:r>
+        <w:rPr>
+          <w:sz w:val="20"/>
+          <w:szCs w:val="20"/>
+        </w:rPr>
         <w:tab/>
         <w:t>54</w:t>
       </w:r>
@@ -2236,7 +2830,6 @@
         <w:tabs>
           <w:tab w:val="right" w:leader="dot" w:pos="9360"/>
         </w:tabs>
-        <w:spacing w:after="0"/>
         <w:ind w:right="500"/>
       </w:pPr>
       <w:r>
@@ -2245,6 +2838,12 @@
           <w:szCs w:val="20"/>
         </w:rPr>
         <w:t>Figure 41. Web Form With Two Students Entered</w:t>
+      </w:r>
+      <w:r>
+        <w:rPr>
+          <w:sz w:val="20"/>
+          <w:szCs w:val="20"/>
+        </w:rPr>
         <w:tab/>
         <w:t>55</w:t>
       </w:r>
@@ -2254,7 +2853,6 @@
         <w:tabs>
           <w:tab w:val="right" w:leader="dot" w:pos="9360"/>
         </w:tabs>
-        <w:spacing w:after="0"/>
         <w:ind w:right="500"/>
       </w:pPr>
       <w:r>
@@ -2263,6 +2861,12 @@
           <w:szCs w:val="20"/>
         </w:rPr>
         <w:t>Figure 42. Screening Results Shown to the User</w:t>
+      </w:r>
+      <w:r>
+        <w:rPr>
+          <w:sz w:val="20"/>
+          <w:szCs w:val="20"/>
+        </w:rPr>
         <w:tab/>
         <w:t>56</w:t>
       </w:r>
@@ -3051,6 +3655,8 @@
       </w:pPr>
       <w:r>
         <w:t xml:space="preserve">The dataset was selected because it is publicly available (so the study can be reproduced), it contains variables used in sleep research (sleep duration and quality, stress, BMI, blood pressure, heart rate, physical activity) and it describes a relevant population: insomnia symptoms are common among university students, with a pooled prevalence of 46.9% (95% CI 40.1–53.6) </w:t>
+      </w:r>
+      <w:r>
         <w:lastRenderedPageBreak/>
         <w:t>reported in a 2025 meta-analysis of 48 studies with 95,938 undergraduates (Global prevalence of insomnia symptoms in undergraduate university students, 2025).</w:t>
       </w:r>
@@ -4464,7 +5070,7 @@
         <w:keepNext/>
       </w:pPr>
       <w:r>
-        <w:t xml:space="preserve">Clinical Background and Why It Matters for the Model</w:t>
+        <w:t>Clinical Background and Why It Matters for the Model</w:t>
       </w:r>
     </w:p>
     <w:p>
@@ -4509,6 +5115,8 @@
       </w:r>
       <w:r>
         <w:t xml:space="preserve"> The dataset has no snoring, observed-apnea, daytime-tiredness or neck-size items, which are the strongest clinical clues, and the students are young with mostly normal BMI and blood pressure. In addition, “No Sleep Disorder” means that no symptoms were </w:t>
+      </w:r>
+      <w:r>
         <w:lastRenderedPageBreak/>
         <w:t>reported, and the method used to determine a disorder is not stated, so the labels are symptom-based and not clinically confirmed. These facts limit how accurate any model can be (Section IV).</w:t>
       </w:r>
@@ -4836,6 +5444,8 @@
       </w:r>
       <w:r>
         <w:t xml:space="preserve"> for what are really a few departments: “Mathematics ” (with a trailing space, 94 students) and “Mathematics” (37) are counted separately, as are “CSE” (220) and “CSE ” (26). Figure 3 shows the same problem in sleep duration: “6–7 hours” (en dash, 115) and “6-7 hours” (hyphen, 90) are the same answer, and so are the two spellings of “4–5 hours” (44 and 61). Without cleaning, a model would learn from artificial categories that split the same group of students in two. Figure 4 shows that age is concentrated between 18 and 26 for most students (mean 22.2, standard deviation 2.4), with two extreme values (31 and 56 years) in a population of students. Further checks found three physiologically impossible blood-pressure readings (118/26, 80/90 and 80/120), 8 students with heart rates above 105 bpm (plausible and </w:t>
+      </w:r>
+      <w:r>
         <w:lastRenderedPageBreak/>
         <w:t>therefore kept) and physical-activity answers that are heavily rounded (36% are multiples of ten), which is typical of self-reported data.</w:t>
       </w:r>
@@ -4884,7 +5494,7 @@
         <w:keepNext/>
       </w:pPr>
       <w:r>
-        <w:t xml:space="preserve">1. Handling Inconsistent Text, Missing Values and Outliers</w:t>
+        <w:t>1. Handling Inconsistent Text, Missing Values and Outliers</w:t>
       </w:r>
     </w:p>
     <w:p>
@@ -8906,6 +9516,8 @@
       </w:pPr>
       <w:r>
         <w:t xml:space="preserve">Table 6 shows exactly which departments were combined. The raw file contains 38 spellings, but many differ only by a trailing space or letter case (for example “CSE” and “CSE ”), so trimming and lower-casing leaves 24 real departments. The rule for the final groups is size: departments with at least 35 students (CSE, Mathematics, ECE and Agriculture) keep their own group, and the </w:t>
+      </w:r>
+      <w:r>
         <w:lastRenderedPageBreak/>
         <w:t>20 departments with 30 students or fewer are combined into “Other”. Keeping tiny departments separate would create one-hot columns with only a handful of students, which the models cannot learn from reliably. Software Engineering and “SWE” are different spellings of the same department, but together they have only 4 students, so they remain in “Other”.</w:t>
       </w:r>
@@ -8916,7 +9528,7 @@
         <w:keepNext/>
       </w:pPr>
       <w:r>
-        <w:t xml:space="preserve">2. Feature Engineering</w:t>
+        <w:t>2. Feature Engineering</w:t>
       </w:r>
     </w:p>
     <w:p>
@@ -8932,7 +9544,7 @@
           <w:sz w:val="20"/>
           <w:szCs w:val="20"/>
         </w:rPr>
-        <w:t xml:space="preserve">Table 7. Feature Engineering from the Blood-Pressure Text</w:t>
+        <w:t>Table 7. Feature Engineering from the Blood-Pressure Text</w:t>
       </w:r>
     </w:p>
     <w:tbl>
@@ -9607,7 +10219,7 @@
         <w:keepNext/>
       </w:pPr>
       <w:r>
-        <w:t xml:space="preserve">3. Encoding and Scaling</w:t>
+        <w:t>3. Encoding and Scaling</w:t>
       </w:r>
     </w:p>
     <w:p>
@@ -14571,7 +15183,7 @@
       </w:pPr>
       <w:r>
         <w:lastRenderedPageBreak/>
-        <w:t xml:space="preserve">Numerical Features by Class</w:t>
+        <w:t>Numerical Features by Class</w:t>
       </w:r>
     </w:p>
     <w:p>
@@ -14849,6 +15461,8 @@
       </w:r>
       <w:r>
         <w:t xml:space="preserve"> (the line is the median; the box covers the middle 50% of students and the dots are unusual values). The boxes overlap heavily in every figure, so no numerical variable separates the classes clearly. Age (Figure 7) differs only slightly: students with no disorder are marginally older (mean 22.8 years) than students with insomnia (22.2) or sleep apnea (21.7). This small difference is statistically detectable in 619 students but is not a meaningful biological difference in a group spanning only 18 to 30 years. Physical activity (Figure 8) shows the clearest pattern: students with no disorder are more active (median 60 minutes per day) than students with insomnia (50) or sleep apnea (46), which agrees with the clinical idea that regular activity supports sleep. Heart rate (Figure 9) is almost identical (medians 75, 77 and 75 bpm). Systolic and diastolic pressure (Figure 10) have identical medians in all classes (120 and 75 mmHg), so, in this young group, </w:t>
+      </w:r>
+      <w:r>
         <w:lastRenderedPageBreak/>
         <w:t>blood pressure carries no visible information about the disorder, in contrast to the clinical expectation for sleep apnea in older adults.</w:t>
       </w:r>
@@ -14859,7 +15473,7 @@
         <w:keepNext/>
       </w:pPr>
       <w:r>
-        <w:t xml:space="preserve">Categorical and Ordinal Features by Class</w:t>
+        <w:t>Categorical and Ordinal Features by Class</w:t>
       </w:r>
     </w:p>
     <w:p>
@@ -15009,6 +15623,8 @@
       </w:r>
       <w:r>
         <w:t xml:space="preserve"> shows an interesting non-linear pattern. Among the 16 students sleeping under four hours, 69% belong to the sleep-apnea class and only 19% to insomnia; for 4–5 hours the apnea share is still high (46%), whereas students sleeping 6–7 hours are mostly in the insomnia class (51%). This does not follow the common assumption that short sleepers have insomnia, but it fits the clinical picture that sleep apnea fragments and shortens sleep. The 8-hours-or-more group is split evenly (40% insomnia, 40% </w:t>
+      </w:r>
+      <w:r>
         <w:lastRenderedPageBreak/>
         <w:t xml:space="preserve">apnea, 19% none), which shows that long reported sleep does not protect against either condition. </w:t>
       </w:r>
@@ -16855,7 +17471,7 @@
           <w:b/>
           <w:bCs/>
         </w:rPr>
-        <w:t xml:space="preserve">Key functions and parameters:</w:t>
+        <w:t>Key functions and parameters:</w:t>
       </w:r>
       <w:r>
         <w:t xml:space="preserve"> Table 12 lists the functions and parameters used in the training workflow (notebook Sections 4–5). The same pipeline is built for all three models, so they receive identical preprocessing and differ only in the classifier and its tuning grid.</w:t>
@@ -18506,7 +19122,6 @@
           <w:sz w:val="20"/>
           <w:szCs w:val="20"/>
         </w:rPr>
-        <w:lastRenderedPageBreak/>
         <w:t>Table 13. Hyperparameter Grid for Model Tuning</w:t>
       </w:r>
     </w:p>
@@ -19053,6 +19668,7 @@
         <w:jc w:val="both"/>
       </w:pPr>
       <w:r>
+        <w:lastRenderedPageBreak/>
         <w:t>The last column is the number of different settings tried for each model, which is the product of the number of values in each row (for Random Forest: 2 × 3 × 3 × 2 × 2 = 72). Every setting is trained and validated 10 times (5 folds × 2 repeats), so the search trained 720 Random Forest, 960 KNN and 1,080 SVM models before the best setting of each was chosen.</w:t>
       </w:r>
     </w:p>
@@ -20128,9 +20744,7 @@
         <w:jc w:val="both"/>
       </w:pPr>
       <w:r>
-        <w:t xml:space="preserve">Figure 23 compares the tuned models with the baseline (bars show the mean over 10 validation folds, whiskers one standard deviation). All three models are clearly above the baseline (0.200), </w:t>
-        <w:lastRenderedPageBreak/>
-        <w:t xml:space="preserve">but they are </w:t>
+        <w:t xml:space="preserve">Figure 23 compares the tuned models with the baseline (bars show the mean over 10 validation folds, whiskers one standard deviation). All three models are clearly above the baseline (0.200), but they are </w:t>
       </w:r>
       <w:r>
         <w:rPr>
@@ -20149,6 +20763,7 @@
         <w:keepNext/>
       </w:pPr>
       <w:r>
+        <w:lastRenderedPageBreak/>
         <w:t>D. Feature Ranking and Feature Selection</w:t>
       </w:r>
     </w:p>
@@ -21982,7 +22597,6 @@
         <w:rPr>
           <w:noProof/>
         </w:rPr>
-        <w:lastRenderedPageBreak/>
         <w:drawing>
           <wp:inline distT="0" distB="0" distL="0" distR="0" wp14:anchorId="3281AA5C" wp14:editId="33714B90">
             <wp:extent cx="4391025" cy="3467100"/>
@@ -22044,6 +22658,7 @@
         <w:jc w:val="both"/>
       </w:pPr>
       <w:r>
+        <w:lastRenderedPageBreak/>
         <w:t xml:space="preserve">Figure 24 and the table above show that the three methods disagree: age ranks first because of a large ANOVA F value (16.5), sleep quality ranks highly on mutual information, and heart rate and physical activity rank highly on Random Forest importance. </w:t>
       </w:r>
       <w:r>
@@ -22106,7 +22721,6 @@
           <w:sz w:val="20"/>
           <w:szCs w:val="20"/>
         </w:rPr>
-        <w:lastRenderedPageBreak/>
         <w:t>Table 16. Association of Each Original Feature with the Target (Training Set)</w:t>
       </w:r>
     </w:p>
@@ -25216,7 +25830,11 @@
         <w:t>What the next figure is for:</w:t>
       </w:r>
       <w:r>
-        <w:t xml:space="preserve"> The ranking raises a practical question: do we need all the features, or would a few be enough? To test this, only the k best-ranked features are kept (k from 1 to 19) and the cross-validated macro-F1 is measured for each model. The horizontal axis is k and the vertical axis is the score; if a few features carried most of the information, the curve would climb quickly and then level off. The table that follows summarizes the curve: the best k is the one with the highest score, and the smallest k within one standard error is the simplest model whose score cannot be told apart from the best.</w:t>
+        <w:t xml:space="preserve"> The ranking raises a practical question: do we need all the features, or would a few be enough? To test this, only the k best-ranked features are kept (k from 1 to 19) and the cross-validated macro-F1 is measured for each model. The horizontal axis is k and the vertical axis is the score; if a few features carried most of the information, the curve would climb </w:t>
+      </w:r>
+      <w:r>
+        <w:lastRenderedPageBreak/>
+        <w:t>quickly and then level off. The table that follows summarizes the curve: the best k is the one with the highest score, and the smallest k within one standard error is the simplest model whose score cannot be told apart from the best.</w:t>
       </w:r>
     </w:p>
     <w:p>
@@ -25297,7 +25915,6 @@
           <w:sz w:val="20"/>
           <w:szCs w:val="20"/>
         </w:rPr>
-        <w:lastRenderedPageBreak/>
         <w:t>Table 17. Smallest Number of Features Within One Standard Error of the Best</w:t>
       </w:r>
     </w:p>
@@ -26048,6 +26665,7 @@
         <w:rPr>
           <w:noProof/>
         </w:rPr>
+        <w:lastRenderedPageBreak/>
         <w:drawing>
           <wp:inline distT="0" distB="0" distL="0" distR="0" wp14:anchorId="1D7A185D" wp14:editId="70055FD4">
             <wp:extent cx="4572000" cy="2543175"/>
@@ -26116,7 +26734,6 @@
           <w:sz w:val="20"/>
           <w:szCs w:val="20"/>
         </w:rPr>
-        <w:lastRenderedPageBreak/>
         <w:t>Table 18. Comparison of Feature Sets</w:t>
       </w:r>
     </w:p>
@@ -28623,9 +29240,11 @@
         <w:jc w:val="both"/>
       </w:pPr>
       <w:r>
-        <w:t xml:space="preserve">Table 19 shows that KNN has the best result on every summary metric (macro-F1 0.454, balanced accuracy 0.479, MCC 0.165), followed by SVM and then Random Forest, whose MCC (0.055) is barely above zero. All three clearly beat the baseline in macro-F1 (0.200), although SVM only </w:t>
+        <w:t xml:space="preserve">Table 19 shows that KNN has the best result on every summary metric (macro-F1 0.454, balanced accuracy 0.479, MCC 0.165), followed by SVM and then Random Forest, whose MCC (0.055) is barely above zero. All three clearly beat the baseline in macro-F1 (0.200), although SVM only matches the baseline in plain accuracy (0.427), which shows once more why accuracy alone is misleading. The 95% confidence intervals from 1,000 bootstrap resample of the test set (KNN </w:t>
+      </w:r>
+      <w:r>
         <w:lastRenderedPageBreak/>
-        <w:t xml:space="preserve">matches the baseline in plain accuracy (0.427), which shows once more why accuracy alone is misleading. The 95% confidence intervals from 1,000 bootstrap resample of the test set (KNN 0.35–0.54, SVM 0.33–0.50, Random Forest 0.28–0.45) </w:t>
+        <w:t xml:space="preserve">0.35–0.54, SVM 0.33–0.50, Random Forest 0.28–0.45) </w:t>
       </w:r>
       <w:r>
         <w:rPr>
@@ -30638,9 +31257,7 @@
         <w:t>Caution about small classes.</w:t>
       </w:r>
       <w:r>
-        <w:t xml:space="preserve"> Only 23 test students have no disorder, so one student changes that class’s recall by 4.3 percentage points. A difference such as 0.435 (SVM) versus 0.348 (Random </w:t>
-        <w:lastRenderedPageBreak/>
-        <w:t>Forest) is only two students. The patterns across classes are therefore more trustworthy than individual decimals.</w:t>
+        <w:t xml:space="preserve"> Only 23 test students have no disorder, so one student changes that class’s recall by 4.3 percentage points. A difference such as 0.435 (SVM) versus 0.348 (Random Forest) is only two students. The patterns across classes are therefore more trustworthy than individual decimals.</w:t>
       </w:r>
     </w:p>
     <w:p>
@@ -30649,6 +31266,7 @@
         <w:keepNext/>
       </w:pPr>
       <w:r>
+        <w:lastRenderedPageBreak/>
         <w:t>C. Confusion Matrices</w:t>
       </w:r>
     </w:p>
@@ -32016,6 +32634,7 @@
         <w:keepNext/>
       </w:pPr>
       <w:r>
+        <w:lastRenderedPageBreak/>
         <w:t>F. Is the Signal Real? Permutation Test and Feature Importance</w:t>
       </w:r>
     </w:p>
@@ -32204,7 +32823,7 @@
         <w:keepNext/>
       </w:pPr>
       <w:r>
-        <w:t xml:space="preserve">G. Screening Thresholds: Sensitivity and Specificity</w:t>
+        <w:t>G. Screening Thresholds: Sensitivity and Specificity</w:t>
       </w:r>
     </w:p>
     <w:p>
@@ -32213,7 +32832,7 @@
         <w:jc w:val="both"/>
       </w:pPr>
       <w:r>
-        <w:t xml:space="preserve">Besides the most likely pattern, the web application gives screening advice: “Higher likelihood”, “Possible” or “Lower likelihood”. This advice answers a simpler yes-or-no question: might the student have any sleep disorder? Two measures describe how good such a yes-or-no decision is.</w:t>
+        <w:t>Besides the most likely pattern, the web application gives screening advice: “Higher likelihood”, “Possible” or “Lower likelihood”. This advice answers a simpler yes-or-no question: might the student have any sleep disorder? Two measures describe how good such a yes-or-no decision is.</w:t>
       </w:r>
     </w:p>
     <w:p>
@@ -32226,7 +32845,7 @@
           <w:b/>
           <w:bCs/>
         </w:rPr>
-        <w:t xml:space="preserve">Sensitivity</w:t>
+        <w:t>Sensitivity</w:t>
       </w:r>
       <w:r>
         <w:t xml:space="preserve"> is the share of students who really have a disorder that the tool flags. High sensitivity means few missed cases.</w:t>
@@ -32242,7 +32861,7 @@
           <w:b/>
           <w:bCs/>
         </w:rPr>
-        <w:t xml:space="preserve">Specificity</w:t>
+        <w:t>Specificity</w:t>
       </w:r>
       <w:r>
         <w:t xml:space="preserve"> is the share of students without a disorder that the tool correctly clears. High specificity means few false alarms.</w:t>
@@ -32254,7 +32873,8 @@
         <w:jc w:val="both"/>
       </w:pPr>
       <w:r>
-        <w:t xml:space="preserve">The model gives every student a probability of having any disorder, P(any) = 1 − P(No Sleep Disorder), computed after the clinical consistency rule of Section III.H. A student is flagged when P(any) is at or above a cut-off called the threshold. The two measures pull in opposite directions: a lower threshold flags more students, so fewer real cases are missed (higher sensitivity) but more healthy students are flagged as well (lower specificity). Two thresholds were chosen on the training data only and checked once on the test set: a balanced threshold of 0.69, which gives the best combination of the two measures, and a high-sensitivity threshold of 0.44, which catches at least 90% of disorder cases in the training data.</w:t>
+        <w:lastRenderedPageBreak/>
+        <w:t>The model gives every student a probability of having any disorder, P(any) = 1 − P(No Sleep Disorder), computed after the clinical consistency rule of Section III.H. A student is flagged when P(any) is at or above a cut-off called the threshold. The two measures pull in opposite directions: a lower threshold flags more students, so fewer real cases are missed (higher sensitivity) but more healthy students are flagged as well (lower specificity). Two thresholds were chosen on the training data only and checked once on the test set: a balanced threshold of 0.69, which gives the best combination of the two measures, and a high-sensitivity threshold of 0.44, which catches at least 90% of disorder cases in the training data.</w:t>
       </w:r>
     </w:p>
     <w:p>
@@ -32267,7 +32887,7 @@
           <w:b/>
           <w:bCs/>
         </w:rPr>
-        <w:t xml:space="preserve">Worked example:</w:t>
+        <w:t>Worked example:</w:t>
       </w:r>
       <w:r>
         <w:t xml:space="preserve"> The test set has 101 students with a disorder and 23 without. With the high-sensitivity threshold, the tool flagged 87 of the 101 students with a disorder (sensitivity 87/101 = 86%) but cleared only 5 of the 23 healthy students (specificity 5/23 = 22%).</w:t>
@@ -32283,7 +32903,7 @@
           <w:b/>
           <w:bCs/>
         </w:rPr>
-        <w:t xml:space="preserve">How the web application uses the thresholds:</w:t>
+        <w:t>How the web application uses the thresholds:</w:t>
       </w:r>
       <w:r>
         <w:t xml:space="preserve"> P(any) of 0.69 or more is shown as “Higher likelihood”, 0.44 up to 0.69 as “Possible”, and below 0.44 as “Lower likelihood”.</w:t>
@@ -32302,7 +32922,6 @@
           <w:sz w:val="20"/>
           <w:szCs w:val="20"/>
         </w:rPr>
-        <w:lastRenderedPageBreak/>
         <w:t>Table 22. Screening Thresholds on the Test Set</w:t>
       </w:r>
     </w:p>
@@ -33143,7 +33762,7 @@
                     </pic:cNvPicPr>
                   </pic:nvPicPr>
                   <pic:blipFill>
-                    <a:blip r:embed="rId43"/>
+                    <a:blip r:embed="rId42"/>
                     <a:srcRect/>
                     <a:stretch>
                       <a:fillRect/>
@@ -33186,7 +33805,11 @@
         <w:jc w:val="both"/>
       </w:pPr>
       <w:r>
-        <w:t>Table 22 and Figure 36 give the test results for the three decision rules among 101 students with a disorder and 23 without. The default rule (the class reported by the web page) finds 75% of disorder cases (25 missed) and clears 52% of healthy students. The balanced threshold clears most healthy students (83%) but misses 49 of 101 real cases (sensitivity 51%), which is unacceptable if missing a case is the worst error. The high-sensitivity threshold catches 86% of students with a disorder (14 missed) but clears only 22% of those without (18 false alarms), the same trade-off made by STOP-Bang. It was set to reach 90% sensitivity on the training data; reaching 86% on 101 new students is within the variation expected from a small test set. For a screening aid whose message is “consider a professional evaluation”, the high-sensitivity rule is the most defensible, whereas the balanced rule suits situations where evaluation capacity is limited. Both thresholds are stored with the model so the choice remains a policy decision. Because the 82% disorder rate of this sample is not a population rate, precision values do not transfer to other groups.</w:t>
+        <w:t xml:space="preserve">Table 22 and Figure 36 give the test results for the three decision rules among 101 students with a disorder and 23 without. The default rule (the class reported by the web page) finds 75% of disorder cases (25 missed) and clears 52% of healthy students. The balanced threshold clears most healthy students (83%) but misses 49 of 101 real cases (sensitivity 51%), which is unacceptable if missing a case is the worst error. The high-sensitivity threshold catches 86% of students with a </w:t>
+      </w:r>
+      <w:r>
+        <w:lastRenderedPageBreak/>
+        <w:t>disorder (14 missed) but clears only 22% of those without (18 false alarms), the same trade-off made by STOP-Bang. It was set to reach 90% sensitivity on the training data; reaching 86% on 101 new students is within the variation expected from a small test set. For a screening aid whose message is “consider a professional evaluation”, the high-sensitivity rule is the most defensible, whereas the balanced rule suits situations where evaluation capacity is limited. Both thresholds are stored with the model so the choice remains a policy decision. Because the 82% disorder rate of this sample is not a population rate, precision values do not transfer to other groups.</w:t>
       </w:r>
     </w:p>
     <w:p>
@@ -33217,7 +33840,6 @@
           <w:b/>
           <w:bCs/>
         </w:rPr>
-        <w:lastRenderedPageBreak/>
         <w:t>Ties:</w:t>
       </w:r>
       <w:r>
@@ -33253,6 +33875,7 @@
           <w:sz w:val="20"/>
           <w:szCs w:val="20"/>
         </w:rPr>
+        <w:lastRenderedPageBreak/>
         <w:t>Table 23. Effect of the Decision Rules on the Test Set</w:t>
       </w:r>
     </w:p>
@@ -34207,7 +34830,6 @@
         <w:keepNext/>
       </w:pPr>
       <w:r>
-        <w:lastRenderedPageBreak/>
         <w:t>I. Final Model Selection</w:t>
       </w:r>
     </w:p>
@@ -34263,6 +34885,7 @@
         <w:keepNext/>
       </w:pPr>
       <w:r>
+        <w:lastRenderedPageBreak/>
         <w:t>B. Why KNN May Perform Better on This Dataset</w:t>
       </w:r>
     </w:p>
@@ -34708,7 +35331,6 @@
         <w:keepNext/>
       </w:pPr>
       <w:r>
-        <w:lastRenderedPageBreak/>
         <w:t>C. Implications of the Findings</w:t>
       </w:r>
     </w:p>
@@ -34868,6 +35490,7 @@
         <w:jc w:val="both"/>
       </w:pPr>
       <w:r>
+        <w:lastRenderedPageBreak/>
         <w:t>No snoring, observed-apnea, tiredness or neck-size items (core STOP-Bang items); young students with mostly normal BMI and blood pressure leave little variation to learn from.</w:t>
       </w:r>
     </w:p>
@@ -35000,7 +35623,6 @@
           <w:b/>
           <w:bCs/>
         </w:rPr>
-        <w:lastRenderedPageBreak/>
         <w:t>Finer probabilities:</w:t>
       </w:r>
       <w:r>
@@ -35064,7 +35686,7 @@
         <w:jc w:val="both"/>
       </w:pPr>
       <w:r>
-        <w:t xml:space="preserve">Deployment turns the trained model into a service that anyone can use. The selected model is saved with joblib, served by a FastAPI application, packaged as a Docker image, tested through the automatically generated Swagger UI and finally used through a web interface. Each step is described below.</w:t>
+        <w:t>Deployment turns the trained model into a service that anyone can use. The selected model is saved with joblib, served by a FastAPI application, packaged as a Docker image, tested through the automatically generated Swagger UI and finally used through a web interface. Each step is described below.</w:t>
       </w:r>
     </w:p>
     <w:p>
@@ -35102,7 +35724,11 @@
         <w:t>single pipeline object</w:t>
       </w:r>
       <w:r>
-        <w:t xml:space="preserve"> that already contains imputation, scaling and one-hot encoding, so the web service cannot apply different preprocessing than training. The label encoder is saved separately. The notebook saves these files directly into the deployment folder dreamcatcher_app/app/models, so the web service always serves the model trained in the notebook.</w:t>
+        <w:t xml:space="preserve"> that already contains imputation, scaling and one-hot encoding, so the </w:t>
+      </w:r>
+      <w:r>
+        <w:lastRenderedPageBreak/>
+        <w:t>web service cannot apply different preprocessing than training. The label encoder is saved separately. The notebook saves these files directly into the deployment folder dreamcatcher_app/app/models, so the web service always serves the model trained in the notebook.</w:t>
       </w:r>
     </w:p>
     <w:p>
@@ -35111,7 +35737,7 @@
         <w:jc w:val="both"/>
       </w:pPr>
       <w:r>
-        <w:t xml:space="preserve">At the end of the notebook (Section 8) the trained pipeline, the label encoder and a model card are saved with joblib and JSON (Table 25). No separate scaler file is needed: the StandardScaler, the imputers and the one-hot encoder are stored inside the saved pipeline, so the web service cannot apply preprocessing that differs from training.</w:t>
+        <w:t>At the end of the notebook (Section 8) the trained pipeline, the label encoder and a model card are saved with joblib and JSON (Table 25). No separate scaler file is needed: the StandardScaler, the imputers and the one-hot encoder are stored inside the saved pipeline, so the web service cannot apply preprocessing that differs from training.</w:t>
       </w:r>
     </w:p>
     <w:p>
@@ -35127,7 +35753,7 @@
           <w:sz w:val="20"/>
           <w:szCs w:val="20"/>
         </w:rPr>
-        <w:t xml:space="preserve">Table 25. Files of the Deployed Application</w:t>
+        <w:t>Table 25. Files of the Deployed Application</w:t>
       </w:r>
     </w:p>
     <w:tbl>
@@ -35187,7 +35813,7 @@
                 <w:sz w:val="19"/>
                 <w:szCs w:val="19"/>
               </w:rPr>
-              <w:t xml:space="preserve">File</w:t>
+              <w:t>File</w:t>
             </w:r>
           </w:p>
         </w:tc>
@@ -35219,7 +35845,7 @@
                 <w:sz w:val="19"/>
                 <w:szCs w:val="19"/>
               </w:rPr>
-              <w:t xml:space="preserve">Location</w:t>
+              <w:t>Location</w:t>
             </w:r>
           </w:p>
         </w:tc>
@@ -35251,7 +35877,7 @@
                 <w:sz w:val="19"/>
                 <w:szCs w:val="19"/>
               </w:rPr>
-              <w:t xml:space="preserve">Purpose</w:t>
+              <w:t>Purpose</w:t>
             </w:r>
           </w:p>
         </w:tc>
@@ -35288,7 +35914,7 @@
                 <w:sz w:val="17"/>
                 <w:szCs w:val="17"/>
               </w:rPr>
-              <w:t xml:space="preserve">dreamcatcher_model.joblib</w:t>
+              <w:t>dreamcatcher_model.joblib</w:t>
             </w:r>
           </w:p>
         </w:tc>
@@ -35319,7 +35945,7 @@
                 <w:sz w:val="17"/>
                 <w:szCs w:val="17"/>
               </w:rPr>
-              <w:t xml:space="preserve">app/models</w:t>
+              <w:t>app/models</w:t>
             </w:r>
           </w:p>
         </w:tc>
@@ -35349,7 +35975,7 @@
                 <w:sz w:val="19"/>
                 <w:szCs w:val="19"/>
               </w:rPr>
-              <w:t xml:space="preserve">Trained pipeline (preprocessing, SMOTE, SelectKBest, KNN classifier)</w:t>
+              <w:t>Trained pipeline (preprocessing, SMOTE, SelectKBest, KNN classifier)</w:t>
             </w:r>
           </w:p>
         </w:tc>
@@ -35386,7 +36012,7 @@
                 <w:sz w:val="17"/>
                 <w:szCs w:val="17"/>
               </w:rPr>
-              <w:t xml:space="preserve">label_encoder.pkl</w:t>
+              <w:t>label_encoder.pkl</w:t>
             </w:r>
           </w:p>
         </w:tc>
@@ -35417,7 +36043,7 @@
                 <w:sz w:val="17"/>
                 <w:szCs w:val="17"/>
               </w:rPr>
-              <w:t xml:space="preserve">app/models</w:t>
+              <w:t>app/models</w:t>
             </w:r>
           </w:p>
         </w:tc>
@@ -35447,7 +36073,7 @@
                 <w:sz w:val="19"/>
                 <w:szCs w:val="19"/>
               </w:rPr>
-              <w:t xml:space="preserve">Converts predicted integers back to Insomnia / No Sleep Disorder / Sleep Apnea</w:t>
+              <w:t>Converts predicted integers back to Insomnia / No Sleep Disorder / Sleep Apnea</w:t>
             </w:r>
           </w:p>
         </w:tc>
@@ -35484,7 +36110,7 @@
                 <w:sz w:val="17"/>
                 <w:szCs w:val="17"/>
               </w:rPr>
-              <w:t xml:space="preserve">model_card.json</w:t>
+              <w:t>model_card.json</w:t>
             </w:r>
           </w:p>
         </w:tc>
@@ -35515,7 +36141,7 @@
                 <w:sz w:val="17"/>
                 <w:szCs w:val="17"/>
               </w:rPr>
-              <w:t xml:space="preserve">app/models</w:t>
+              <w:t>app/models</w:t>
             </w:r>
           </w:p>
         </w:tc>
@@ -35545,7 +36171,7 @@
                 <w:sz w:val="19"/>
                 <w:szCs w:val="19"/>
               </w:rPr>
-              <w:t xml:space="preserve">Model name, metrics, feature set, class names, decision rules, screening thresholds (0.69 and 0.44) and disclaimer</w:t>
+              <w:t>Model name, metrics, feature set, class names, decision rules, screening thresholds (0.69 and 0.44) and disclaimer</w:t>
             </w:r>
           </w:p>
         </w:tc>
@@ -35582,7 +36208,7 @@
                 <w:sz w:val="17"/>
                 <w:szCs w:val="17"/>
               </w:rPr>
-              <w:t xml:space="preserve">BD-Uni. Sleep Disorder Dataset.xlsx</w:t>
+              <w:t>BD-Uni. Sleep Disorder Dataset.xlsx</w:t>
             </w:r>
           </w:p>
         </w:tc>
@@ -35613,7 +36239,7 @@
                 <w:sz w:val="17"/>
                 <w:szCs w:val="17"/>
               </w:rPr>
-              <w:t xml:space="preserve">app/dataset</w:t>
+              <w:t>app/dataset</w:t>
             </w:r>
           </w:p>
         </w:tc>
@@ -35643,7 +36269,7 @@
                 <w:sz w:val="19"/>
                 <w:szCs w:val="19"/>
               </w:rPr>
-              <w:t xml:space="preserve">The dataset; the notebook reads it from here</w:t>
+              <w:t>The dataset; the notebook reads it from here</w:t>
             </w:r>
           </w:p>
         </w:tc>
@@ -35680,7 +36306,7 @@
                 <w:sz w:val="17"/>
                 <w:szCs w:val="17"/>
               </w:rPr>
-              <w:t xml:space="preserve">dreamcatcher_utils.py</w:t>
+              <w:t>dreamcatcher_utils.py</w:t>
             </w:r>
           </w:p>
         </w:tc>
@@ -35711,7 +36337,7 @@
                 <w:sz w:val="17"/>
                 <w:szCs w:val="17"/>
               </w:rPr>
-              <w:t xml:space="preserve">project folder and app</w:t>
+              <w:t>project folder and app</w:t>
             </w:r>
           </w:p>
         </w:tc>
@@ -35741,7 +36367,7 @@
                 <w:sz w:val="19"/>
                 <w:szCs w:val="19"/>
               </w:rPr>
-              <w:t xml:space="preserve">Shared cleaning, feature-engineering and decision rules (the same code in training and serving)</w:t>
+              <w:t>Shared cleaning, feature-engineering and decision rules (the same code in training and serving)</w:t>
             </w:r>
           </w:p>
         </w:tc>
@@ -35778,7 +36404,7 @@
                 <w:sz w:val="17"/>
                 <w:szCs w:val="17"/>
               </w:rPr>
-              <w:t xml:space="preserve">server.py</w:t>
+              <w:t>server.py</w:t>
             </w:r>
           </w:p>
         </w:tc>
@@ -35809,7 +36435,7 @@
                 <w:sz w:val="17"/>
                 <w:szCs w:val="17"/>
               </w:rPr>
-              <w:t xml:space="preserve">app</w:t>
+              <w:t>app</w:t>
             </w:r>
           </w:p>
         </w:tc>
@@ -35839,7 +36465,7 @@
                 <w:sz w:val="19"/>
                 <w:szCs w:val="19"/>
               </w:rPr>
-              <w:t xml:space="preserve">FastAPI web service</w:t>
+              <w:t>FastAPI web service</w:t>
             </w:r>
           </w:p>
         </w:tc>
@@ -35876,7 +36502,7 @@
                 <w:sz w:val="17"/>
                 <w:szCs w:val="17"/>
               </w:rPr>
-              <w:t xml:space="preserve">index.html</w:t>
+              <w:t>index.html</w:t>
             </w:r>
           </w:p>
         </w:tc>
@@ -35907,7 +36533,7 @@
                 <w:sz w:val="17"/>
                 <w:szCs w:val="17"/>
               </w:rPr>
-              <w:t xml:space="preserve">app/static</w:t>
+              <w:t>app/static</w:t>
             </w:r>
           </w:p>
         </w:tc>
@@ -35937,7 +36563,7 @@
                 <w:sz w:val="19"/>
                 <w:szCs w:val="19"/>
               </w:rPr>
-              <w:t xml:space="preserve">Web page (input form and results)</w:t>
+              <w:t>Web page (input form and results)</w:t>
             </w:r>
           </w:p>
         </w:tc>
@@ -35974,7 +36600,7 @@
                 <w:sz w:val="17"/>
                 <w:szCs w:val="17"/>
               </w:rPr>
-              <w:t xml:space="preserve">Dockerfile, requirements.txt</w:t>
+              <w:t>Dockerfile, requirements.txt</w:t>
             </w:r>
           </w:p>
         </w:tc>
@@ -36005,7 +36631,7 @@
                 <w:sz w:val="17"/>
                 <w:szCs w:val="17"/>
               </w:rPr>
-              <w:t xml:space="preserve">dreamcatcher_app</w:t>
+              <w:t>dreamcatcher_app</w:t>
             </w:r>
           </w:p>
         </w:tc>
@@ -36035,7 +36661,7 @@
                 <w:sz w:val="19"/>
                 <w:szCs w:val="19"/>
               </w:rPr>
-              <w:t xml:space="preserve">Container build instructions and the exact package versions used for training</w:t>
+              <w:t>Container build instructions and the exact package versions used for training</w:t>
             </w:r>
           </w:p>
         </w:tc>
@@ -36061,360 +36687,7 @@
         <w:jc w:val="both"/>
       </w:pPr>
       <w:r>
-        <w:t xml:space="preserve">The deployment folder dreamcatcher_app follows the standard structure required for the project: an app directory that holds the dataset, the serialized model files and server.py, plus a Dockerfile and requirements.txt at the top level. DreamCatcher adds three small items to that structure: static/index.html, the web interface; dreamcatcher_utils.py, which applies the same cleaning and decision rules as the notebook; and __init__.py, an empty file that marks app as a Python package so that server.py can import dreamcatcher_utils.py.</w:t>
-      </w:r>
-    </w:p>
-    <w:p>
-      <w:pPr>
-        <w:keepNext/>
-        <w:keepLines/>
-        <w:pBdr>
-          <w:top w:val="single" w:sz="4" w:space="4" w:color="BFBFBF"/>
-          <w:left w:val="single" w:sz="4" w:space="4" w:color="BFBFBF"/>
-          <w:bottom w:val="single" w:sz="4" w:space="4" w:color="BFBFBF"/>
-          <w:right w:val="single" w:sz="4" w:space="4" w:color="BFBFBF"/>
-        </w:pBdr>
-        <w:shd w:val="clear" w:color="auto" w:fill="F4F6F8"/>
-        <w:spacing w:before="0" w:after="0" w:line="240" w:lineRule="auto"/>
-        <w:ind w:left="120" w:right="120"/>
-      </w:pPr>
-      <w:r>
-        <w:rPr>
-          <w:rFonts w:ascii="Courier New" w:hAnsi="Courier New" w:cs="Courier New" w:eastAsia="Courier New"/>
-          <w:sz w:val="15"/>
-          <w:szCs w:val="15"/>
-        </w:rPr>
-        <w:t xml:space="preserve">dreamcatcher_app/</w:t>
-      </w:r>
-    </w:p>
-    <w:p>
-      <w:pPr>
-        <w:keepNext/>
-        <w:keepLines/>
-        <w:pBdr>
-          <w:top w:val="single" w:sz="4" w:space="4" w:color="BFBFBF"/>
-          <w:left w:val="single" w:sz="4" w:space="4" w:color="BFBFBF"/>
-          <w:bottom w:val="single" w:sz="4" w:space="4" w:color="BFBFBF"/>
-          <w:right w:val="single" w:sz="4" w:space="4" w:color="BFBFBF"/>
-        </w:pBdr>
-        <w:shd w:val="clear" w:color="auto" w:fill="F4F6F8"/>
-        <w:spacing w:before="0" w:after="0" w:line="240" w:lineRule="auto"/>
-        <w:ind w:left="120" w:right="120"/>
-      </w:pPr>
-      <w:r>
-        <w:rPr>
-          <w:rFonts w:ascii="Courier New" w:hAnsi="Courier New" w:cs="Courier New" w:eastAsia="Courier New"/>
-          <w:sz w:val="15"/>
-          <w:szCs w:val="15"/>
-        </w:rPr>
-        <w:t xml:space="preserve">├── app/</w:t>
-      </w:r>
-    </w:p>
-    <w:p>
-      <w:pPr>
-        <w:keepNext/>
-        <w:keepLines/>
-        <w:pBdr>
-          <w:top w:val="single" w:sz="4" w:space="4" w:color="BFBFBF"/>
-          <w:left w:val="single" w:sz="4" w:space="4" w:color="BFBFBF"/>
-          <w:bottom w:val="single" w:sz="4" w:space="4" w:color="BFBFBF"/>
-          <w:right w:val="single" w:sz="4" w:space="4" w:color="BFBFBF"/>
-        </w:pBdr>
-        <w:shd w:val="clear" w:color="auto" w:fill="F4F6F8"/>
-        <w:spacing w:before="0" w:after="0" w:line="240" w:lineRule="auto"/>
-        <w:ind w:left="120" w:right="120"/>
-      </w:pPr>
-      <w:r>
-        <w:rPr>
-          <w:rFonts w:ascii="Courier New" w:hAnsi="Courier New" w:cs="Courier New" w:eastAsia="Courier New"/>
-          <w:sz w:val="15"/>
-          <w:szCs w:val="15"/>
-        </w:rPr>
-        <w:t xml:space="preserve">│   ├── dataset/</w:t>
-      </w:r>
-    </w:p>
-    <w:p>
-      <w:pPr>
-        <w:keepNext/>
-        <w:keepLines/>
-        <w:pBdr>
-          <w:top w:val="single" w:sz="4" w:space="4" w:color="BFBFBF"/>
-          <w:left w:val="single" w:sz="4" w:space="4" w:color="BFBFBF"/>
-          <w:bottom w:val="single" w:sz="4" w:space="4" w:color="BFBFBF"/>
-          <w:right w:val="single" w:sz="4" w:space="4" w:color="BFBFBF"/>
-        </w:pBdr>
-        <w:shd w:val="clear" w:color="auto" w:fill="F4F6F8"/>
-        <w:spacing w:before="0" w:after="0" w:line="240" w:lineRule="auto"/>
-        <w:ind w:left="120" w:right="120"/>
-      </w:pPr>
-      <w:r>
-        <w:rPr>
-          <w:rFonts w:ascii="Courier New" w:hAnsi="Courier New" w:cs="Courier New" w:eastAsia="Courier New"/>
-          <w:sz w:val="15"/>
-          <w:szCs w:val="15"/>
-        </w:rPr>
-        <w:t xml:space="preserve">│   │   └── BD-Uni. Sleep Disorder Dataset.xlsx</w:t>
-      </w:r>
-    </w:p>
-    <w:p>
-      <w:pPr>
-        <w:keepNext/>
-        <w:keepLines/>
-        <w:pBdr>
-          <w:top w:val="single" w:sz="4" w:space="4" w:color="BFBFBF"/>
-          <w:left w:val="single" w:sz="4" w:space="4" w:color="BFBFBF"/>
-          <w:bottom w:val="single" w:sz="4" w:space="4" w:color="BFBFBF"/>
-          <w:right w:val="single" w:sz="4" w:space="4" w:color="BFBFBF"/>
-        </w:pBdr>
-        <w:shd w:val="clear" w:color="auto" w:fill="F4F6F8"/>
-        <w:spacing w:before="0" w:after="0" w:line="240" w:lineRule="auto"/>
-        <w:ind w:left="120" w:right="120"/>
-      </w:pPr>
-      <w:r>
-        <w:rPr>
-          <w:rFonts w:ascii="Courier New" w:hAnsi="Courier New" w:cs="Courier New" w:eastAsia="Courier New"/>
-          <w:sz w:val="15"/>
-          <w:szCs w:val="15"/>
-        </w:rPr>
-        <w:t xml:space="preserve">│   ├── models/</w:t>
-      </w:r>
-    </w:p>
-    <w:p>
-      <w:pPr>
-        <w:keepNext/>
-        <w:keepLines/>
-        <w:pBdr>
-          <w:top w:val="single" w:sz="4" w:space="4" w:color="BFBFBF"/>
-          <w:left w:val="single" w:sz="4" w:space="4" w:color="BFBFBF"/>
-          <w:bottom w:val="single" w:sz="4" w:space="4" w:color="BFBFBF"/>
-          <w:right w:val="single" w:sz="4" w:space="4" w:color="BFBFBF"/>
-        </w:pBdr>
-        <w:shd w:val="clear" w:color="auto" w:fill="F4F6F8"/>
-        <w:spacing w:before="0" w:after="0" w:line="240" w:lineRule="auto"/>
-        <w:ind w:left="120" w:right="120"/>
-      </w:pPr>
-      <w:r>
-        <w:rPr>
-          <w:rFonts w:ascii="Courier New" w:hAnsi="Courier New" w:cs="Courier New" w:eastAsia="Courier New"/>
-          <w:sz w:val="15"/>
-          <w:szCs w:val="15"/>
-        </w:rPr>
-        <w:t xml:space="preserve">│   │   ├── dreamcatcher_model.joblib</w:t>
-      </w:r>
-    </w:p>
-    <w:p>
-      <w:pPr>
-        <w:keepNext/>
-        <w:keepLines/>
-        <w:pBdr>
-          <w:top w:val="single" w:sz="4" w:space="4" w:color="BFBFBF"/>
-          <w:left w:val="single" w:sz="4" w:space="4" w:color="BFBFBF"/>
-          <w:bottom w:val="single" w:sz="4" w:space="4" w:color="BFBFBF"/>
-          <w:right w:val="single" w:sz="4" w:space="4" w:color="BFBFBF"/>
-        </w:pBdr>
-        <w:shd w:val="clear" w:color="auto" w:fill="F4F6F8"/>
-        <w:spacing w:before="0" w:after="0" w:line="240" w:lineRule="auto"/>
-        <w:ind w:left="120" w:right="120"/>
-      </w:pPr>
-      <w:r>
-        <w:rPr>
-          <w:rFonts w:ascii="Courier New" w:hAnsi="Courier New" w:cs="Courier New" w:eastAsia="Courier New"/>
-          <w:sz w:val="15"/>
-          <w:szCs w:val="15"/>
-        </w:rPr>
-        <w:t xml:space="preserve">│   │   ├── label_encoder.pkl</w:t>
-      </w:r>
-    </w:p>
-    <w:p>
-      <w:pPr>
-        <w:keepNext/>
-        <w:keepLines/>
-        <w:pBdr>
-          <w:top w:val="single" w:sz="4" w:space="4" w:color="BFBFBF"/>
-          <w:left w:val="single" w:sz="4" w:space="4" w:color="BFBFBF"/>
-          <w:bottom w:val="single" w:sz="4" w:space="4" w:color="BFBFBF"/>
-          <w:right w:val="single" w:sz="4" w:space="4" w:color="BFBFBF"/>
-        </w:pBdr>
-        <w:shd w:val="clear" w:color="auto" w:fill="F4F6F8"/>
-        <w:spacing w:before="0" w:after="0" w:line="240" w:lineRule="auto"/>
-        <w:ind w:left="120" w:right="120"/>
-      </w:pPr>
-      <w:r>
-        <w:rPr>
-          <w:rFonts w:ascii="Courier New" w:hAnsi="Courier New" w:cs="Courier New" w:eastAsia="Courier New"/>
-          <w:sz w:val="15"/>
-          <w:szCs w:val="15"/>
-        </w:rPr>
-        <w:t xml:space="preserve">│   │   └── model_card.json</w:t>
-      </w:r>
-    </w:p>
-    <w:p>
-      <w:pPr>
-        <w:keepNext/>
-        <w:keepLines/>
-        <w:pBdr>
-          <w:top w:val="single" w:sz="4" w:space="4" w:color="BFBFBF"/>
-          <w:left w:val="single" w:sz="4" w:space="4" w:color="BFBFBF"/>
-          <w:bottom w:val="single" w:sz="4" w:space="4" w:color="BFBFBF"/>
-          <w:right w:val="single" w:sz="4" w:space="4" w:color="BFBFBF"/>
-        </w:pBdr>
-        <w:shd w:val="clear" w:color="auto" w:fill="F4F6F8"/>
-        <w:spacing w:before="0" w:after="0" w:line="240" w:lineRule="auto"/>
-        <w:ind w:left="120" w:right="120"/>
-      </w:pPr>
-      <w:r>
-        <w:rPr>
-          <w:rFonts w:ascii="Courier New" w:hAnsi="Courier New" w:cs="Courier New" w:eastAsia="Courier New"/>
-          <w:sz w:val="15"/>
-          <w:szCs w:val="15"/>
-        </w:rPr>
-        <w:t xml:space="preserve">│   ├── static/</w:t>
-      </w:r>
-    </w:p>
-    <w:p>
-      <w:pPr>
-        <w:keepNext/>
-        <w:keepLines/>
-        <w:pBdr>
-          <w:top w:val="single" w:sz="4" w:space="4" w:color="BFBFBF"/>
-          <w:left w:val="single" w:sz="4" w:space="4" w:color="BFBFBF"/>
-          <w:bottom w:val="single" w:sz="4" w:space="4" w:color="BFBFBF"/>
-          <w:right w:val="single" w:sz="4" w:space="4" w:color="BFBFBF"/>
-        </w:pBdr>
-        <w:shd w:val="clear" w:color="auto" w:fill="F4F6F8"/>
-        <w:spacing w:before="0" w:after="0" w:line="240" w:lineRule="auto"/>
-        <w:ind w:left="120" w:right="120"/>
-      </w:pPr>
-      <w:r>
-        <w:rPr>
-          <w:rFonts w:ascii="Courier New" w:hAnsi="Courier New" w:cs="Courier New" w:eastAsia="Courier New"/>
-          <w:sz w:val="15"/>
-          <w:szCs w:val="15"/>
-        </w:rPr>
-        <w:t xml:space="preserve">│   │   └── index.html</w:t>
-      </w:r>
-    </w:p>
-    <w:p>
-      <w:pPr>
-        <w:keepNext/>
-        <w:keepLines/>
-        <w:pBdr>
-          <w:top w:val="single" w:sz="4" w:space="4" w:color="BFBFBF"/>
-          <w:left w:val="single" w:sz="4" w:space="4" w:color="BFBFBF"/>
-          <w:bottom w:val="single" w:sz="4" w:space="4" w:color="BFBFBF"/>
-          <w:right w:val="single" w:sz="4" w:space="4" w:color="BFBFBF"/>
-        </w:pBdr>
-        <w:shd w:val="clear" w:color="auto" w:fill="F4F6F8"/>
-        <w:spacing w:before="0" w:after="0" w:line="240" w:lineRule="auto"/>
-        <w:ind w:left="120" w:right="120"/>
-      </w:pPr>
-      <w:r>
-        <w:rPr>
-          <w:rFonts w:ascii="Courier New" w:hAnsi="Courier New" w:cs="Courier New" w:eastAsia="Courier New"/>
-          <w:sz w:val="15"/>
-          <w:szCs w:val="15"/>
-        </w:rPr>
-        <w:t xml:space="preserve">│   ├── __init__.py</w:t>
-      </w:r>
-    </w:p>
-    <w:p>
-      <w:pPr>
-        <w:keepNext/>
-        <w:keepLines/>
-        <w:pBdr>
-          <w:top w:val="single" w:sz="4" w:space="4" w:color="BFBFBF"/>
-          <w:left w:val="single" w:sz="4" w:space="4" w:color="BFBFBF"/>
-          <w:bottom w:val="single" w:sz="4" w:space="4" w:color="BFBFBF"/>
-          <w:right w:val="single" w:sz="4" w:space="4" w:color="BFBFBF"/>
-        </w:pBdr>
-        <w:shd w:val="clear" w:color="auto" w:fill="F4F6F8"/>
-        <w:spacing w:before="0" w:after="0" w:line="240" w:lineRule="auto"/>
-        <w:ind w:left="120" w:right="120"/>
-      </w:pPr>
-      <w:r>
-        <w:rPr>
-          <w:rFonts w:ascii="Courier New" w:hAnsi="Courier New" w:cs="Courier New" w:eastAsia="Courier New"/>
-          <w:sz w:val="15"/>
-          <w:szCs w:val="15"/>
-        </w:rPr>
-        <w:t xml:space="preserve">│   ├── dreamcatcher_utils.py</w:t>
-      </w:r>
-    </w:p>
-    <w:p>
-      <w:pPr>
-        <w:keepNext/>
-        <w:keepLines/>
-        <w:pBdr>
-          <w:top w:val="single" w:sz="4" w:space="4" w:color="BFBFBF"/>
-          <w:left w:val="single" w:sz="4" w:space="4" w:color="BFBFBF"/>
-          <w:bottom w:val="single" w:sz="4" w:space="4" w:color="BFBFBF"/>
-          <w:right w:val="single" w:sz="4" w:space="4" w:color="BFBFBF"/>
-        </w:pBdr>
-        <w:shd w:val="clear" w:color="auto" w:fill="F4F6F8"/>
-        <w:spacing w:before="0" w:after="0" w:line="240" w:lineRule="auto"/>
-        <w:ind w:left="120" w:right="120"/>
-      </w:pPr>
-      <w:r>
-        <w:rPr>
-          <w:rFonts w:ascii="Courier New" w:hAnsi="Courier New" w:cs="Courier New" w:eastAsia="Courier New"/>
-          <w:sz w:val="15"/>
-          <w:szCs w:val="15"/>
-        </w:rPr>
-        <w:t xml:space="preserve">│   └── server.py</w:t>
-      </w:r>
-    </w:p>
-    <w:p>
-      <w:pPr>
-        <w:keepNext/>
-        <w:keepLines/>
-        <w:pBdr>
-          <w:top w:val="single" w:sz="4" w:space="4" w:color="BFBFBF"/>
-          <w:left w:val="single" w:sz="4" w:space="4" w:color="BFBFBF"/>
-          <w:bottom w:val="single" w:sz="4" w:space="4" w:color="BFBFBF"/>
-          <w:right w:val="single" w:sz="4" w:space="4" w:color="BFBFBF"/>
-        </w:pBdr>
-        <w:shd w:val="clear" w:color="auto" w:fill="F4F6F8"/>
-        <w:spacing w:before="0" w:after="0" w:line="240" w:lineRule="auto"/>
-        <w:ind w:left="120" w:right="120"/>
-      </w:pPr>
-      <w:r>
-        <w:rPr>
-          <w:rFonts w:ascii="Courier New" w:hAnsi="Courier New" w:cs="Courier New" w:eastAsia="Courier New"/>
-          <w:sz w:val="15"/>
-          <w:szCs w:val="15"/>
-        </w:rPr>
-        <w:t xml:space="preserve">├── Dockerfile</w:t>
-      </w:r>
-    </w:p>
-    <w:p>
-      <w:pPr>
-        <w:keepLines/>
-        <w:pBdr>
-          <w:top w:val="single" w:sz="4" w:space="4" w:color="BFBFBF"/>
-          <w:left w:val="single" w:sz="4" w:space="4" w:color="BFBFBF"/>
-          <w:bottom w:val="single" w:sz="4" w:space="4" w:color="BFBFBF"/>
-          <w:right w:val="single" w:sz="4" w:space="4" w:color="BFBFBF"/>
-        </w:pBdr>
-        <w:shd w:val="clear" w:color="auto" w:fill="F4F6F8"/>
-        <w:spacing w:before="0" w:after="160" w:line="240" w:lineRule="auto"/>
-        <w:ind w:left="120" w:right="120"/>
-      </w:pPr>
-      <w:r>
-        <w:rPr>
-          <w:rFonts w:ascii="Courier New" w:hAnsi="Courier New" w:cs="Courier New" w:eastAsia="Courier New"/>
-          <w:sz w:val="15"/>
-          <w:szCs w:val="15"/>
-        </w:rPr>
-        <w:t xml:space="preserve">└── requirements.txt</w:t>
-      </w:r>
-    </w:p>
-    <w:p>
-      <w:pPr>
-        <w:spacing w:after="120" w:line="276" w:lineRule="auto"/>
-        <w:jc w:val="both"/>
-      </w:pPr>
-      <w:r>
-        <w:t>The Dockerfile defines the image: a slim Python 3.13 base (the Python version used to train the model), the working directory, installation of the pinned packages, the application files and the start-up command for the Uvicorn server.</w:t>
+        <w:t>The deployment folder dreamcatcher_app follows the standard structure required for the project: an app directory that holds the dataset, the serialized model files and server.py, plus a Dockerfile and requirements.txt at the top level. DreamCatcher adds three small items to that structure: static/index.html, the web interface; dreamcatcher_utils.py, which applies the same cleaning and decision rules as the notebook; and __init__.py, an empty file that marks app as a Python package so that server.py can import dreamcatcher_utils.py.</w:t>
       </w:r>
     </w:p>
     <w:p>
@@ -36436,7 +36709,8 @@
           <w:sz w:val="15"/>
           <w:szCs w:val="15"/>
         </w:rPr>
-        <w:t>FROM python:3.13-slim</w:t>
+        <w:lastRenderedPageBreak/>
+        <w:t>dreamcatcher_app/</w:t>
       </w:r>
     </w:p>
     <w:p>
@@ -36458,7 +36732,7 @@
           <w:sz w:val="15"/>
           <w:szCs w:val="15"/>
         </w:rPr>
-        <w:t>WORKDIR /code</w:t>
+        <w:t>├── app/</w:t>
       </w:r>
     </w:p>
     <w:p>
@@ -36480,7 +36754,7 @@
           <w:sz w:val="15"/>
           <w:szCs w:val="15"/>
         </w:rPr>
-        <w:t>COPY ./requirements.txt /code/requirements.txt</w:t>
+        <w:t>│   ├── dataset/</w:t>
       </w:r>
     </w:p>
     <w:p>
@@ -36502,7 +36776,7 @@
           <w:sz w:val="15"/>
           <w:szCs w:val="15"/>
         </w:rPr>
-        <w:t>RUN pip install --no-cache-dir -r /code/requirements.txt</w:t>
+        <w:t>│   │   └── BD-Uni. Sleep Disorder Dataset.xlsx</w:t>
       </w:r>
     </w:p>
     <w:p>
@@ -36524,7 +36798,7 @@
           <w:sz w:val="15"/>
           <w:szCs w:val="15"/>
         </w:rPr>
-        <w:t>COPY ./app /code/app</w:t>
+        <w:t>│   ├── models/</w:t>
       </w:r>
     </w:p>
     <w:p>
@@ -36546,7 +36820,183 @@
           <w:sz w:val="15"/>
           <w:szCs w:val="15"/>
         </w:rPr>
-        <w:t>EXPOSE 8000</w:t>
+        <w:t>│   │   ├── dreamcatcher_model.joblib</w:t>
+      </w:r>
+    </w:p>
+    <w:p>
+      <w:pPr>
+        <w:keepNext/>
+        <w:keepLines/>
+        <w:pBdr>
+          <w:top w:val="single" w:sz="4" w:space="4" w:color="BFBFBF"/>
+          <w:left w:val="single" w:sz="4" w:space="4" w:color="BFBFBF"/>
+          <w:bottom w:val="single" w:sz="4" w:space="4" w:color="BFBFBF"/>
+          <w:right w:val="single" w:sz="4" w:space="4" w:color="BFBFBF"/>
+        </w:pBdr>
+        <w:shd w:val="clear" w:color="auto" w:fill="F4F6F8"/>
+        <w:ind w:left="120" w:right="120"/>
+      </w:pPr>
+      <w:r>
+        <w:rPr>
+          <w:rFonts w:ascii="Courier New" w:eastAsia="Courier New" w:hAnsi="Courier New" w:cs="Courier New"/>
+          <w:sz w:val="15"/>
+          <w:szCs w:val="15"/>
+        </w:rPr>
+        <w:t>│   │   ├── label_encoder.pkl</w:t>
+      </w:r>
+    </w:p>
+    <w:p>
+      <w:pPr>
+        <w:keepNext/>
+        <w:keepLines/>
+        <w:pBdr>
+          <w:top w:val="single" w:sz="4" w:space="4" w:color="BFBFBF"/>
+          <w:left w:val="single" w:sz="4" w:space="4" w:color="BFBFBF"/>
+          <w:bottom w:val="single" w:sz="4" w:space="4" w:color="BFBFBF"/>
+          <w:right w:val="single" w:sz="4" w:space="4" w:color="BFBFBF"/>
+        </w:pBdr>
+        <w:shd w:val="clear" w:color="auto" w:fill="F4F6F8"/>
+        <w:ind w:left="120" w:right="120"/>
+      </w:pPr>
+      <w:r>
+        <w:rPr>
+          <w:rFonts w:ascii="Courier New" w:eastAsia="Courier New" w:hAnsi="Courier New" w:cs="Courier New"/>
+          <w:sz w:val="15"/>
+          <w:szCs w:val="15"/>
+        </w:rPr>
+        <w:t>│   │   └── model_card.json</w:t>
+      </w:r>
+    </w:p>
+    <w:p>
+      <w:pPr>
+        <w:keepNext/>
+        <w:keepLines/>
+        <w:pBdr>
+          <w:top w:val="single" w:sz="4" w:space="4" w:color="BFBFBF"/>
+          <w:left w:val="single" w:sz="4" w:space="4" w:color="BFBFBF"/>
+          <w:bottom w:val="single" w:sz="4" w:space="4" w:color="BFBFBF"/>
+          <w:right w:val="single" w:sz="4" w:space="4" w:color="BFBFBF"/>
+        </w:pBdr>
+        <w:shd w:val="clear" w:color="auto" w:fill="F4F6F8"/>
+        <w:ind w:left="120" w:right="120"/>
+      </w:pPr>
+      <w:r>
+        <w:rPr>
+          <w:rFonts w:ascii="Courier New" w:eastAsia="Courier New" w:hAnsi="Courier New" w:cs="Courier New"/>
+          <w:sz w:val="15"/>
+          <w:szCs w:val="15"/>
+        </w:rPr>
+        <w:t>│   ├── static/</w:t>
+      </w:r>
+    </w:p>
+    <w:p>
+      <w:pPr>
+        <w:keepNext/>
+        <w:keepLines/>
+        <w:pBdr>
+          <w:top w:val="single" w:sz="4" w:space="4" w:color="BFBFBF"/>
+          <w:left w:val="single" w:sz="4" w:space="4" w:color="BFBFBF"/>
+          <w:bottom w:val="single" w:sz="4" w:space="4" w:color="BFBFBF"/>
+          <w:right w:val="single" w:sz="4" w:space="4" w:color="BFBFBF"/>
+        </w:pBdr>
+        <w:shd w:val="clear" w:color="auto" w:fill="F4F6F8"/>
+        <w:ind w:left="120" w:right="120"/>
+      </w:pPr>
+      <w:r>
+        <w:rPr>
+          <w:rFonts w:ascii="Courier New" w:eastAsia="Courier New" w:hAnsi="Courier New" w:cs="Courier New"/>
+          <w:sz w:val="15"/>
+          <w:szCs w:val="15"/>
+        </w:rPr>
+        <w:t>│   │   └── index.html</w:t>
+      </w:r>
+    </w:p>
+    <w:p>
+      <w:pPr>
+        <w:keepNext/>
+        <w:keepLines/>
+        <w:pBdr>
+          <w:top w:val="single" w:sz="4" w:space="4" w:color="BFBFBF"/>
+          <w:left w:val="single" w:sz="4" w:space="4" w:color="BFBFBF"/>
+          <w:bottom w:val="single" w:sz="4" w:space="4" w:color="BFBFBF"/>
+          <w:right w:val="single" w:sz="4" w:space="4" w:color="BFBFBF"/>
+        </w:pBdr>
+        <w:shd w:val="clear" w:color="auto" w:fill="F4F6F8"/>
+        <w:ind w:left="120" w:right="120"/>
+      </w:pPr>
+      <w:r>
+        <w:rPr>
+          <w:rFonts w:ascii="Courier New" w:eastAsia="Courier New" w:hAnsi="Courier New" w:cs="Courier New"/>
+          <w:sz w:val="15"/>
+          <w:szCs w:val="15"/>
+        </w:rPr>
+        <w:t>│   ├── __init__.py</w:t>
+      </w:r>
+    </w:p>
+    <w:p>
+      <w:pPr>
+        <w:keepNext/>
+        <w:keepLines/>
+        <w:pBdr>
+          <w:top w:val="single" w:sz="4" w:space="4" w:color="BFBFBF"/>
+          <w:left w:val="single" w:sz="4" w:space="4" w:color="BFBFBF"/>
+          <w:bottom w:val="single" w:sz="4" w:space="4" w:color="BFBFBF"/>
+          <w:right w:val="single" w:sz="4" w:space="4" w:color="BFBFBF"/>
+        </w:pBdr>
+        <w:shd w:val="clear" w:color="auto" w:fill="F4F6F8"/>
+        <w:ind w:left="120" w:right="120"/>
+      </w:pPr>
+      <w:r>
+        <w:rPr>
+          <w:rFonts w:ascii="Courier New" w:eastAsia="Courier New" w:hAnsi="Courier New" w:cs="Courier New"/>
+          <w:sz w:val="15"/>
+          <w:szCs w:val="15"/>
+        </w:rPr>
+        <w:t>│   ├── dreamcatcher_utils.py</w:t>
+      </w:r>
+    </w:p>
+    <w:p>
+      <w:pPr>
+        <w:keepNext/>
+        <w:keepLines/>
+        <w:pBdr>
+          <w:top w:val="single" w:sz="4" w:space="4" w:color="BFBFBF"/>
+          <w:left w:val="single" w:sz="4" w:space="4" w:color="BFBFBF"/>
+          <w:bottom w:val="single" w:sz="4" w:space="4" w:color="BFBFBF"/>
+          <w:right w:val="single" w:sz="4" w:space="4" w:color="BFBFBF"/>
+        </w:pBdr>
+        <w:shd w:val="clear" w:color="auto" w:fill="F4F6F8"/>
+        <w:ind w:left="120" w:right="120"/>
+      </w:pPr>
+      <w:r>
+        <w:rPr>
+          <w:rFonts w:ascii="Courier New" w:eastAsia="Courier New" w:hAnsi="Courier New" w:cs="Courier New"/>
+          <w:sz w:val="15"/>
+          <w:szCs w:val="15"/>
+        </w:rPr>
+        <w:t>│   └── server.py</w:t>
+      </w:r>
+    </w:p>
+    <w:p>
+      <w:pPr>
+        <w:keepNext/>
+        <w:keepLines/>
+        <w:pBdr>
+          <w:top w:val="single" w:sz="4" w:space="4" w:color="BFBFBF"/>
+          <w:left w:val="single" w:sz="4" w:space="4" w:color="BFBFBF"/>
+          <w:bottom w:val="single" w:sz="4" w:space="4" w:color="BFBFBF"/>
+          <w:right w:val="single" w:sz="4" w:space="4" w:color="BFBFBF"/>
+        </w:pBdr>
+        <w:shd w:val="clear" w:color="auto" w:fill="F4F6F8"/>
+        <w:ind w:left="120" w:right="120"/>
+      </w:pPr>
+      <w:r>
+        <w:rPr>
+          <w:rFonts w:ascii="Courier New" w:eastAsia="Courier New" w:hAnsi="Courier New" w:cs="Courier New"/>
+          <w:sz w:val="15"/>
+          <w:szCs w:val="15"/>
+        </w:rPr>
+        <w:t>├── Dockerfile</w:t>
       </w:r>
     </w:p>
     <w:p>
@@ -36568,7 +37018,7 @@
           <w:sz w:val="15"/>
           <w:szCs w:val="15"/>
         </w:rPr>
-        <w:t>CMD ["uvicorn", "app.server:app", "--host", "0.0.0.0", "--port", "8000"]</w:t>
+        <w:t>└── requirements.txt</w:t>
       </w:r>
     </w:p>
     <w:p>
@@ -36577,7 +37027,7 @@
         <w:jc w:val="both"/>
       </w:pPr>
       <w:r>
-        <w:t>requirements.txt pins the exact package versions of the training environment. Pinning matters because a model saved with one scikit-learn version is not guaranteed to load correctly in another.</w:t>
+        <w:t>The Dockerfile defines the image: a slim Python 3.13 base (the Python version used to train the model), the working directory, installation of the pinned packages, the application files and the start-up command for the Uvicorn server.</w:t>
       </w:r>
     </w:p>
     <w:p>
@@ -36599,8 +37049,7 @@
           <w:sz w:val="15"/>
           <w:szCs w:val="15"/>
         </w:rPr>
-        <w:lastRenderedPageBreak/>
-        <w:t>fastapi==0.142.2</w:t>
+        <w:t>FROM python:3.13-slim</w:t>
       </w:r>
     </w:p>
     <w:p>
@@ -36622,7 +37071,7 @@
           <w:sz w:val="15"/>
           <w:szCs w:val="15"/>
         </w:rPr>
-        <w:t>uvicorn==0.54.0</w:t>
+        <w:t>WORKDIR /code</w:t>
       </w:r>
     </w:p>
     <w:p>
@@ -36644,7 +37093,7 @@
           <w:sz w:val="15"/>
           <w:szCs w:val="15"/>
         </w:rPr>
-        <w:t>pydantic==2.10.3</w:t>
+        <w:t>COPY ./requirements.txt /code/requirements.txt</w:t>
       </w:r>
     </w:p>
     <w:p>
@@ -36666,7 +37115,7 @@
           <w:sz w:val="15"/>
           <w:szCs w:val="15"/>
         </w:rPr>
-        <w:t>scikit-learn==1.6.1</w:t>
+        <w:t>RUN pip install --no-cache-dir -r /code/requirements.txt</w:t>
       </w:r>
     </w:p>
     <w:p>
@@ -36688,7 +37137,7 @@
           <w:sz w:val="15"/>
           <w:szCs w:val="15"/>
         </w:rPr>
-        <w:t>imbalanced-learn==0.13.0</w:t>
+        <w:t>COPY ./app /code/app</w:t>
       </w:r>
     </w:p>
     <w:p>
@@ -36710,7 +37159,38 @@
           <w:sz w:val="15"/>
           <w:szCs w:val="15"/>
         </w:rPr>
-        <w:t>pandas==2.2.3</w:t>
+        <w:t>EXPOSE 8000</w:t>
+      </w:r>
+    </w:p>
+    <w:p>
+      <w:pPr>
+        <w:keepLines/>
+        <w:pBdr>
+          <w:top w:val="single" w:sz="4" w:space="4" w:color="BFBFBF"/>
+          <w:left w:val="single" w:sz="4" w:space="4" w:color="BFBFBF"/>
+          <w:bottom w:val="single" w:sz="4" w:space="4" w:color="BFBFBF"/>
+          <w:right w:val="single" w:sz="4" w:space="4" w:color="BFBFBF"/>
+        </w:pBdr>
+        <w:shd w:val="clear" w:color="auto" w:fill="F4F6F8"/>
+        <w:spacing w:after="160"/>
+        <w:ind w:left="120" w:right="120"/>
+      </w:pPr>
+      <w:r>
+        <w:rPr>
+          <w:rFonts w:ascii="Courier New" w:eastAsia="Courier New" w:hAnsi="Courier New" w:cs="Courier New"/>
+          <w:sz w:val="15"/>
+          <w:szCs w:val="15"/>
+        </w:rPr>
+        <w:t>CMD ["uvicorn", "app.server:app", "--host", "0.0.0.0", "--port", "8000"]</w:t>
+      </w:r>
+    </w:p>
+    <w:p>
+      <w:pPr>
+        <w:spacing w:after="120" w:line="276" w:lineRule="auto"/>
+        <w:jc w:val="both"/>
+      </w:pPr>
+      <w:r>
+        <w:t>requirements.txt pins the exact package versions of the training environment. Pinning matters because a model saved with one scikit-learn version is not guaranteed to load correctly in another.</w:t>
       </w:r>
     </w:p>
     <w:p>
@@ -36732,7 +37212,7 @@
           <w:sz w:val="15"/>
           <w:szCs w:val="15"/>
         </w:rPr>
-        <w:t>numpy==2.1.3</w:t>
+        <w:t>fastapi==0.142.2</w:t>
       </w:r>
     </w:p>
     <w:p>
@@ -36754,6 +37234,138 @@
           <w:sz w:val="15"/>
           <w:szCs w:val="15"/>
         </w:rPr>
+        <w:t>uvicorn==0.54.0</w:t>
+      </w:r>
+    </w:p>
+    <w:p>
+      <w:pPr>
+        <w:keepNext/>
+        <w:keepLines/>
+        <w:pBdr>
+          <w:top w:val="single" w:sz="4" w:space="4" w:color="BFBFBF"/>
+          <w:left w:val="single" w:sz="4" w:space="4" w:color="BFBFBF"/>
+          <w:bottom w:val="single" w:sz="4" w:space="4" w:color="BFBFBF"/>
+          <w:right w:val="single" w:sz="4" w:space="4" w:color="BFBFBF"/>
+        </w:pBdr>
+        <w:shd w:val="clear" w:color="auto" w:fill="F4F6F8"/>
+        <w:ind w:left="120" w:right="120"/>
+      </w:pPr>
+      <w:r>
+        <w:rPr>
+          <w:rFonts w:ascii="Courier New" w:eastAsia="Courier New" w:hAnsi="Courier New" w:cs="Courier New"/>
+          <w:sz w:val="15"/>
+          <w:szCs w:val="15"/>
+        </w:rPr>
+        <w:t>pydantic==2.10.3</w:t>
+      </w:r>
+    </w:p>
+    <w:p>
+      <w:pPr>
+        <w:keepNext/>
+        <w:keepLines/>
+        <w:pBdr>
+          <w:top w:val="single" w:sz="4" w:space="4" w:color="BFBFBF"/>
+          <w:left w:val="single" w:sz="4" w:space="4" w:color="BFBFBF"/>
+          <w:bottom w:val="single" w:sz="4" w:space="4" w:color="BFBFBF"/>
+          <w:right w:val="single" w:sz="4" w:space="4" w:color="BFBFBF"/>
+        </w:pBdr>
+        <w:shd w:val="clear" w:color="auto" w:fill="F4F6F8"/>
+        <w:ind w:left="120" w:right="120"/>
+      </w:pPr>
+      <w:r>
+        <w:rPr>
+          <w:rFonts w:ascii="Courier New" w:eastAsia="Courier New" w:hAnsi="Courier New" w:cs="Courier New"/>
+          <w:sz w:val="15"/>
+          <w:szCs w:val="15"/>
+        </w:rPr>
+        <w:t>scikit-learn==1.6.1</w:t>
+      </w:r>
+    </w:p>
+    <w:p>
+      <w:pPr>
+        <w:keepNext/>
+        <w:keepLines/>
+        <w:pBdr>
+          <w:top w:val="single" w:sz="4" w:space="4" w:color="BFBFBF"/>
+          <w:left w:val="single" w:sz="4" w:space="4" w:color="BFBFBF"/>
+          <w:bottom w:val="single" w:sz="4" w:space="4" w:color="BFBFBF"/>
+          <w:right w:val="single" w:sz="4" w:space="4" w:color="BFBFBF"/>
+        </w:pBdr>
+        <w:shd w:val="clear" w:color="auto" w:fill="F4F6F8"/>
+        <w:ind w:left="120" w:right="120"/>
+      </w:pPr>
+      <w:r>
+        <w:rPr>
+          <w:rFonts w:ascii="Courier New" w:eastAsia="Courier New" w:hAnsi="Courier New" w:cs="Courier New"/>
+          <w:sz w:val="15"/>
+          <w:szCs w:val="15"/>
+        </w:rPr>
+        <w:t>imbalanced-learn==0.13.0</w:t>
+      </w:r>
+    </w:p>
+    <w:p>
+      <w:pPr>
+        <w:keepNext/>
+        <w:keepLines/>
+        <w:pBdr>
+          <w:top w:val="single" w:sz="4" w:space="4" w:color="BFBFBF"/>
+          <w:left w:val="single" w:sz="4" w:space="4" w:color="BFBFBF"/>
+          <w:bottom w:val="single" w:sz="4" w:space="4" w:color="BFBFBF"/>
+          <w:right w:val="single" w:sz="4" w:space="4" w:color="BFBFBF"/>
+        </w:pBdr>
+        <w:shd w:val="clear" w:color="auto" w:fill="F4F6F8"/>
+        <w:ind w:left="120" w:right="120"/>
+      </w:pPr>
+      <w:r>
+        <w:rPr>
+          <w:rFonts w:ascii="Courier New" w:eastAsia="Courier New" w:hAnsi="Courier New" w:cs="Courier New"/>
+          <w:sz w:val="15"/>
+          <w:szCs w:val="15"/>
+        </w:rPr>
+        <w:t>pandas==2.2.3</w:t>
+      </w:r>
+    </w:p>
+    <w:p>
+      <w:pPr>
+        <w:keepNext/>
+        <w:keepLines/>
+        <w:pBdr>
+          <w:top w:val="single" w:sz="4" w:space="4" w:color="BFBFBF"/>
+          <w:left w:val="single" w:sz="4" w:space="4" w:color="BFBFBF"/>
+          <w:bottom w:val="single" w:sz="4" w:space="4" w:color="BFBFBF"/>
+          <w:right w:val="single" w:sz="4" w:space="4" w:color="BFBFBF"/>
+        </w:pBdr>
+        <w:shd w:val="clear" w:color="auto" w:fill="F4F6F8"/>
+        <w:ind w:left="120" w:right="120"/>
+      </w:pPr>
+      <w:r>
+        <w:rPr>
+          <w:rFonts w:ascii="Courier New" w:eastAsia="Courier New" w:hAnsi="Courier New" w:cs="Courier New"/>
+          <w:sz w:val="15"/>
+          <w:szCs w:val="15"/>
+        </w:rPr>
+        <w:t>numpy==2.1.3</w:t>
+      </w:r>
+    </w:p>
+    <w:p>
+      <w:pPr>
+        <w:keepNext/>
+        <w:keepLines/>
+        <w:pBdr>
+          <w:top w:val="single" w:sz="4" w:space="4" w:color="BFBFBF"/>
+          <w:left w:val="single" w:sz="4" w:space="4" w:color="BFBFBF"/>
+          <w:bottom w:val="single" w:sz="4" w:space="4" w:color="BFBFBF"/>
+          <w:right w:val="single" w:sz="4" w:space="4" w:color="BFBFBF"/>
+        </w:pBdr>
+        <w:shd w:val="clear" w:color="auto" w:fill="F4F6F8"/>
+        <w:ind w:left="120" w:right="120"/>
+      </w:pPr>
+      <w:r>
+        <w:rPr>
+          <w:rFonts w:ascii="Courier New" w:eastAsia="Courier New" w:hAnsi="Courier New" w:cs="Courier New"/>
+          <w:sz w:val="15"/>
+          <w:szCs w:val="15"/>
+        </w:rPr>
         <w:t>scipy==1.15.3</w:t>
       </w:r>
     </w:p>
@@ -36851,6 +37463,7 @@
         <w:rPr>
           <w:noProof/>
         </w:rPr>
+        <w:lastRenderedPageBreak/>
         <w:drawing>
           <wp:inline distT="0" distB="0" distL="0" distR="0" wp14:anchorId="474FDB70" wp14:editId="5DA2228A">
             <wp:extent cx="5760720" cy="2442044"/>
@@ -36869,7 +37482,7 @@
                     </pic:cNvPicPr>
                   </pic:nvPicPr>
                   <pic:blipFill>
-                    <a:blip r:embed="rId44"/>
+                    <a:blip r:embed="rId43"/>
                     <a:srcRect/>
                     <a:stretch>
                       <a:fillRect/>
@@ -36971,7 +37584,6 @@
           <w:sz w:val="15"/>
           <w:szCs w:val="15"/>
         </w:rPr>
-        <w:lastRenderedPageBreak/>
         <w:t>@app.post("/predict")</w:t>
       </w:r>
     </w:p>
@@ -37142,7 +37754,8 @@
           <w:sz w:val="20"/>
           <w:szCs w:val="20"/>
         </w:rPr>
-        <w:t xml:space="preserve">Table 26. API Endpoints</w:t>
+        <w:lastRenderedPageBreak/>
+        <w:t>Table 26. API Endpoints</w:t>
       </w:r>
     </w:p>
     <w:tbl>
@@ -37201,7 +37814,7 @@
                 <w:sz w:val="19"/>
                 <w:szCs w:val="19"/>
               </w:rPr>
-              <w:t xml:space="preserve">Method and path</w:t>
+              <w:t>Method and path</w:t>
             </w:r>
           </w:p>
         </w:tc>
@@ -37233,7 +37846,7 @@
                 <w:sz w:val="19"/>
                 <w:szCs w:val="19"/>
               </w:rPr>
-              <w:t xml:space="preserve">Description</w:t>
+              <w:t>Description</w:t>
             </w:r>
           </w:p>
         </w:tc>
@@ -37270,7 +37883,7 @@
                 <w:sz w:val="17"/>
                 <w:szCs w:val="17"/>
               </w:rPr>
-              <w:t xml:space="preserve">GET /</w:t>
+              <w:t>GET /</w:t>
             </w:r>
           </w:p>
         </w:tc>
@@ -37300,7 +37913,7 @@
                 <w:sz w:val="19"/>
                 <w:szCs w:val="19"/>
               </w:rPr>
-              <w:t xml:space="preserve">Connection test; returns {"message": "DreamCatcher API"}</w:t>
+              <w:t>Connection test; returns {"message": "DreamCatcher API"}</w:t>
             </w:r>
           </w:p>
         </w:tc>
@@ -37337,7 +37950,7 @@
                 <w:sz w:val="17"/>
                 <w:szCs w:val="17"/>
               </w:rPr>
-              <w:t xml:space="preserve">GET /health</w:t>
+              <w:t>GET /health</w:t>
             </w:r>
           </w:p>
         </w:tc>
@@ -37367,7 +37980,7 @@
                 <w:sz w:val="19"/>
                 <w:szCs w:val="19"/>
               </w:rPr>
-              <w:t xml:space="preserve">Returns the model name and training date</w:t>
+              <w:t>Returns the model name and training date</w:t>
             </w:r>
           </w:p>
         </w:tc>
@@ -37404,7 +38017,7 @@
                 <w:sz w:val="17"/>
                 <w:szCs w:val="17"/>
               </w:rPr>
-              <w:t xml:space="preserve">GET /options</w:t>
+              <w:t>GET /options</w:t>
             </w:r>
           </w:p>
         </w:tc>
@@ -37434,7 +38047,7 @@
                 <w:sz w:val="19"/>
                 <w:szCs w:val="19"/>
               </w:rPr>
-              <w:t xml:space="preserve">Allowed answers for every form field (used to build the web form)</w:t>
+              <w:t>Allowed answers for every form field (used to build the web form)</w:t>
             </w:r>
           </w:p>
         </w:tc>
@@ -37471,7 +38084,7 @@
                 <w:sz w:val="17"/>
                 <w:szCs w:val="17"/>
               </w:rPr>
-              <w:t xml:space="preserve">GET /model-card</w:t>
+              <w:t>GET /model-card</w:t>
             </w:r>
           </w:p>
         </w:tc>
@@ -37501,7 +38114,7 @@
                 <w:sz w:val="19"/>
                 <w:szCs w:val="19"/>
               </w:rPr>
-              <w:t xml:space="preserve">Model details, metrics, feature set, decision rules and thresholds</w:t>
+              <w:t>Model details, metrics, feature set, decision rules and thresholds</w:t>
             </w:r>
           </w:p>
         </w:tc>
@@ -37538,7 +38151,7 @@
                 <w:sz w:val="17"/>
                 <w:szCs w:val="17"/>
               </w:rPr>
-              <w:t xml:space="preserve">POST /predict</w:t>
+              <w:t>POST /predict</w:t>
             </w:r>
           </w:p>
         </w:tc>
@@ -37568,7 +38181,7 @@
                 <w:sz w:val="19"/>
                 <w:szCs w:val="19"/>
               </w:rPr>
-              <w:t xml:space="preserve">One student’s answers written out (Table 27); returns predicted_class, confidence, screening_advice, tied_with, ranking, probabilities (after the clinical rule), model_probabilities (before it), clinical_rule_applied, any_disorder_probability, the screening flags and a disclaimer</w:t>
+              <w:t>One student’s answers written out (Table 27); returns predicted_class, confidence, screening_advice, tied_with, ranking, probabilities (after the clinical rule), model_probabilities (before it), clinical_rule_applied, any_disorder_probability, the screening flags and a disclaimer</w:t>
             </w:r>
           </w:p>
         </w:tc>
@@ -37605,7 +38218,7 @@
                 <w:sz w:val="17"/>
                 <w:szCs w:val="17"/>
               </w:rPr>
-              <w:t xml:space="preserve">POST /predict-batch</w:t>
+              <w:t>POST /predict-batch</w:t>
             </w:r>
           </w:p>
         </w:tc>
@@ -37635,7 +38248,7 @@
                 <w:sz w:val="19"/>
                 <w:szCs w:val="19"/>
               </w:rPr>
-              <w:t xml:space="preserve">Same as /predict for up to 20 people at once (used by the web page)</w:t>
+              <w:t>Same as /predict for up to 20 people at once (used by the web page)</w:t>
             </w:r>
           </w:p>
         </w:tc>
@@ -37672,7 +38285,7 @@
                 <w:sz w:val="17"/>
                 <w:szCs w:val="17"/>
               </w:rPr>
-              <w:t xml:space="preserve">POST /predict-features</w:t>
+              <w:t>POST /predict-features</w:t>
             </w:r>
           </w:p>
         </w:tc>
@@ -37702,7 +38315,7 @@
                 <w:sz w:val="19"/>
                 <w:szCs w:val="19"/>
               </w:rPr>
-              <w:t xml:space="preserve">Numbers only: up to 20 rows of 11 numeric codes (Table 28); returns predicted_class, confidence, screening_advice and any_disorder_probability for each row</w:t>
+              <w:t>Numbers only: up to 20 rows of 11 numeric codes (Table 28); returns predicted_class, confidence, screening_advice and any_disorder_probability for each row</w:t>
             </w:r>
           </w:p>
         </w:tc>
@@ -39307,7 +39920,7 @@
         <w:jc w:val="both"/>
       </w:pPr>
       <w:r>
-        <w:t xml:space="preserve">For a numbers-only request, POST /predict-features takes each student as one row of 11 numeric codes in the order of Table 28, for example [1, 21, 0, 0, 3, 20, 2, 130, 85, 88, 0]. Up to 20 rows can be sent at once. The service turns the codes back into the answers of Table 27 before predicting, so both endpoints give exactly the same result for the same student.</w:t>
+        <w:t>For a numbers-only request, POST /predict-features takes each student as one row of 11 numeric codes in the order of Table 28, for example [1, 21, 0, 0, 3, 20, 2, 130, 85, 88, 0]. Up to 20 rows can be sent at once. The service turns the codes back into the answers of Table 27 before predicting, so both endpoints give exactly the same result for the same student.</w:t>
       </w:r>
     </w:p>
     <w:p>
@@ -39323,7 +39936,8 @@
           <w:sz w:val="20"/>
           <w:szCs w:val="20"/>
         </w:rPr>
-        <w:t xml:space="preserve">Table 28. Order and Codes of the 11 Values for POST /predict-features</w:t>
+        <w:lastRenderedPageBreak/>
+        <w:t>Table 28. Order and Codes of the 11 Values for POST /predict-features</w:t>
       </w:r>
     </w:p>
     <w:tbl>
@@ -39385,7 +39999,7 @@
                 <w:sz w:val="19"/>
                 <w:szCs w:val="19"/>
               </w:rPr>
-              <w:t xml:space="preserve">#</w:t>
+              <w:t>#</w:t>
             </w:r>
           </w:p>
         </w:tc>
@@ -39417,7 +40031,7 @@
                 <w:sz w:val="19"/>
                 <w:szCs w:val="19"/>
               </w:rPr>
-              <w:t xml:space="preserve">Feature</w:t>
+              <w:t>Feature</w:t>
             </w:r>
           </w:p>
         </w:tc>
@@ -39449,7 +40063,7 @@
                 <w:sz w:val="19"/>
                 <w:szCs w:val="19"/>
               </w:rPr>
-              <w:t xml:space="preserve">Code or unit</w:t>
+              <w:t>Code or unit</w:t>
             </w:r>
           </w:p>
         </w:tc>
@@ -39482,7 +40096,7 @@
                 <w:sz w:val="19"/>
                 <w:szCs w:val="19"/>
               </w:rPr>
-              <w:t xml:space="preserve">Example</w:t>
+              <w:t>Example</w:t>
             </w:r>
           </w:p>
         </w:tc>
@@ -39519,7 +40133,7 @@
                 <w:sz w:val="19"/>
                 <w:szCs w:val="19"/>
               </w:rPr>
-              <w:t xml:space="preserve">1</w:t>
+              <w:t>1</w:t>
             </w:r>
           </w:p>
         </w:tc>
@@ -39550,7 +40164,7 @@
                 <w:sz w:val="17"/>
                 <w:szCs w:val="17"/>
               </w:rPr>
-              <w:t xml:space="preserve">gender</w:t>
+              <w:t>gender</w:t>
             </w:r>
           </w:p>
         </w:tc>
@@ -39580,7 +40194,7 @@
                 <w:sz w:val="19"/>
                 <w:szCs w:val="19"/>
               </w:rPr>
-              <w:t xml:space="preserve">0 = Female, 1 = Male</w:t>
+              <w:t>0 = Female, 1 = Male</w:t>
             </w:r>
           </w:p>
         </w:tc>
@@ -39611,7 +40225,7 @@
                 <w:sz w:val="19"/>
                 <w:szCs w:val="19"/>
               </w:rPr>
-              <w:t xml:space="preserve">1</w:t>
+              <w:t>1</w:t>
             </w:r>
           </w:p>
         </w:tc>
@@ -39648,7 +40262,7 @@
                 <w:sz w:val="19"/>
                 <w:szCs w:val="19"/>
               </w:rPr>
-              <w:t xml:space="preserve">2</w:t>
+              <w:t>2</w:t>
             </w:r>
           </w:p>
         </w:tc>
@@ -39679,7 +40293,7 @@
                 <w:sz w:val="17"/>
                 <w:szCs w:val="17"/>
               </w:rPr>
-              <w:t xml:space="preserve">age</w:t>
+              <w:t>age</w:t>
             </w:r>
           </w:p>
         </w:tc>
@@ -39709,7 +40323,7 @@
                 <w:sz w:val="19"/>
                 <w:szCs w:val="19"/>
               </w:rPr>
-              <w:t xml:space="preserve">years (16 to 60)</w:t>
+              <w:t>years (16 to 60)</w:t>
             </w:r>
           </w:p>
         </w:tc>
@@ -39740,7 +40354,7 @@
                 <w:sz w:val="19"/>
                 <w:szCs w:val="19"/>
               </w:rPr>
-              <w:t xml:space="preserve">21</w:t>
+              <w:t>21</w:t>
             </w:r>
           </w:p>
         </w:tc>
@@ -39777,7 +40391,7 @@
                 <w:sz w:val="19"/>
                 <w:szCs w:val="19"/>
               </w:rPr>
-              <w:t xml:space="preserve">3</w:t>
+              <w:t>3</w:t>
             </w:r>
           </w:p>
         </w:tc>
@@ -39808,7 +40422,7 @@
                 <w:sz w:val="17"/>
                 <w:szCs w:val="17"/>
               </w:rPr>
-              <w:t xml:space="preserve">sleep_duration</w:t>
+              <w:t>sleep_duration</w:t>
             </w:r>
           </w:p>
         </w:tc>
@@ -39838,7 +40452,7 @@
                 <w:sz w:val="19"/>
                 <w:szCs w:val="19"/>
               </w:rPr>
-              <w:t xml:space="preserve">0 = Less than 4 hours, 1 = 4-5 hours, 2 = 6-7 hours, 3 = 8 hours or more</w:t>
+              <w:t>0 = Less than 4 hours, 1 = 4-5 hours, 2 = 6-7 hours, 3 = 8 hours or more</w:t>
             </w:r>
           </w:p>
         </w:tc>
@@ -39869,7 +40483,7 @@
                 <w:sz w:val="19"/>
                 <w:szCs w:val="19"/>
               </w:rPr>
-              <w:t xml:space="preserve">0</w:t>
+              <w:t>0</w:t>
             </w:r>
           </w:p>
         </w:tc>
@@ -39906,7 +40520,7 @@
                 <w:sz w:val="19"/>
                 <w:szCs w:val="19"/>
               </w:rPr>
-              <w:t xml:space="preserve">4</w:t>
+              <w:t>4</w:t>
             </w:r>
           </w:p>
         </w:tc>
@@ -39937,7 +40551,7 @@
                 <w:sz w:val="17"/>
                 <w:szCs w:val="17"/>
               </w:rPr>
-              <w:t xml:space="preserve">sleep_quality</w:t>
+              <w:t>sleep_quality</w:t>
             </w:r>
           </w:p>
         </w:tc>
@@ -39967,7 +40581,7 @@
                 <w:sz w:val="19"/>
                 <w:szCs w:val="19"/>
               </w:rPr>
-              <w:t xml:space="preserve">0 = Very Poor, 1 = Poor, 2 = Average, 3 = Good, 4 = Excellent</w:t>
+              <w:t>0 = Very Poor, 1 = Poor, 2 = Average, 3 = Good, 4 = Excellent</w:t>
             </w:r>
           </w:p>
         </w:tc>
@@ -39998,7 +40612,7 @@
                 <w:sz w:val="19"/>
                 <w:szCs w:val="19"/>
               </w:rPr>
-              <w:t xml:space="preserve">0</w:t>
+              <w:t>0</w:t>
             </w:r>
           </w:p>
         </w:tc>
@@ -40035,7 +40649,7 @@
                 <w:sz w:val="19"/>
                 <w:szCs w:val="19"/>
               </w:rPr>
-              <w:t xml:space="preserve">5</w:t>
+              <w:t>5</w:t>
             </w:r>
           </w:p>
         </w:tc>
@@ -40066,7 +40680,7 @@
                 <w:sz w:val="17"/>
                 <w:szCs w:val="17"/>
               </w:rPr>
-              <w:t xml:space="preserve">stress_level</w:t>
+              <w:t>stress_level</w:t>
             </w:r>
           </w:p>
         </w:tc>
@@ -40096,7 +40710,7 @@
                 <w:sz w:val="19"/>
                 <w:szCs w:val="19"/>
               </w:rPr>
-              <w:t xml:space="preserve">0 = Very Low, 1 = Low, 2 = Moderate, 3 = High, 4 = Very High</w:t>
+              <w:t>0 = Very Low, 1 = Low, 2 = Moderate, 3 = High, 4 = Very High</w:t>
             </w:r>
           </w:p>
         </w:tc>
@@ -40127,7 +40741,7 @@
                 <w:sz w:val="19"/>
                 <w:szCs w:val="19"/>
               </w:rPr>
-              <w:t xml:space="preserve">3</w:t>
+              <w:t>3</w:t>
             </w:r>
           </w:p>
         </w:tc>
@@ -40164,7 +40778,7 @@
                 <w:sz w:val="19"/>
                 <w:szCs w:val="19"/>
               </w:rPr>
-              <w:t xml:space="preserve">6</w:t>
+              <w:t>6</w:t>
             </w:r>
           </w:p>
         </w:tc>
@@ -40195,7 +40809,7 @@
                 <w:sz w:val="17"/>
                 <w:szCs w:val="17"/>
               </w:rPr>
-              <w:t xml:space="preserve">physical_activity</w:t>
+              <w:t>physical_activity</w:t>
             </w:r>
           </w:p>
         </w:tc>
@@ -40225,7 +40839,7 @@
                 <w:sz w:val="19"/>
                 <w:szCs w:val="19"/>
               </w:rPr>
-              <w:t xml:space="preserve">minutes per day (0 to 1440)</w:t>
+              <w:t>minutes per day (0 to 1440)</w:t>
             </w:r>
           </w:p>
         </w:tc>
@@ -40256,7 +40870,7 @@
                 <w:sz w:val="19"/>
                 <w:szCs w:val="19"/>
               </w:rPr>
-              <w:t xml:space="preserve">20</w:t>
+              <w:t>20</w:t>
             </w:r>
           </w:p>
         </w:tc>
@@ -40293,7 +40907,7 @@
                 <w:sz w:val="19"/>
                 <w:szCs w:val="19"/>
               </w:rPr>
-              <w:t xml:space="preserve">7</w:t>
+              <w:t>7</w:t>
             </w:r>
           </w:p>
         </w:tc>
@@ -40324,7 +40938,7 @@
                 <w:sz w:val="17"/>
                 <w:szCs w:val="17"/>
               </w:rPr>
-              <w:t xml:space="preserve">bmi_category</w:t>
+              <w:t>bmi_category</w:t>
             </w:r>
           </w:p>
         </w:tc>
@@ -40354,7 +40968,7 @@
                 <w:sz w:val="19"/>
                 <w:szCs w:val="19"/>
               </w:rPr>
-              <w:t xml:space="preserve">0 = Underweight, 1 = Normal, 2 = Overweight, 3 = Obese</w:t>
+              <w:t>0 = Underweight, 1 = Normal, 2 = Overweight, 3 = Obese</w:t>
             </w:r>
           </w:p>
         </w:tc>
@@ -40385,7 +40999,7 @@
                 <w:sz w:val="19"/>
                 <w:szCs w:val="19"/>
               </w:rPr>
-              <w:t xml:space="preserve">2</w:t>
+              <w:t>2</w:t>
             </w:r>
           </w:p>
         </w:tc>
@@ -40422,7 +41036,7 @@
                 <w:sz w:val="19"/>
                 <w:szCs w:val="19"/>
               </w:rPr>
-              <w:t xml:space="preserve">8</w:t>
+              <w:t>8</w:t>
             </w:r>
           </w:p>
         </w:tc>
@@ -40453,7 +41067,7 @@
                 <w:sz w:val="17"/>
                 <w:szCs w:val="17"/>
               </w:rPr>
-              <w:t xml:space="preserve">systolic</w:t>
+              <w:t>systolic</w:t>
             </w:r>
           </w:p>
         </w:tc>
@@ -40483,7 +41097,7 @@
                 <w:sz w:val="19"/>
                 <w:szCs w:val="19"/>
               </w:rPr>
-              <w:t xml:space="preserve">mmHg (70 to 220)</w:t>
+              <w:t>mmHg (70 to 220)</w:t>
             </w:r>
           </w:p>
         </w:tc>
@@ -40514,7 +41128,7 @@
                 <w:sz w:val="19"/>
                 <w:szCs w:val="19"/>
               </w:rPr>
-              <w:t xml:space="preserve">130</w:t>
+              <w:t>130</w:t>
             </w:r>
           </w:p>
         </w:tc>
@@ -40551,7 +41165,7 @@
                 <w:sz w:val="19"/>
                 <w:szCs w:val="19"/>
               </w:rPr>
-              <w:t xml:space="preserve">9</w:t>
+              <w:t>9</w:t>
             </w:r>
           </w:p>
         </w:tc>
@@ -40582,7 +41196,7 @@
                 <w:sz w:val="17"/>
                 <w:szCs w:val="17"/>
               </w:rPr>
-              <w:t xml:space="preserve">diastolic</w:t>
+              <w:t>diastolic</w:t>
             </w:r>
           </w:p>
         </w:tc>
@@ -40612,7 +41226,7 @@
                 <w:sz w:val="19"/>
                 <w:szCs w:val="19"/>
               </w:rPr>
-              <w:t xml:space="preserve">mmHg (40 to 130, lower than systolic)</w:t>
+              <w:t>mmHg (40 to 130, lower than systolic)</w:t>
             </w:r>
           </w:p>
         </w:tc>
@@ -40643,7 +41257,7 @@
                 <w:sz w:val="19"/>
                 <w:szCs w:val="19"/>
               </w:rPr>
-              <w:t xml:space="preserve">85</w:t>
+              <w:t>85</w:t>
             </w:r>
           </w:p>
         </w:tc>
@@ -40680,7 +41294,7 @@
                 <w:sz w:val="19"/>
                 <w:szCs w:val="19"/>
               </w:rPr>
-              <w:t xml:space="preserve">10</w:t>
+              <w:t>10</w:t>
             </w:r>
           </w:p>
         </w:tc>
@@ -40711,7 +41325,7 @@
                 <w:sz w:val="17"/>
                 <w:szCs w:val="17"/>
               </w:rPr>
-              <w:t xml:space="preserve">heart_rate</w:t>
+              <w:t>heart_rate</w:t>
             </w:r>
           </w:p>
         </w:tc>
@@ -40741,7 +41355,7 @@
                 <w:sz w:val="19"/>
                 <w:szCs w:val="19"/>
               </w:rPr>
-              <w:t xml:space="preserve">beats per minute (40 to 200)</w:t>
+              <w:t>beats per minute (40 to 200)</w:t>
             </w:r>
           </w:p>
         </w:tc>
@@ -40772,7 +41386,7 @@
                 <w:sz w:val="19"/>
                 <w:szCs w:val="19"/>
               </w:rPr>
-              <w:t xml:space="preserve">88</w:t>
+              <w:t>88</w:t>
             </w:r>
           </w:p>
         </w:tc>
@@ -40809,7 +41423,7 @@
                 <w:sz w:val="19"/>
                 <w:szCs w:val="19"/>
               </w:rPr>
-              <w:t xml:space="preserve">11</w:t>
+              <w:t>11</w:t>
             </w:r>
           </w:p>
         </w:tc>
@@ -40840,7 +41454,7 @@
                 <w:sz w:val="17"/>
                 <w:szCs w:val="17"/>
               </w:rPr>
-              <w:t xml:space="preserve">daily_steps</w:t>
+              <w:t>daily_steps</w:t>
             </w:r>
           </w:p>
         </w:tc>
@@ -40870,7 +41484,7 @@
                 <w:sz w:val="19"/>
                 <w:szCs w:val="19"/>
               </w:rPr>
-              <w:t xml:space="preserve">0 = Less than 4,999, 1 = 5,000-7,999, 2 = 8,000-11,999, 3 = 12,000-15,999, 4 = More than 16,000</w:t>
+              <w:t>0 = Less than 4,999, 1 = 5,000-7,999, 2 = 8,000-11,999, 3 = 12,000-15,999, 4 = More than 16,000</w:t>
             </w:r>
           </w:p>
         </w:tc>
@@ -40901,7 +41515,7 @@
                 <w:sz w:val="19"/>
                 <w:szCs w:val="19"/>
               </w:rPr>
-              <w:t xml:space="preserve">0</w:t>
+              <w:t>0</w:t>
             </w:r>
           </w:p>
         </w:tc>
@@ -40938,7 +41552,7 @@
           <w:b/>
           <w:bCs/>
         </w:rPr>
-        <w:t xml:space="preserve">Step 2:</w:t>
+        <w:t>Step 2:</w:t>
       </w:r>
       <w:r>
         <w:t xml:space="preserve"> Expand POST /predict and click “Try it out”. A valid example request is already filled in; change any answer if you like (Figure 39 uses a student who sleeps 8 hours or more with good quality) and click “Execute”.</w:t>
@@ -40954,7 +41568,7 @@
           <w:b/>
           <w:bCs/>
         </w:rPr>
-        <w:t xml:space="preserve">Step 3:</w:t>
+        <w:t>Step 3:</w:t>
       </w:r>
       <w:r>
         <w:t xml:space="preserve"> Read the server response below the request: code 200 and a JSON body with the prediction. An invalid answer (for example, sleep quality = “Terrible”, or a blood pressure of 80/120) returns code 422 with a message that names the wrong field.</w:t>
@@ -40970,7 +41584,7 @@
           <w:b/>
           <w:bCs/>
         </w:rPr>
-        <w:t xml:space="preserve">Step 4:</w:t>
+        <w:t>Step 4:</w:t>
       </w:r>
       <w:r>
         <w:t xml:space="preserve"> To demonstrate the numbers-only format, expand POST /predict-features, click “Try it out” and “Execute”: the pre-filled example sends three students as rows of codes (Figure 40).</w:t>
@@ -40992,6 +41606,71 @@
             <wp:extent cx="5486400" cy="2777490"/>
             <wp:effectExtent l="0" t="0" r="0" b="0"/>
             <wp:docPr id="5001" name="screenshot5001"/>
+            <wp:cNvGraphicFramePr>
+              <a:graphicFrameLocks xmlns:a="http://schemas.openxmlformats.org/drawingml/2006/main" noChangeAspect="1"/>
+            </wp:cNvGraphicFramePr>
+            <a:graphic xmlns:a="http://schemas.openxmlformats.org/drawingml/2006/main">
+              <a:graphicData uri="http://schemas.openxmlformats.org/drawingml/2006/picture">
+                <pic:pic xmlns:pic="http://schemas.openxmlformats.org/drawingml/2006/picture">
+                  <pic:nvPicPr>
+                    <pic:cNvPr id="0" name=""/>
+                    <pic:cNvPicPr>
+                      <a:picLocks noChangeAspect="1" noChangeArrowheads="1"/>
+                    </pic:cNvPicPr>
+                  </pic:nvPicPr>
+                  <pic:blipFill>
+                    <a:blip r:embed="rId44"/>
+                    <a:srcRect/>
+                    <a:stretch>
+                      <a:fillRect/>
+                    </a:stretch>
+                  </pic:blipFill>
+                  <pic:spPr bwMode="auto">
+                    <a:xfrm>
+                      <a:off x="0" y="0"/>
+                      <a:ext cx="5486400" cy="2777490"/>
+                    </a:xfrm>
+                    <a:prstGeom prst="rect">
+                      <a:avLst/>
+                    </a:prstGeom>
+                  </pic:spPr>
+                </pic:pic>
+              </a:graphicData>
+            </a:graphic>
+          </wp:inline>
+        </w:drawing>
+      </w:r>
+    </w:p>
+    <w:p>
+      <w:pPr>
+        <w:spacing w:after="160"/>
+        <w:jc w:val="center"/>
+      </w:pPr>
+      <w:r>
+        <w:rPr>
+          <w:b/>
+          <w:bCs/>
+          <w:sz w:val="20"/>
+          <w:szCs w:val="20"/>
+        </w:rPr>
+        <w:t>Figure 38. FastAPI Interactive Documentation (Swagger UI)</w:t>
+      </w:r>
+    </w:p>
+    <w:p>
+      <w:pPr>
+        <w:keepNext/>
+        <w:spacing w:before="120" w:after="40"/>
+        <w:jc w:val="center"/>
+      </w:pPr>
+      <w:r>
+        <w:rPr>
+          <w:noProof/>
+        </w:rPr>
+        <w:drawing>
+          <wp:inline distT="0" distB="0" distL="0" distR="0" wp14:anchorId="73B002AE" wp14:editId="4263CD1D">
+            <wp:extent cx="5120640" cy="3634580"/>
+            <wp:effectExtent l="0" t="0" r="0" b="0"/>
+            <wp:docPr id="6002" name="figure6002"/>
             <wp:cNvGraphicFramePr>
               <a:graphicFrameLocks xmlns:a="http://schemas.openxmlformats.org/drawingml/2006/main" noChangeAspect="1"/>
             </wp:cNvGraphicFramePr>
@@ -41014,7 +41693,7 @@
                   <pic:spPr bwMode="auto">
                     <a:xfrm>
                       <a:off x="0" y="0"/>
-                      <a:ext cx="5486400" cy="2777490"/>
+                      <a:ext cx="5120640" cy="3634580"/>
                     </a:xfrm>
                     <a:prstGeom prst="rect">
                       <a:avLst/>
@@ -41039,7 +41718,16 @@
           <w:sz w:val="20"/>
           <w:szCs w:val="20"/>
         </w:rPr>
-        <w:t>Figure 38. FastAPI Interactive Documentation (Swagger UI)</w:t>
+        <w:t>Figure 39. Testing POST /predict in the Swagger UI (Request and Response)</w:t>
+      </w:r>
+    </w:p>
+    <w:p>
+      <w:pPr>
+        <w:spacing w:after="120" w:line="276" w:lineRule="auto"/>
+        <w:jc w:val="both"/>
+      </w:pPr>
+      <w:r>
+        <w:t>In Figure 39 the student sleeps 8 hours or more with good quality, so clinical_rule_applied is true. model_probabilities shows the model’s raw estimate (Insomnia 0.44, No Sleep Disorder 0.44, Sleep Apnea 0.12), probabilities shows the values after Insomnia is ruled out, and predicted_class is No Sleep Disorder with a confidence of 0.79. The probability of any disorder (0.21) is below both thresholds, so both screening flags are false and screening_advice is “Lower likelihood”.</w:t>
       </w:r>
     </w:p>
     <w:p>
@@ -41054,10 +41742,10 @@
         </w:rPr>
         <w:lastRenderedPageBreak/>
         <w:drawing>
-          <wp:inline distT="0" distB="0" distL="0" distR="0" wp14:anchorId="73B002AE" wp14:editId="4263CD1D">
-            <wp:extent cx="5120640" cy="3634580"/>
+          <wp:inline distT="0" distB="0" distL="0" distR="0" wp14:anchorId="3BB033CB" wp14:editId="71BFB5BB">
+            <wp:extent cx="5120640" cy="2969135"/>
             <wp:effectExtent l="0" t="0" r="0" b="0"/>
-            <wp:docPr id="6002" name="figure6002"/>
+            <wp:docPr id="7001" name="figure7001"/>
             <wp:cNvGraphicFramePr>
               <a:graphicFrameLocks xmlns:a="http://schemas.openxmlformats.org/drawingml/2006/main" noChangeAspect="1"/>
             </wp:cNvGraphicFramePr>
@@ -41080,80 +41768,6 @@
                   <pic:spPr bwMode="auto">
                     <a:xfrm>
                       <a:off x="0" y="0"/>
-                      <a:ext cx="5120640" cy="3634580"/>
-                    </a:xfrm>
-                    <a:prstGeom prst="rect">
-                      <a:avLst/>
-                    </a:prstGeom>
-                  </pic:spPr>
-                </pic:pic>
-              </a:graphicData>
-            </a:graphic>
-          </wp:inline>
-        </w:drawing>
-      </w:r>
-    </w:p>
-    <w:p>
-      <w:pPr>
-        <w:spacing w:after="160"/>
-        <w:jc w:val="center"/>
-      </w:pPr>
-      <w:r>
-        <w:rPr>
-          <w:b/>
-          <w:bCs/>
-          <w:sz w:val="20"/>
-          <w:szCs w:val="20"/>
-        </w:rPr>
-        <w:t>Figure 39. Testing POST /predict in the Swagger UI (Request and Response)</w:t>
-      </w:r>
-    </w:p>
-    <w:p>
-      <w:pPr>
-        <w:spacing w:after="120" w:line="276" w:lineRule="auto"/>
-        <w:jc w:val="both"/>
-      </w:pPr>
-      <w:r>
-        <w:t>In Figure 39 the student sleeps 8 hours or more with good quality, so clinical_rule_applied is true. model_probabilities shows the model’s raw estimate (Insomnia 0.44, No Sleep Disorder 0.44, Sleep Apnea 0.12), probabilities shows the values after Insomnia is ruled out, and predicted_class is No Sleep Disorder with a confidence of 0.79. The probability of any disorder (0.21) is below both thresholds, so both screening flags are false and screening_advice is “Lower likelihood”.</w:t>
-      </w:r>
-    </w:p>
-    <w:p>
-      <w:pPr>
-        <w:keepNext/>
-        <w:spacing w:before="120" w:after="40"/>
-        <w:jc w:val="center"/>
-      </w:pPr>
-      <w:r>
-        <w:rPr>
-          <w:noProof/>
-        </w:rPr>
-        <w:drawing>
-          <wp:inline distT="0" distB="0" distL="0" distR="0">
-            <wp:extent cx="5120640" cy="2969135"/>
-            <wp:effectExtent l="0" t="0" r="0" b="0"/>
-            <wp:docPr id="7001" name="figure7001"/>
-            <wp:cNvGraphicFramePr>
-              <a:graphicFrameLocks xmlns:a="http://schemas.openxmlformats.org/drawingml/2006/main" noChangeAspect="1"/>
-            </wp:cNvGraphicFramePr>
-            <a:graphic xmlns:a="http://schemas.openxmlformats.org/drawingml/2006/main">
-              <a:graphicData uri="http://schemas.openxmlformats.org/drawingml/2006/picture">
-                <pic:pic xmlns:pic="http://schemas.openxmlformats.org/drawingml/2006/picture">
-                  <pic:nvPicPr>
-                    <pic:cNvPr id="0" name=""/>
-                    <pic:cNvPicPr>
-                      <a:picLocks noChangeAspect="1" noChangeArrowheads="1"/>
-                    </pic:cNvPicPr>
-                  </pic:nvPicPr>
-                  <pic:blipFill>
-                    <a:blip r:embed="rIdDC44"/>
-                    <a:srcRect/>
-                    <a:stretch>
-                      <a:fillRect/>
-                    </a:stretch>
-                  </pic:blipFill>
-                  <pic:spPr bwMode="auto">
-                    <a:xfrm>
-                      <a:off x="0" y="0"/>
                       <a:ext cx="5120640" cy="2969135"/>
                     </a:xfrm>
                     <a:prstGeom prst="rect">
@@ -41179,7 +41793,7 @@
           <w:sz w:val="20"/>
           <w:szCs w:val="20"/>
         </w:rPr>
-        <w:t xml:space="preserve">Figure 40. Testing POST /predict-features in the Swagger UI (Numeric Codes)</w:t>
+        <w:t>Figure 40. Testing POST /predict-features in the Swagger UI (Numeric Codes)</w:t>
       </w:r>
     </w:p>
     <w:p>
@@ -41188,7 +41802,7 @@
         <w:jc w:val="both"/>
       </w:pPr>
       <w:r>
-        <w:t xml:space="preserve">In Figure 40 the three rows are a student who sleeps less than 4 hours with very poor quality (reported as Sleep Apnea, confidence 0.56), a student who sleeps 6–7 hours with poor quality (Insomnia, 0.64) and the good sleeper of Figure 39 (No Sleep Disorder, 0.79). Each result gives the most likely pattern, its confidence and the screening advice.</w:t>
+        <w:t>In Figure 40 the three rows are a student who sleeps less than 4 hours with very poor quality (reported as Sleep Apnea, confidence 0.56), a student who sleeps 6–7 hours with poor quality (Insomnia, 0.64) and the good sleeper of Figure 39 (No Sleep Disorder, 0.79). Each result gives the most likely pattern, its confidence and the screening advice.</w:t>
       </w:r>
     </w:p>
     <w:p>
@@ -41228,7 +41842,6 @@
           <w:b/>
           <w:bCs/>
         </w:rPr>
-        <w:lastRenderedPageBreak/>
         <w:t>Step 1:</w:t>
       </w:r>
       <w:r>
@@ -41261,6 +41874,7 @@
           <w:b/>
           <w:bCs/>
         </w:rPr>
+        <w:lastRenderedPageBreak/>
         <w:t>Step 3:</w:t>
       </w:r>
       <w:r>
@@ -41472,8 +42086,11 @@
         <w:jc w:val="both"/>
       </w:pPr>
       <w:r>
+        <w:t xml:space="preserve">Feature analysis showed that age and sleep duration were the only individually significant predictors, that most errors occur between Insomnia and Sleep Apnea, and that no small subset </w:t>
+      </w:r>
+      <w:r>
         <w:lastRenderedPageBreak/>
-        <w:t>Feature analysis showed that age and sleep duration were the only individually significant predictors, that most errors occur between Insomnia and Sleep Apnea, and that no small subset of top-ranked features suffices. A clinically grounded feature set without academic level and department performed at least as well as all features and was deployed. Two screening thresholds were provided so that sensitivity can be prioritized, in line with how clinical screening tools work. Two decision rules were added to the deployed service: ties are reported as a disorder, and Insomnia is ruled out for students who sleep 8 hours or more with good or excellent quality, which keeps the output clinically coherent at a reported cost in agreement with the survey labels. The modest scores reflect weak signal in self-reported data lacking core clinical items, not an implementation fault.</w:t>
+        <w:t>of top-ranked features suffices. A clinically grounded feature set without academic level and department performed at least as well as all features and was deployed. Two screening thresholds were provided so that sensitivity can be prioritized, in line with how clinical screening tools work. Two decision rules were added to the deployed service: ties are reported as a disorder, and Insomnia is ruled out for students who sleep 8 hours or more with good or excellent quality, which keeps the output clinically coherent at a reported cost in agreement with the survey labels. The modest scores reflect weak signal in self-reported data lacking core clinical items, not an implementation fault.</w:t>
       </w:r>
     </w:p>
     <w:p>
